--- a/курсовая_тп.docx
+++ b/курсовая_тп.docx
@@ -181,7 +181,23 @@
           <w:sz w:val="28"/>
           <w:szCs w:val="28"/>
         </w:rPr>
-        <w:t>Создание мобильного приложения для дистанционного взаимодействия пациента и врача</w:t>
+        <w:t xml:space="preserve">Создание </w:t>
+      </w:r>
+      <w:r>
+        <w:rPr>
+          <w:iCs/>
+          <w:sz w:val="28"/>
+          <w:szCs w:val="28"/>
+        </w:rPr>
+        <w:t>веб-</w:t>
+      </w:r>
+      <w:r>
+        <w:rPr>
+          <w:iCs/>
+          <w:sz w:val="28"/>
+          <w:szCs w:val="28"/>
+        </w:rPr>
+        <w:t>приложения для дистанционного взаимодействия пациента и врача</w:t>
       </w:r>
     </w:p>
     <w:p>
@@ -340,8 +356,18 @@
           <w:sz w:val="28"/>
           <w:szCs w:val="28"/>
         </w:rPr>
-        <w:t>кафедрой      ______________ д.ф</w:t>
-      </w:r>
+        <w:t xml:space="preserve">кафедрой      ______________ </w:t>
+      </w:r>
+      <w:proofErr w:type="spellStart"/>
+      <w:r>
+        <w:rPr>
+          <w:rFonts w:ascii="Times New Roman" w:hAnsi="Times New Roman" w:cs="Times New Roman"/>
+          <w:sz w:val="28"/>
+          <w:szCs w:val="28"/>
+        </w:rPr>
+        <w:t>д.ф</w:t>
+      </w:r>
+      <w:proofErr w:type="spellEnd"/>
       <w:r>
         <w:rPr>
           <w:rFonts w:ascii="Times New Roman" w:hAnsi="Times New Roman" w:cs="Times New Roman"/>
@@ -488,40 +514,21 @@
       </w:pPr>
       <w:bookmarkStart w:id="0" w:name="_Toc224983060"/>
       <w:bookmarkStart w:id="1" w:name="_Toc225363056"/>
+      <w:bookmarkStart w:id="2" w:name="_Toc227598866"/>
       <w:r>
         <w:lastRenderedPageBreak/>
         <w:t>СОДЕРЖАНИЕ</w:t>
       </w:r>
       <w:bookmarkEnd w:id="0"/>
       <w:bookmarkEnd w:id="1"/>
+      <w:bookmarkEnd w:id="2"/>
     </w:p>
     <w:p>
       <w:pPr>
         <w:pStyle w:val="af4"/>
-        <w:rPr>
-          <w:rFonts w:eastAsiaTheme="minorEastAsia"/>
-          <w:noProof/>
-        </w:rPr>
-      </w:pPr>
-      <w:r>
-        <w:rPr>
-          <w:rFonts w:eastAsiaTheme="minorHAnsi" w:cstheme="minorBidi"/>
-          <w:szCs w:val="22"/>
-          <w:lang w:eastAsia="en-US"/>
-        </w:rPr>
-        <w:fldChar w:fldCharType="begin"/>
-      </w:r>
-      <w:r>
-        <w:instrText xml:space="preserve"> TOC \h \z \t "Пунктик;3;Главы;1;Параграфы;2;Введение;1" </w:instrText>
-      </w:r>
-      <w:r>
-        <w:rPr>
-          <w:rFonts w:eastAsiaTheme="minorHAnsi" w:cstheme="minorBidi"/>
-          <w:szCs w:val="22"/>
-          <w:lang w:eastAsia="en-US"/>
-        </w:rPr>
-        <w:fldChar w:fldCharType="separate"/>
-      </w:r>
+      </w:pPr>
+      <w:bookmarkStart w:id="3" w:name="_GoBack"/>
+      <w:bookmarkEnd w:id="3"/>
     </w:p>
     <w:p>
       <w:pPr>
@@ -534,7 +541,16 @@
           <w:lang w:eastAsia="ru-RU"/>
         </w:rPr>
       </w:pPr>
-      <w:hyperlink w:anchor="_Toc225363057" w:history="1">
+      <w:r>
+        <w:fldChar w:fldCharType="begin"/>
+      </w:r>
+      <w:r>
+        <w:instrText xml:space="preserve"> TOC \h \z \t "Пунктик;3;Главы;1;Параграфы;2;Введение;1" </w:instrText>
+      </w:r>
+      <w:r>
+        <w:fldChar w:fldCharType="separate"/>
+      </w:r>
+      <w:hyperlink w:anchor="_Toc227598867" w:history="1">
         <w:r>
           <w:rPr>
             <w:rStyle w:val="afd"/>
@@ -573,7 +589,7 @@
             <w:sz w:val="28"/>
             <w:szCs w:val="28"/>
           </w:rPr>
-          <w:instrText xml:space="preserve"> PAGEREF _Toc225363057 \h </w:instrText>
+          <w:instrText xml:space="preserve"> PAGEREF _Toc227598867 \h </w:instrText>
         </w:r>
         <w:r>
           <w:rPr>
@@ -627,7 +643,7 @@
           <w:lang w:eastAsia="ru-RU"/>
         </w:rPr>
       </w:pPr>
-      <w:hyperlink w:anchor="_Toc225363058" w:history="1">
+      <w:hyperlink w:anchor="_Toc227598868" w:history="1">
         <w:r>
           <w:rPr>
             <w:rStyle w:val="afd"/>
@@ -686,7 +702,7 @@
             <w:sz w:val="28"/>
             <w:szCs w:val="28"/>
           </w:rPr>
-          <w:instrText xml:space="preserve"> PAGEREF _Toc225363058 \h </w:instrText>
+          <w:instrText xml:space="preserve"> PAGEREF _Toc227598868 \h </w:instrText>
         </w:r>
         <w:r>
           <w:rPr>
@@ -745,7 +761,7 @@
           <w:lang w:eastAsia="ru-RU"/>
         </w:rPr>
       </w:pPr>
-      <w:hyperlink w:anchor="_Toc225363059" w:history="1">
+      <w:hyperlink w:anchor="_Toc227598869" w:history="1">
         <w:r>
           <w:rPr>
             <w:rStyle w:val="afd"/>
@@ -804,7 +820,7 @@
             <w:sz w:val="28"/>
             <w:szCs w:val="28"/>
           </w:rPr>
-          <w:instrText xml:space="preserve"> PAGEREF _Toc225363059 \h </w:instrText>
+          <w:instrText xml:space="preserve"> PAGEREF _Toc227598869 \h </w:instrText>
         </w:r>
         <w:r>
           <w:rPr>
@@ -863,7 +879,7 @@
           <w:lang w:eastAsia="ru-RU"/>
         </w:rPr>
       </w:pPr>
-      <w:hyperlink w:anchor="_Toc225363060" w:history="1">
+      <w:hyperlink w:anchor="_Toc227598870" w:history="1">
         <w:r>
           <w:rPr>
             <w:rStyle w:val="afd"/>
@@ -922,7 +938,7 @@
             <w:sz w:val="28"/>
             <w:szCs w:val="28"/>
           </w:rPr>
-          <w:instrText xml:space="preserve"> PAGEREF _Toc225363060 \h </w:instrText>
+          <w:instrText xml:space="preserve"> PAGEREF _Toc227598870 \h </w:instrText>
         </w:r>
         <w:r>
           <w:rPr>
@@ -951,7 +967,7 @@
             <w:sz w:val="28"/>
             <w:szCs w:val="28"/>
           </w:rPr>
-          <w:t>6</w:t>
+          <w:t>5</w:t>
         </w:r>
         <w:r>
           <w:rPr>
@@ -981,7 +997,7 @@
           <w:lang w:eastAsia="ru-RU"/>
         </w:rPr>
       </w:pPr>
-      <w:hyperlink w:anchor="_Toc225363061" w:history="1">
+      <w:hyperlink w:anchor="_Toc227598871" w:history="1">
         <w:r>
           <w:rPr>
             <w:rStyle w:val="afd"/>
@@ -1040,7 +1056,7 @@
             <w:sz w:val="28"/>
             <w:szCs w:val="28"/>
           </w:rPr>
-          <w:instrText xml:space="preserve"> PAGEREF _Toc225363061 \h </w:instrText>
+          <w:instrText xml:space="preserve"> PAGEREF _Toc227598871 \h </w:instrText>
         </w:r>
         <w:r>
           <w:rPr>
@@ -1069,7 +1085,7 @@
             <w:sz w:val="28"/>
             <w:szCs w:val="28"/>
           </w:rPr>
-          <w:t>6</w:t>
+          <w:t>5</w:t>
         </w:r>
         <w:r>
           <w:rPr>
@@ -1099,7 +1115,7 @@
           <w:lang w:eastAsia="ru-RU"/>
         </w:rPr>
       </w:pPr>
-      <w:hyperlink w:anchor="_Toc225363062" w:history="1">
+      <w:hyperlink w:anchor="_Toc227598872" w:history="1">
         <w:r>
           <w:rPr>
             <w:rStyle w:val="afd"/>
@@ -1158,7 +1174,7 @@
             <w:sz w:val="28"/>
             <w:szCs w:val="28"/>
           </w:rPr>
-          <w:instrText xml:space="preserve"> PAGEREF _Toc225363062 \h </w:instrText>
+          <w:instrText xml:space="preserve"> PAGEREF _Toc227598872 \h </w:instrText>
         </w:r>
         <w:r>
           <w:rPr>
@@ -1187,7 +1203,7 @@
             <w:sz w:val="28"/>
             <w:szCs w:val="28"/>
           </w:rPr>
-          <w:t>7</w:t>
+          <w:t>6</w:t>
         </w:r>
         <w:r>
           <w:rPr>
@@ -1217,7 +1233,7 @@
           <w:lang w:eastAsia="ru-RU"/>
         </w:rPr>
       </w:pPr>
-      <w:hyperlink w:anchor="_Toc225363063" w:history="1">
+      <w:hyperlink w:anchor="_Toc227598873" w:history="1">
         <w:r>
           <w:rPr>
             <w:rStyle w:val="afd"/>
@@ -1276,7 +1292,7 @@
             <w:sz w:val="28"/>
             <w:szCs w:val="28"/>
           </w:rPr>
-          <w:instrText xml:space="preserve"> PAGEREF _Toc225363063 \h </w:instrText>
+          <w:instrText xml:space="preserve"> PAGEREF _Toc227598873 \h </w:instrText>
         </w:r>
         <w:r>
           <w:rPr>
@@ -1318,8 +1334,6 @@
           <w:fldChar w:fldCharType="end"/>
         </w:r>
       </w:hyperlink>
-      <w:bookmarkStart w:id="2" w:name="_GoBack"/>
-      <w:bookmarkEnd w:id="2"/>
     </w:p>
     <w:p>
       <w:pPr>
@@ -1337,7 +1351,7 @@
           <w:lang w:eastAsia="ru-RU"/>
         </w:rPr>
       </w:pPr>
-      <w:hyperlink w:anchor="_Toc225363064" w:history="1">
+      <w:hyperlink w:anchor="_Toc227598874" w:history="1">
         <w:r>
           <w:rPr>
             <w:rStyle w:val="afd"/>
@@ -1396,7 +1410,7 @@
             <w:sz w:val="28"/>
             <w:szCs w:val="28"/>
           </w:rPr>
-          <w:instrText xml:space="preserve"> PAGEREF _Toc225363064 \h </w:instrText>
+          <w:instrText xml:space="preserve"> PAGEREF _Toc227598874 \h </w:instrText>
         </w:r>
         <w:r>
           <w:rPr>
@@ -1455,7 +1469,7 @@
           <w:lang w:eastAsia="ru-RU"/>
         </w:rPr>
       </w:pPr>
-      <w:hyperlink w:anchor="_Toc225363065" w:history="1">
+      <w:hyperlink w:anchor="_Toc227598875" w:history="1">
         <w:r>
           <w:rPr>
             <w:rStyle w:val="afd"/>
@@ -1514,7 +1528,7 @@
             <w:sz w:val="28"/>
             <w:szCs w:val="28"/>
           </w:rPr>
-          <w:instrText xml:space="preserve"> PAGEREF _Toc225363065 \h </w:instrText>
+          <w:instrText xml:space="preserve"> PAGEREF _Toc227598875 \h </w:instrText>
         </w:r>
         <w:r>
           <w:rPr>
@@ -1568,7 +1582,7 @@
           <w:lang w:eastAsia="ru-RU"/>
         </w:rPr>
       </w:pPr>
-      <w:hyperlink w:anchor="_Toc225363066" w:history="1">
+      <w:hyperlink w:anchor="_Toc227598876" w:history="1">
         <w:r>
           <w:rPr>
             <w:rStyle w:val="afd"/>
@@ -1627,7 +1641,7 @@
             <w:sz w:val="28"/>
             <w:szCs w:val="28"/>
           </w:rPr>
-          <w:instrText xml:space="preserve"> PAGEREF _Toc225363066 \h </w:instrText>
+          <w:instrText xml:space="preserve"> PAGEREF _Toc227598876 \h </w:instrText>
         </w:r>
         <w:r>
           <w:rPr>
@@ -1686,7 +1700,7 @@
           <w:lang w:eastAsia="ru-RU"/>
         </w:rPr>
       </w:pPr>
-      <w:hyperlink w:anchor="_Toc225363067" w:history="1">
+      <w:hyperlink w:anchor="_Toc227598877" w:history="1">
         <w:r>
           <w:rPr>
             <w:rStyle w:val="afd"/>
@@ -1745,7 +1759,7 @@
             <w:sz w:val="28"/>
             <w:szCs w:val="28"/>
           </w:rPr>
-          <w:instrText xml:space="preserve"> PAGEREF _Toc225363067 \h </w:instrText>
+          <w:instrText xml:space="preserve"> PAGEREF _Toc227598877 \h </w:instrText>
         </w:r>
         <w:r>
           <w:rPr>
@@ -1804,7 +1818,7 @@
           <w:lang w:eastAsia="ru-RU"/>
         </w:rPr>
       </w:pPr>
-      <w:hyperlink w:anchor="_Toc225363068" w:history="1">
+      <w:hyperlink w:anchor="_Toc227598878" w:history="1">
         <w:r>
           <w:rPr>
             <w:rStyle w:val="afd"/>
@@ -1863,7 +1877,7 @@
             <w:sz w:val="28"/>
             <w:szCs w:val="28"/>
           </w:rPr>
-          <w:instrText xml:space="preserve"> PAGEREF _Toc225363068 \h </w:instrText>
+          <w:instrText xml:space="preserve"> PAGEREF _Toc227598878 \h </w:instrText>
         </w:r>
         <w:r>
           <w:rPr>
@@ -1922,7 +1936,7 @@
           <w:lang w:eastAsia="ru-RU"/>
         </w:rPr>
       </w:pPr>
-      <w:hyperlink w:anchor="_Toc225363069" w:history="1">
+      <w:hyperlink w:anchor="_Toc227598879" w:history="1">
         <w:r>
           <w:rPr>
             <w:rStyle w:val="afd"/>
@@ -1981,7 +1995,7 @@
             <w:sz w:val="28"/>
             <w:szCs w:val="28"/>
           </w:rPr>
-          <w:instrText xml:space="preserve"> PAGEREF _Toc225363069 \h </w:instrText>
+          <w:instrText xml:space="preserve"> PAGEREF _Toc227598879 \h </w:instrText>
         </w:r>
         <w:r>
           <w:rPr>
@@ -2010,7 +2024,7 @@
             <w:sz w:val="28"/>
             <w:szCs w:val="28"/>
           </w:rPr>
-          <w:t>12</w:t>
+          <w:t>13</w:t>
         </w:r>
         <w:r>
           <w:rPr>
@@ -2026,6 +2040,489 @@
     </w:p>
     <w:p>
       <w:pPr>
+        <w:pStyle w:val="23"/>
+        <w:tabs>
+          <w:tab w:val="left" w:pos="880"/>
+          <w:tab w:val="right" w:leader="dot" w:pos="9345"/>
+        </w:tabs>
+        <w:spacing w:after="0" w:line="360" w:lineRule="auto"/>
+        <w:rPr>
+          <w:rFonts w:ascii="Times New Roman" w:eastAsiaTheme="minorEastAsia" w:hAnsi="Times New Roman" w:cs="Times New Roman"/>
+          <w:noProof/>
+          <w:sz w:val="28"/>
+          <w:szCs w:val="28"/>
+          <w:lang w:eastAsia="ru-RU"/>
+        </w:rPr>
+      </w:pPr>
+      <w:hyperlink w:anchor="_Toc227598880" w:history="1">
+        <w:r>
+          <w:rPr>
+            <w:rStyle w:val="afd"/>
+            <w:rFonts w:ascii="Times New Roman" w:hAnsi="Times New Roman" w:cs="Times New Roman"/>
+            <w:noProof/>
+            <w:sz w:val="28"/>
+            <w:szCs w:val="28"/>
+          </w:rPr>
+          <w:t>2.4</w:t>
+        </w:r>
+        <w:r>
+          <w:rPr>
+            <w:rFonts w:ascii="Times New Roman" w:eastAsiaTheme="minorEastAsia" w:hAnsi="Times New Roman" w:cs="Times New Roman"/>
+            <w:noProof/>
+            <w:sz w:val="28"/>
+            <w:szCs w:val="28"/>
+            <w:lang w:eastAsia="ru-RU"/>
+          </w:rPr>
+          <w:tab/>
+        </w:r>
+        <w:r>
+          <w:rPr>
+            <w:rStyle w:val="afd"/>
+            <w:rFonts w:ascii="Times New Roman" w:hAnsi="Times New Roman" w:cs="Times New Roman"/>
+            <w:noProof/>
+            <w:sz w:val="28"/>
+            <w:szCs w:val="28"/>
+          </w:rPr>
+          <w:t>Технологический стек</w:t>
+        </w:r>
+        <w:r>
+          <w:rPr>
+            <w:rFonts w:ascii="Times New Roman" w:hAnsi="Times New Roman" w:cs="Times New Roman"/>
+            <w:noProof/>
+            <w:webHidden/>
+            <w:sz w:val="28"/>
+            <w:szCs w:val="28"/>
+          </w:rPr>
+          <w:tab/>
+        </w:r>
+        <w:r>
+          <w:rPr>
+            <w:rFonts w:ascii="Times New Roman" w:hAnsi="Times New Roman" w:cs="Times New Roman"/>
+            <w:noProof/>
+            <w:webHidden/>
+            <w:sz w:val="28"/>
+            <w:szCs w:val="28"/>
+          </w:rPr>
+          <w:fldChar w:fldCharType="begin"/>
+        </w:r>
+        <w:r>
+          <w:rPr>
+            <w:rFonts w:ascii="Times New Roman" w:hAnsi="Times New Roman" w:cs="Times New Roman"/>
+            <w:noProof/>
+            <w:webHidden/>
+            <w:sz w:val="28"/>
+            <w:szCs w:val="28"/>
+          </w:rPr>
+          <w:instrText xml:space="preserve"> PAGEREF _Toc227598880 \h </w:instrText>
+        </w:r>
+        <w:r>
+          <w:rPr>
+            <w:rFonts w:ascii="Times New Roman" w:hAnsi="Times New Roman" w:cs="Times New Roman"/>
+            <w:noProof/>
+            <w:webHidden/>
+            <w:sz w:val="28"/>
+            <w:szCs w:val="28"/>
+          </w:rPr>
+        </w:r>
+        <w:r>
+          <w:rPr>
+            <w:rFonts w:ascii="Times New Roman" w:hAnsi="Times New Roman" w:cs="Times New Roman"/>
+            <w:noProof/>
+            <w:webHidden/>
+            <w:sz w:val="28"/>
+            <w:szCs w:val="28"/>
+          </w:rPr>
+          <w:fldChar w:fldCharType="separate"/>
+        </w:r>
+        <w:r>
+          <w:rPr>
+            <w:rFonts w:ascii="Times New Roman" w:hAnsi="Times New Roman" w:cs="Times New Roman"/>
+            <w:noProof/>
+            <w:webHidden/>
+            <w:sz w:val="28"/>
+            <w:szCs w:val="28"/>
+          </w:rPr>
+          <w:t>15</w:t>
+        </w:r>
+        <w:r>
+          <w:rPr>
+            <w:rFonts w:ascii="Times New Roman" w:hAnsi="Times New Roman" w:cs="Times New Roman"/>
+            <w:noProof/>
+            <w:webHidden/>
+            <w:sz w:val="28"/>
+            <w:szCs w:val="28"/>
+          </w:rPr>
+          <w:fldChar w:fldCharType="end"/>
+        </w:r>
+      </w:hyperlink>
+    </w:p>
+    <w:p>
+      <w:pPr>
+        <w:pStyle w:val="23"/>
+        <w:tabs>
+          <w:tab w:val="left" w:pos="880"/>
+          <w:tab w:val="right" w:leader="dot" w:pos="9345"/>
+        </w:tabs>
+        <w:spacing w:after="0" w:line="360" w:lineRule="auto"/>
+        <w:rPr>
+          <w:rFonts w:ascii="Times New Roman" w:eastAsiaTheme="minorEastAsia" w:hAnsi="Times New Roman" w:cs="Times New Roman"/>
+          <w:noProof/>
+          <w:sz w:val="28"/>
+          <w:szCs w:val="28"/>
+          <w:lang w:eastAsia="ru-RU"/>
+        </w:rPr>
+      </w:pPr>
+      <w:hyperlink w:anchor="_Toc227598881" w:history="1">
+        <w:r>
+          <w:rPr>
+            <w:rStyle w:val="afd"/>
+            <w:rFonts w:ascii="Times New Roman" w:hAnsi="Times New Roman" w:cs="Times New Roman"/>
+            <w:noProof/>
+            <w:sz w:val="28"/>
+            <w:szCs w:val="28"/>
+          </w:rPr>
+          <w:t>2.5</w:t>
+        </w:r>
+        <w:r>
+          <w:rPr>
+            <w:rFonts w:ascii="Times New Roman" w:eastAsiaTheme="minorEastAsia" w:hAnsi="Times New Roman" w:cs="Times New Roman"/>
+            <w:noProof/>
+            <w:sz w:val="28"/>
+            <w:szCs w:val="28"/>
+            <w:lang w:eastAsia="ru-RU"/>
+          </w:rPr>
+          <w:tab/>
+        </w:r>
+        <w:r>
+          <w:rPr>
+            <w:rStyle w:val="afd"/>
+            <w:rFonts w:ascii="Times New Roman" w:hAnsi="Times New Roman" w:cs="Times New Roman"/>
+            <w:noProof/>
+            <w:sz w:val="28"/>
+            <w:szCs w:val="28"/>
+          </w:rPr>
+          <w:t>Проектирование базы данных</w:t>
+        </w:r>
+        <w:r>
+          <w:rPr>
+            <w:rFonts w:ascii="Times New Roman" w:hAnsi="Times New Roman" w:cs="Times New Roman"/>
+            <w:noProof/>
+            <w:webHidden/>
+            <w:sz w:val="28"/>
+            <w:szCs w:val="28"/>
+          </w:rPr>
+          <w:tab/>
+        </w:r>
+        <w:r>
+          <w:rPr>
+            <w:rFonts w:ascii="Times New Roman" w:hAnsi="Times New Roman" w:cs="Times New Roman"/>
+            <w:noProof/>
+            <w:webHidden/>
+            <w:sz w:val="28"/>
+            <w:szCs w:val="28"/>
+          </w:rPr>
+          <w:fldChar w:fldCharType="begin"/>
+        </w:r>
+        <w:r>
+          <w:rPr>
+            <w:rFonts w:ascii="Times New Roman" w:hAnsi="Times New Roman" w:cs="Times New Roman"/>
+            <w:noProof/>
+            <w:webHidden/>
+            <w:sz w:val="28"/>
+            <w:szCs w:val="28"/>
+          </w:rPr>
+          <w:instrText xml:space="preserve"> PAGEREF _Toc227598881 \h </w:instrText>
+        </w:r>
+        <w:r>
+          <w:rPr>
+            <w:rFonts w:ascii="Times New Roman" w:hAnsi="Times New Roman" w:cs="Times New Roman"/>
+            <w:noProof/>
+            <w:webHidden/>
+            <w:sz w:val="28"/>
+            <w:szCs w:val="28"/>
+          </w:rPr>
+        </w:r>
+        <w:r>
+          <w:rPr>
+            <w:rFonts w:ascii="Times New Roman" w:hAnsi="Times New Roman" w:cs="Times New Roman"/>
+            <w:noProof/>
+            <w:webHidden/>
+            <w:sz w:val="28"/>
+            <w:szCs w:val="28"/>
+          </w:rPr>
+          <w:fldChar w:fldCharType="separate"/>
+        </w:r>
+        <w:r>
+          <w:rPr>
+            <w:rFonts w:ascii="Times New Roman" w:hAnsi="Times New Roman" w:cs="Times New Roman"/>
+            <w:noProof/>
+            <w:webHidden/>
+            <w:sz w:val="28"/>
+            <w:szCs w:val="28"/>
+          </w:rPr>
+          <w:t>16</w:t>
+        </w:r>
+        <w:r>
+          <w:rPr>
+            <w:rFonts w:ascii="Times New Roman" w:hAnsi="Times New Roman" w:cs="Times New Roman"/>
+            <w:noProof/>
+            <w:webHidden/>
+            <w:sz w:val="28"/>
+            <w:szCs w:val="28"/>
+          </w:rPr>
+          <w:fldChar w:fldCharType="end"/>
+        </w:r>
+      </w:hyperlink>
+    </w:p>
+    <w:p>
+      <w:pPr>
+        <w:pStyle w:val="23"/>
+        <w:tabs>
+          <w:tab w:val="left" w:pos="880"/>
+          <w:tab w:val="right" w:leader="dot" w:pos="9345"/>
+        </w:tabs>
+        <w:spacing w:after="0" w:line="360" w:lineRule="auto"/>
+        <w:rPr>
+          <w:rFonts w:ascii="Times New Roman" w:eastAsiaTheme="minorEastAsia" w:hAnsi="Times New Roman" w:cs="Times New Roman"/>
+          <w:noProof/>
+          <w:sz w:val="28"/>
+          <w:szCs w:val="28"/>
+          <w:lang w:eastAsia="ru-RU"/>
+        </w:rPr>
+      </w:pPr>
+      <w:hyperlink w:anchor="_Toc227598882" w:history="1">
+        <w:r>
+          <w:rPr>
+            <w:rStyle w:val="afd"/>
+            <w:rFonts w:ascii="Times New Roman" w:hAnsi="Times New Roman" w:cs="Times New Roman"/>
+            <w:noProof/>
+            <w:sz w:val="28"/>
+            <w:szCs w:val="28"/>
+          </w:rPr>
+          <w:t>2.6</w:t>
+        </w:r>
+        <w:r>
+          <w:rPr>
+            <w:rFonts w:ascii="Times New Roman" w:eastAsiaTheme="minorEastAsia" w:hAnsi="Times New Roman" w:cs="Times New Roman"/>
+            <w:noProof/>
+            <w:sz w:val="28"/>
+            <w:szCs w:val="28"/>
+            <w:lang w:eastAsia="ru-RU"/>
+          </w:rPr>
+          <w:tab/>
+        </w:r>
+        <w:r>
+          <w:rPr>
+            <w:rStyle w:val="afd"/>
+            <w:rFonts w:ascii="Times New Roman" w:hAnsi="Times New Roman" w:cs="Times New Roman"/>
+            <w:noProof/>
+            <w:sz w:val="28"/>
+            <w:szCs w:val="28"/>
+          </w:rPr>
+          <w:t>Пользовательские сценарии</w:t>
+        </w:r>
+        <w:r>
+          <w:rPr>
+            <w:rFonts w:ascii="Times New Roman" w:hAnsi="Times New Roman" w:cs="Times New Roman"/>
+            <w:noProof/>
+            <w:webHidden/>
+            <w:sz w:val="28"/>
+            <w:szCs w:val="28"/>
+          </w:rPr>
+          <w:tab/>
+        </w:r>
+        <w:r>
+          <w:rPr>
+            <w:rFonts w:ascii="Times New Roman" w:hAnsi="Times New Roman" w:cs="Times New Roman"/>
+            <w:noProof/>
+            <w:webHidden/>
+            <w:sz w:val="28"/>
+            <w:szCs w:val="28"/>
+          </w:rPr>
+          <w:fldChar w:fldCharType="begin"/>
+        </w:r>
+        <w:r>
+          <w:rPr>
+            <w:rFonts w:ascii="Times New Roman" w:hAnsi="Times New Roman" w:cs="Times New Roman"/>
+            <w:noProof/>
+            <w:webHidden/>
+            <w:sz w:val="28"/>
+            <w:szCs w:val="28"/>
+          </w:rPr>
+          <w:instrText xml:space="preserve"> PAGEREF _Toc227598882 \h </w:instrText>
+        </w:r>
+        <w:r>
+          <w:rPr>
+            <w:rFonts w:ascii="Times New Roman" w:hAnsi="Times New Roman" w:cs="Times New Roman"/>
+            <w:noProof/>
+            <w:webHidden/>
+            <w:sz w:val="28"/>
+            <w:szCs w:val="28"/>
+          </w:rPr>
+        </w:r>
+        <w:r>
+          <w:rPr>
+            <w:rFonts w:ascii="Times New Roman" w:hAnsi="Times New Roman" w:cs="Times New Roman"/>
+            <w:noProof/>
+            <w:webHidden/>
+            <w:sz w:val="28"/>
+            <w:szCs w:val="28"/>
+          </w:rPr>
+          <w:fldChar w:fldCharType="separate"/>
+        </w:r>
+        <w:r>
+          <w:rPr>
+            <w:rFonts w:ascii="Times New Roman" w:hAnsi="Times New Roman" w:cs="Times New Roman"/>
+            <w:noProof/>
+            <w:webHidden/>
+            <w:sz w:val="28"/>
+            <w:szCs w:val="28"/>
+          </w:rPr>
+          <w:t>19</w:t>
+        </w:r>
+        <w:r>
+          <w:rPr>
+            <w:rFonts w:ascii="Times New Roman" w:hAnsi="Times New Roman" w:cs="Times New Roman"/>
+            <w:noProof/>
+            <w:webHidden/>
+            <w:sz w:val="28"/>
+            <w:szCs w:val="28"/>
+          </w:rPr>
+          <w:fldChar w:fldCharType="end"/>
+        </w:r>
+      </w:hyperlink>
+    </w:p>
+    <w:p>
+      <w:pPr>
+        <w:pStyle w:val="23"/>
+        <w:tabs>
+          <w:tab w:val="left" w:pos="880"/>
+          <w:tab w:val="right" w:leader="dot" w:pos="9345"/>
+        </w:tabs>
+        <w:spacing w:after="0" w:line="360" w:lineRule="auto"/>
+        <w:rPr>
+          <w:rFonts w:ascii="Times New Roman" w:eastAsiaTheme="minorEastAsia" w:hAnsi="Times New Roman" w:cs="Times New Roman"/>
+          <w:noProof/>
+          <w:sz w:val="28"/>
+          <w:szCs w:val="28"/>
+          <w:lang w:eastAsia="ru-RU"/>
+        </w:rPr>
+      </w:pPr>
+      <w:hyperlink w:anchor="_Toc227598883" w:history="1">
+        <w:r>
+          <w:rPr>
+            <w:rStyle w:val="afd"/>
+            <w:rFonts w:ascii="Times New Roman" w:hAnsi="Times New Roman" w:cs="Times New Roman"/>
+            <w:noProof/>
+            <w:sz w:val="28"/>
+            <w:szCs w:val="28"/>
+          </w:rPr>
+          <w:t>2.7</w:t>
+        </w:r>
+        <w:r>
+          <w:rPr>
+            <w:rFonts w:ascii="Times New Roman" w:eastAsiaTheme="minorEastAsia" w:hAnsi="Times New Roman" w:cs="Times New Roman"/>
+            <w:noProof/>
+            <w:sz w:val="28"/>
+            <w:szCs w:val="28"/>
+            <w:lang w:eastAsia="ru-RU"/>
+          </w:rPr>
+          <w:tab/>
+        </w:r>
+        <w:r>
+          <w:rPr>
+            <w:rStyle w:val="afd"/>
+            <w:rFonts w:ascii="Times New Roman" w:hAnsi="Times New Roman" w:cs="Times New Roman"/>
+            <w:noProof/>
+            <w:sz w:val="28"/>
+            <w:szCs w:val="28"/>
+          </w:rPr>
+          <w:t xml:space="preserve">Проектирование </w:t>
+        </w:r>
+        <w:r>
+          <w:rPr>
+            <w:rStyle w:val="afd"/>
+            <w:rFonts w:ascii="Times New Roman" w:hAnsi="Times New Roman" w:cs="Times New Roman"/>
+            <w:noProof/>
+            <w:sz w:val="28"/>
+            <w:szCs w:val="28"/>
+            <w:lang w:val="en-US"/>
+          </w:rPr>
+          <w:t>API</w:t>
+        </w:r>
+        <w:r>
+          <w:rPr>
+            <w:rFonts w:ascii="Times New Roman" w:hAnsi="Times New Roman" w:cs="Times New Roman"/>
+            <w:noProof/>
+            <w:webHidden/>
+            <w:sz w:val="28"/>
+            <w:szCs w:val="28"/>
+          </w:rPr>
+          <w:tab/>
+        </w:r>
+        <w:r>
+          <w:rPr>
+            <w:rFonts w:ascii="Times New Roman" w:hAnsi="Times New Roman" w:cs="Times New Roman"/>
+            <w:noProof/>
+            <w:webHidden/>
+            <w:sz w:val="28"/>
+            <w:szCs w:val="28"/>
+          </w:rPr>
+          <w:fldChar w:fldCharType="begin"/>
+        </w:r>
+        <w:r>
+          <w:rPr>
+            <w:rFonts w:ascii="Times New Roman" w:hAnsi="Times New Roman" w:cs="Times New Roman"/>
+            <w:noProof/>
+            <w:webHidden/>
+            <w:sz w:val="28"/>
+            <w:szCs w:val="28"/>
+          </w:rPr>
+          <w:instrText xml:space="preserve"> PAGEREF _Toc227598883 \h </w:instrText>
+        </w:r>
+        <w:r>
+          <w:rPr>
+            <w:rFonts w:ascii="Times New Roman" w:hAnsi="Times New Roman" w:cs="Times New Roman"/>
+            <w:noProof/>
+            <w:webHidden/>
+            <w:sz w:val="28"/>
+            <w:szCs w:val="28"/>
+          </w:rPr>
+        </w:r>
+        <w:r>
+          <w:rPr>
+            <w:rFonts w:ascii="Times New Roman" w:hAnsi="Times New Roman" w:cs="Times New Roman"/>
+            <w:noProof/>
+            <w:webHidden/>
+            <w:sz w:val="28"/>
+            <w:szCs w:val="28"/>
+          </w:rPr>
+          <w:fldChar w:fldCharType="separate"/>
+        </w:r>
+        <w:r>
+          <w:rPr>
+            <w:rFonts w:ascii="Times New Roman" w:hAnsi="Times New Roman" w:cs="Times New Roman"/>
+            <w:noProof/>
+            <w:webHidden/>
+            <w:sz w:val="28"/>
+            <w:szCs w:val="28"/>
+          </w:rPr>
+          <w:t>21</w:t>
+        </w:r>
+        <w:r>
+          <w:rPr>
+            <w:rFonts w:ascii="Times New Roman" w:hAnsi="Times New Roman" w:cs="Times New Roman"/>
+            <w:noProof/>
+            <w:webHidden/>
+            <w:sz w:val="28"/>
+            <w:szCs w:val="28"/>
+          </w:rPr>
+          <w:fldChar w:fldCharType="end"/>
+        </w:r>
+      </w:hyperlink>
+    </w:p>
+    <w:p>
+      <w:pPr>
         <w:pStyle w:val="af4"/>
       </w:pPr>
       <w:r>
@@ -2044,12 +2541,12 @@
       <w:pPr>
         <w:pStyle w:val="af3"/>
       </w:pPr>
-      <w:bookmarkStart w:id="3" w:name="_Toc225363057"/>
+      <w:bookmarkStart w:id="4" w:name="_Toc227598867"/>
       <w:r>
         <w:lastRenderedPageBreak/>
         <w:t>ВВЕДЕНИЕ</w:t>
       </w:r>
-      <w:bookmarkEnd w:id="3"/>
+      <w:bookmarkEnd w:id="4"/>
     </w:p>
     <w:p>
       <w:pPr>
@@ -2061,7 +2558,15 @@
         <w:pStyle w:val="af4"/>
       </w:pPr>
       <w:r>
-        <w:t>Современный этап развития общества характеризуется активным внедрением информационных технологий во все сферы жизни. Цифровизация здравоохранения является приоритетным направлением, позволяющим повысить качество и доступность медицинской помощи.</w:t>
+        <w:t xml:space="preserve">Современный этап развития общества характеризуется активным внедрением информационных технологий во все сферы жизни. </w:t>
+      </w:r>
+      <w:proofErr w:type="spellStart"/>
+      <w:r>
+        <w:t>Цифровизация</w:t>
+      </w:r>
+      <w:proofErr w:type="spellEnd"/>
+      <w:r>
+        <w:t xml:space="preserve"> здравоохранения является приоритетным направлением, позволяющим повысить качество и доступность медицинской помощи.</w:t>
       </w:r>
     </w:p>
     <w:p>
@@ -2190,22 +2695,22 @@
         <w:pStyle w:val="a1"/>
         <w:spacing w:line="360" w:lineRule="auto"/>
       </w:pPr>
-      <w:bookmarkStart w:id="4" w:name="_Toc225363058"/>
+      <w:bookmarkStart w:id="5" w:name="_Toc227598868"/>
       <w:r>
         <w:lastRenderedPageBreak/>
         <w:t>Анализ предметной области</w:t>
       </w:r>
-      <w:bookmarkEnd w:id="4"/>
+      <w:bookmarkEnd w:id="5"/>
     </w:p>
     <w:p>
       <w:pPr>
         <w:pStyle w:val="a2"/>
       </w:pPr>
-      <w:bookmarkStart w:id="5" w:name="_Toc225363059"/>
+      <w:bookmarkStart w:id="6" w:name="_Toc227598869"/>
       <w:r>
         <w:t>Концепция платформы</w:t>
       </w:r>
-      <w:bookmarkEnd w:id="5"/>
+      <w:bookmarkEnd w:id="6"/>
     </w:p>
     <w:p>
       <w:pPr>
@@ -2217,7 +2722,13 @@
         <w:pStyle w:val="af4"/>
       </w:pPr>
       <w:r>
-        <w:t>Разрабатываемая платформа представляет собой мобильное приложение для премиального сегмента, реализующее модель «личный врач как услуга». Платформа ориентирована на частные платные клиники, которые работают с состоятельной аудиторией и предоставляют медицинские услуги высокого уровня. Основная идея заключается в переходе от разовых консультаций к долгосрочному персональному ведению пациента конкретным врачом.</w:t>
+        <w:t xml:space="preserve">Разрабатываемая платформа представляет собой </w:t>
+      </w:r>
+      <w:r>
+        <w:t>веб-</w:t>
+      </w:r>
+      <w:r>
+        <w:t>приложение для премиального сегмента, реализующее модель «личный врач как услуга». Платформа ориентирована на частные платные клиники, которые работают с состоятельной аудиторией и предоставляют медицинские услуги высокого уровня. Основная идея заключается в переходе от разовых консультаций к долгосрочному персональному ведению пациента конкретным врачом.</w:t>
       </w:r>
     </w:p>
     <w:p>
@@ -2225,7 +2736,10 @@
         <w:pStyle w:val="af4"/>
       </w:pPr>
       <w:r>
-        <w:t>Ключевые принципы работы платформы: пациент оформляет ежемесячную или годовую подписку на конкретного врача, которая активируется после очного приема в клинике. Врач, в свою очередь, ведет ограниченное число пациентов, что позволяет уделять достаточно времени каждому и обеспечивать высокое качество обслуживания. Пациент получает неограниченный доступ к врачу в чате, возможность отправлять результаты анализов, задавать вопросы по лечению и получать персональные рекомендации.</w:t>
+        <w:t>Ключевые принципы работы платформы: пациент оформляет подписку на конкретного врача, которая активируется после очного приема в клинике. Врач, в свою очередь, ведет ограниченное число пациентов, что позволяет уделять достаточно времени каждому и обеспечивать высокое качество обслуживания. Пациент получает доступ к врачу в чате, возможность отправлять результаты анализ</w:t>
+      </w:r>
+      <w:r>
+        <w:t>ов и задавать вопросы по лечению.</w:t>
       </w:r>
     </w:p>
     <w:p>
@@ -2233,7 +2747,19 @@
         <w:pStyle w:val="af4"/>
       </w:pPr>
       <w:r>
-        <w:t>В системе выделены три роли пользователей. Пациент оформляет подписку, общается с врачом в чате, отправляет файлы, записывается на очный прием и просматривает историю взаимодействий. Врач ведет список закрепленных за ним пациентов, отвечает на сообщения, дает рекомендации и имеет доступ к истории переписки. Администратор клиники управляет учетными записями врачей, контролирует подписки пациентов и редактирует информацию о клинике.</w:t>
+        <w:t>В системе выделены три роли пользователей. Пациент оформляет подписку, общается с врачом в чате</w:t>
+      </w:r>
+      <w:r>
+        <w:t xml:space="preserve">. </w:t>
+      </w:r>
+      <w:r>
+        <w:t>Врач ведет список закрепленных за ним пациентов</w:t>
+      </w:r>
+      <w:r>
+        <w:t xml:space="preserve">. </w:t>
+      </w:r>
+      <w:r>
+        <w:t>Администратор клиники управляет учетными записями врачей, редактирует информацию о клинике.</w:t>
       </w:r>
     </w:p>
     <w:p>
@@ -2251,37 +2777,33 @@
     </w:p>
     <w:p>
       <w:pPr>
+        <w:pStyle w:val="a2"/>
+      </w:pPr>
+      <w:r>
+        <w:t xml:space="preserve"> </w:t>
+      </w:r>
+      <w:bookmarkStart w:id="7" w:name="_Toc227598870"/>
+      <w:r>
+        <w:t>Обзор аналогов</w:t>
+      </w:r>
+      <w:bookmarkEnd w:id="7"/>
+    </w:p>
+    <w:p>
+      <w:pPr>
         <w:pStyle w:val="af4"/>
       </w:pPr>
     </w:p>
     <w:p>
       <w:pPr>
-        <w:pStyle w:val="a2"/>
-      </w:pPr>
-      <w:r>
-        <w:lastRenderedPageBreak/>
-        <w:t xml:space="preserve"> </w:t>
-      </w:r>
-      <w:bookmarkStart w:id="6" w:name="_Toc225363060"/>
-      <w:r>
-        <w:t>Обзор аналогов</w:t>
-      </w:r>
-      <w:bookmarkEnd w:id="6"/>
-    </w:p>
-    <w:p>
-      <w:pPr>
-        <w:pStyle w:val="af4"/>
-      </w:pPr>
-    </w:p>
-    <w:p>
-      <w:pPr>
         <w:pStyle w:val="a3"/>
       </w:pPr>
-      <w:bookmarkStart w:id="7" w:name="_Toc225363061"/>
+      <w:bookmarkStart w:id="8" w:name="_Toc227598871"/>
+      <w:proofErr w:type="spellStart"/>
       <w:r>
         <w:t>SmartMed</w:t>
       </w:r>
-      <w:bookmarkEnd w:id="7"/>
+      <w:bookmarkEnd w:id="8"/>
+      <w:proofErr w:type="spellEnd"/>
     </w:p>
     <w:p>
       <w:pPr>
@@ -2295,12 +2817,14 @@
       <w:pPr>
         <w:pStyle w:val="af4"/>
       </w:pPr>
+      <w:proofErr w:type="spellStart"/>
       <w:r>
         <w:rPr>
           <w:lang w:val="en-US"/>
         </w:rPr>
         <w:t>SmartMed</w:t>
       </w:r>
+      <w:proofErr w:type="spellEnd"/>
       <w:r>
         <w:t xml:space="preserve"> </w:t>
       </w:r>
@@ -2317,7 +2841,11 @@
         <w:t xml:space="preserve">. Приложение позволяет записываться </w:t>
       </w:r>
       <w:r>
-        <w:t xml:space="preserve">на онлайн-консультации к врачам, </w:t>
+        <w:t>на онлайн-</w:t>
+      </w:r>
+      <w:r>
+        <w:lastRenderedPageBreak/>
+        <w:t xml:space="preserve">консультации к врачам, </w:t>
       </w:r>
       <w:r>
         <w:t>вести электронную медицинскую карту, вызывать врача на дом</w:t>
@@ -2425,6 +2953,11 @@
       <w:r>
         <w:t>.</w:t>
       </w:r>
+    </w:p>
+    <w:p>
+      <w:pPr>
+        <w:pStyle w:val="af4"/>
+      </w:pPr>
     </w:p>
     <w:p>
       <w:pPr>
@@ -2436,9 +2969,9 @@
           <w:lang w:eastAsia="ru-RU"/>
         </w:rPr>
         <w:drawing>
-          <wp:inline distT="0" distB="0" distL="0" distR="0" wp14:anchorId="1D4C3865" wp14:editId="101C42DA">
-            <wp:extent cx="2137144" cy="2241534"/>
-            <wp:effectExtent l="0" t="0" r="0" b="6985"/>
+          <wp:inline distT="0" distB="0" distL="0" distR="0" wp14:anchorId="6332BF00" wp14:editId="2CD642E9">
+            <wp:extent cx="2493797" cy="2615609"/>
+            <wp:effectExtent l="0" t="0" r="1905" b="0"/>
             <wp:docPr id="3" name="Рисунок 3" descr="Picture background"/>
             <wp:cNvGraphicFramePr>
               <a:graphicFrameLocks xmlns:a="http://schemas.openxmlformats.org/drawingml/2006/main" noChangeAspect="1"/>
@@ -2466,7 +2999,7 @@
                   <pic:spPr bwMode="auto">
                     <a:xfrm>
                       <a:off x="0" y="0"/>
-                      <a:ext cx="2172816" cy="2278948"/>
+                      <a:ext cx="2549774" cy="2674321"/>
                     </a:xfrm>
                     <a:prstGeom prst="rect">
                       <a:avLst/>
@@ -2498,12 +3031,14 @@
       <w:r>
         <w:t xml:space="preserve">Интерфейс приложения </w:t>
       </w:r>
+      <w:proofErr w:type="spellStart"/>
       <w:r>
         <w:rPr>
           <w:lang w:val="en-US"/>
         </w:rPr>
         <w:t>SmatrMed</w:t>
       </w:r>
+      <w:proofErr w:type="spellEnd"/>
     </w:p>
     <w:p>
       <w:pPr>
@@ -2517,30 +3052,38 @@
       <w:pPr>
         <w:pStyle w:val="a3"/>
       </w:pPr>
-      <w:bookmarkStart w:id="8" w:name="_Toc225363062"/>
+      <w:bookmarkStart w:id="9" w:name="_Toc227598872"/>
+      <w:r>
+        <w:t xml:space="preserve">Доктор Рядом </w:t>
+      </w:r>
+      <w:proofErr w:type="spellStart"/>
+      <w:r>
+        <w:t>Телемед</w:t>
+      </w:r>
+      <w:bookmarkEnd w:id="9"/>
+      <w:proofErr w:type="spellEnd"/>
+    </w:p>
+    <w:p>
+      <w:pPr>
+        <w:pStyle w:val="af4"/>
+      </w:pPr>
+    </w:p>
+    <w:p>
+      <w:pPr>
+        <w:pStyle w:val="af4"/>
+      </w:pPr>
+      <w:r>
+        <w:t>Сервис «Доктор Рядом» работает на рынке с 2017 года и стал одним из п</w:t>
+      </w:r>
+      <w:r>
+        <w:t>ионеров российской телемедицины</w:t>
+      </w:r>
+      <w:r>
+        <w:t xml:space="preserve">. Платформа предлагает круглосуточные </w:t>
+      </w:r>
       <w:r>
         <w:lastRenderedPageBreak/>
-        <w:t>Доктор Рядом Телемед</w:t>
-      </w:r>
-      <w:bookmarkEnd w:id="8"/>
-    </w:p>
-    <w:p>
-      <w:pPr>
-        <w:pStyle w:val="af4"/>
-      </w:pPr>
-    </w:p>
-    <w:p>
-      <w:pPr>
-        <w:pStyle w:val="af4"/>
-      </w:pPr>
-      <w:r>
-        <w:t>Сервис «Доктор Рядом» работает на рынке с 2017 года и стал одним из п</w:t>
-      </w:r>
-      <w:r>
-        <w:t>ионеров российской телемедицины</w:t>
-      </w:r>
-      <w:r>
-        <w:t>. Платформа предлагает круглосуточные консультации дежурных врачей и запись к узким специалистам по тел</w:t>
+        <w:t>консультации дежурных врачей и запись к узким специалистам по тел</w:t>
       </w:r>
       <w:r>
         <w:t>ефону, в чате или по видеосвязи</w:t>
@@ -2676,9 +3219,9 @@
           <w:lang w:eastAsia="ru-RU"/>
         </w:rPr>
         <w:drawing>
-          <wp:inline distT="0" distB="0" distL="0" distR="0" wp14:anchorId="273D559A" wp14:editId="7709B575">
-            <wp:extent cx="1306794" cy="2573079"/>
-            <wp:effectExtent l="0" t="0" r="8255" b="0"/>
+          <wp:inline distT="0" distB="0" distL="0" distR="0" wp14:anchorId="32D1AB4E" wp14:editId="30A58DD4">
+            <wp:extent cx="1786269" cy="3517167"/>
+            <wp:effectExtent l="0" t="0" r="4445" b="7620"/>
             <wp:docPr id="7" name="Рисунок 7"/>
             <wp:cNvGraphicFramePr>
               <a:graphicFrameLocks xmlns:a="http://schemas.openxmlformats.org/drawingml/2006/main" noChangeAspect="1"/>
@@ -2706,7 +3249,7 @@
                   <pic:spPr bwMode="auto">
                     <a:xfrm>
                       <a:off x="0" y="0"/>
-                      <a:ext cx="1368067" cy="2693726"/>
+                      <a:ext cx="1786269" cy="3517167"/>
                     </a:xfrm>
                     <a:prstGeom prst="rect">
                       <a:avLst/>
@@ -2736,8 +3279,13 @@
         <w:t xml:space="preserve">Интерфейс </w:t>
       </w:r>
       <w:r>
-        <w:t>Доктор Рядом Телемед</w:t>
-      </w:r>
+        <w:t xml:space="preserve">Доктор Рядом </w:t>
+      </w:r>
+      <w:proofErr w:type="spellStart"/>
+      <w:r>
+        <w:t>Телемед</w:t>
+      </w:r>
+      <w:proofErr w:type="spellEnd"/>
     </w:p>
     <w:p>
       <w:pPr>
@@ -2748,12 +3296,14 @@
       <w:pPr>
         <w:pStyle w:val="a3"/>
       </w:pPr>
-      <w:bookmarkStart w:id="9" w:name="_Toc225363063"/>
+      <w:bookmarkStart w:id="10" w:name="_Toc227598873"/>
+      <w:proofErr w:type="spellStart"/>
       <w:r>
         <w:lastRenderedPageBreak/>
         <w:t>Яндекс.Здоровье</w:t>
       </w:r>
-      <w:bookmarkEnd w:id="9"/>
+      <w:bookmarkEnd w:id="10"/>
+      <w:proofErr w:type="spellEnd"/>
     </w:p>
     <w:p>
       <w:pPr>
@@ -2764,8 +3314,13 @@
       <w:pPr>
         <w:pStyle w:val="af4"/>
       </w:pPr>
-      <w:r>
-        <w:t xml:space="preserve">Яндекс.Здоровье </w:t>
+      <w:proofErr w:type="spellStart"/>
+      <w:r>
+        <w:t>Яндекс.Здоровье</w:t>
+      </w:r>
+      <w:proofErr w:type="spellEnd"/>
+      <w:r>
+        <w:t xml:space="preserve"> </w:t>
       </w:r>
       <w:r>
         <w:t>–</w:t>
@@ -2885,9 +3440,9 @@
           <w:lang w:eastAsia="ru-RU"/>
         </w:rPr>
         <w:drawing>
-          <wp:inline distT="0" distB="0" distL="0" distR="0" wp14:anchorId="4A833267" wp14:editId="26317EA6">
-            <wp:extent cx="5141875" cy="2870791"/>
-            <wp:effectExtent l="0" t="0" r="1905" b="6350"/>
+          <wp:inline distT="0" distB="0" distL="0" distR="0" wp14:anchorId="5A3EC439" wp14:editId="34FAA01D">
+            <wp:extent cx="5018567" cy="2801946"/>
+            <wp:effectExtent l="0" t="0" r="0" b="0"/>
             <wp:docPr id="8" name="Рисунок 8" descr="Picture background"/>
             <wp:cNvGraphicFramePr>
               <a:graphicFrameLocks xmlns:a="http://schemas.openxmlformats.org/drawingml/2006/main" noChangeAspect="1"/>
@@ -2917,7 +3472,7 @@
                   <pic:spPr bwMode="auto">
                     <a:xfrm>
                       <a:off x="0" y="0"/>
-                      <a:ext cx="5310273" cy="2964810"/>
+                      <a:ext cx="5186837" cy="2895894"/>
                     </a:xfrm>
                     <a:prstGeom prst="rect">
                       <a:avLst/>
@@ -2939,8 +3494,13 @@
         <w:pStyle w:val="a8"/>
       </w:pPr>
       <w:r>
-        <w:t>Интерфейс Яндекс.Здоровье</w:t>
-      </w:r>
+        <w:t xml:space="preserve">Интерфейс </w:t>
+      </w:r>
+      <w:proofErr w:type="spellStart"/>
+      <w:r>
+        <w:t>Яндекс.Здоровье</w:t>
+      </w:r>
+      <w:proofErr w:type="spellEnd"/>
     </w:p>
     <w:p>
       <w:pPr>
@@ -2951,12 +3511,22 @@
       <w:pPr>
         <w:pStyle w:val="a3"/>
       </w:pPr>
-      <w:bookmarkStart w:id="10" w:name="_Toc225363064"/>
+      <w:bookmarkStart w:id="11" w:name="_Toc227598874"/>
+      <w:proofErr w:type="spellStart"/>
       <w:r>
         <w:lastRenderedPageBreak/>
-        <w:t>My Doc</w:t>
-      </w:r>
-      <w:bookmarkEnd w:id="10"/>
+        <w:t>My</w:t>
+      </w:r>
+      <w:proofErr w:type="spellEnd"/>
+      <w:r>
+        <w:t xml:space="preserve"> </w:t>
+      </w:r>
+      <w:proofErr w:type="spellStart"/>
+      <w:r>
+        <w:t>Doc</w:t>
+      </w:r>
+      <w:bookmarkEnd w:id="11"/>
+      <w:proofErr w:type="spellEnd"/>
     </w:p>
     <w:p>
       <w:pPr>
@@ -2968,7 +3538,23 @@
         <w:pStyle w:val="af4"/>
       </w:pPr>
       <w:r>
-        <w:t>Сервис My Doc предоставляет возможность консультаций по телефону, чату и видео, а также позволяет искать врачей не только по специализа</w:t>
+        <w:t xml:space="preserve">Сервис </w:t>
+      </w:r>
+      <w:proofErr w:type="spellStart"/>
+      <w:r>
+        <w:t>My</w:t>
+      </w:r>
+      <w:proofErr w:type="spellEnd"/>
+      <w:r>
+        <w:t xml:space="preserve"> </w:t>
+      </w:r>
+      <w:proofErr w:type="spellStart"/>
+      <w:r>
+        <w:t>Doc</w:t>
+      </w:r>
+      <w:proofErr w:type="spellEnd"/>
+      <w:r>
+        <w:t xml:space="preserve"> предоставляет возможность консультаций по телефону, чату и видео, а также позволяет искать врачей не только по специализа</w:t>
       </w:r>
       <w:r>
         <w:t>ции, но и по симптомам болезни.</w:t>
@@ -3079,7 +3665,7 @@
           <w:lang w:eastAsia="ru-RU"/>
         </w:rPr>
         <w:drawing>
-          <wp:inline distT="0" distB="0" distL="0" distR="0" wp14:anchorId="53D468FD" wp14:editId="16CCA514">
+          <wp:inline distT="0" distB="0" distL="0" distR="0" wp14:anchorId="0DDD5779" wp14:editId="7F7175C0">
             <wp:extent cx="1598469" cy="3040912"/>
             <wp:effectExtent l="0" t="0" r="1905" b="7620"/>
             <wp:docPr id="10" name="Рисунок 10"/>
@@ -3164,11 +3750,11 @@
         <w:lastRenderedPageBreak/>
         <w:t xml:space="preserve"> </w:t>
       </w:r>
-      <w:bookmarkStart w:id="11" w:name="_Toc225363065"/>
+      <w:bookmarkStart w:id="12" w:name="_Toc227598875"/>
       <w:r>
         <w:t>Монетизация</w:t>
       </w:r>
-      <w:bookmarkEnd w:id="11"/>
+      <w:bookmarkEnd w:id="12"/>
     </w:p>
     <w:p>
       <w:pPr>
@@ -3188,7 +3774,7 @@
         <w:pStyle w:val="af4"/>
       </w:pPr>
       <w:r>
-        <w:t>Медицинская клиника приобретает у разработчика лицензию на использование платформы. Лицензионный платеж может быть ежегодным или помесячным в зависимости от договоренностей. Размер платежа фиксирован и не зависит от количества пациентов, подключенных к системе, и от числа проведенных консультаций.</w:t>
+        <w:t>Медицинская клиника приобретает у разработчика лицензию на использование платформы. Размер платежа фиксирован и не зависит от количества пациентов, подключенных к системе, и от числа проведенных консультаций.</w:t>
       </w:r>
     </w:p>
     <w:p>
@@ -3196,7 +3782,7 @@
         <w:pStyle w:val="af4"/>
       </w:pPr>
       <w:r>
-        <w:t>Сама платформа для пациентов работает по модели «подписка на конкретного врача». Пациент оформляет подписку непосредственно в клинике после очного приема и получает неограниченный доступ к чату, возможность отправлять анализы и персональные рекомендации. Однако финансовые расчеты между клиникой, врачом и пациентом находятся вне зоны ответственности разработчика. Разработчик не участвует в этих транзакциях и не получает с них комиссию.</w:t>
+        <w:t>Сама платформа для пациентов работает по модели «подписка на конкретного врача». Пациент оформляет подписку непосредственно в клинике после очного приема и получает доступ к чату, возможность отправлять анализы и персональные рекомендации. Однако финансовые расчеты между клиникой, врачом и пациентом находятся вне зоны ответственности разработчика. Разработчик не участвует в этих транзакциях и не получает с них комиссию.</w:t>
       </w:r>
     </w:p>
     <w:p>
@@ -3217,7 +3803,6 @@
       <w:r>
         <w:t>Потенциальные риски модели связаны с необходимостью убедить клинику в ценности сервиса и готовностью оплачивать лицензию. Для минимизации этих рисков предусмотрена возможность демонстрационного периода для клиник, а также гибкая настройка тарифов в зависимости от размера клиники и количества врачей.</w:t>
       </w:r>
-      <w:bookmarkStart w:id="12" w:name="_Toc225363066"/>
       <w:r>
         <w:br w:type="page"/>
       </w:r>
@@ -3227,21 +3812,22 @@
         <w:pStyle w:val="a1"/>
         <w:spacing w:line="360" w:lineRule="auto"/>
       </w:pPr>
+      <w:bookmarkStart w:id="13" w:name="_Toc227598876"/>
       <w:r>
         <w:lastRenderedPageBreak/>
         <w:t>Проектирование платформы</w:t>
       </w:r>
-      <w:bookmarkEnd w:id="12"/>
+      <w:bookmarkEnd w:id="13"/>
     </w:p>
     <w:p>
       <w:pPr>
         <w:pStyle w:val="a2"/>
       </w:pPr>
-      <w:bookmarkStart w:id="13" w:name="_Toc225363067"/>
+      <w:bookmarkStart w:id="14" w:name="_Toc227598877"/>
       <w:r>
         <w:t>Функциональные требования</w:t>
       </w:r>
-      <w:bookmarkEnd w:id="13"/>
+      <w:bookmarkEnd w:id="14"/>
     </w:p>
     <w:p>
       <w:pPr>
@@ -3253,240 +3839,35 @@
         <w:pStyle w:val="af4"/>
       </w:pPr>
       <w:r>
-        <w:t>На основе анализа предметной области и существующих аналогов сформулированы следующие функциональные требования к разрабатываемой платформе.</w:t>
+        <w:t xml:space="preserve">На рисунке 5 представлена диаграмма прецедентов, отображающая основные сценарии взаимодействия </w:t>
+      </w:r>
+      <w:proofErr w:type="spellStart"/>
+      <w:r>
+        <w:t>акторов</w:t>
+      </w:r>
+      <w:proofErr w:type="spellEnd"/>
+      <w:r>
+        <w:t xml:space="preserve"> с системой. Выделены три роли пользователей: пациент, врач и администратор клиники.</w:t>
       </w:r>
     </w:p>
     <w:p>
       <w:pPr>
         <w:pStyle w:val="af4"/>
       </w:pPr>
-      <w:r>
-        <w:t xml:space="preserve">Регистрация и аутентификация пользователей осуществляется по </w:t>
-      </w:r>
-      <w:r>
-        <w:t>логину и паролю</w:t>
-      </w:r>
-      <w:r>
-        <w:t>.</w:t>
-      </w:r>
-      <w:r>
-        <w:t xml:space="preserve"> </w:t>
-      </w:r>
-      <w:r>
-        <w:t>Система поддерживает три роли пользователей: пациент, врач, администратор клиники. Доступ к функциям и данным разграничивается в зависимости от роли.</w:t>
-      </w:r>
-    </w:p>
-    <w:p>
-      <w:pPr>
-        <w:pStyle w:val="af4"/>
-      </w:pPr>
-      <w:r>
-        <w:t>Подписка на врача оформляется пациентом после очного приема. При посещении клиники пациент получает уникальный код, который активирует подписку в системе.</w:t>
-      </w:r>
-      <w:r>
-        <w:t xml:space="preserve"> </w:t>
-      </w:r>
-      <w:r>
-        <w:t>Пациент вводит полученный код в приложении при регистрации, что активирует подписку и привязывает его к врачу</w:t>
-      </w:r>
-      <w:r>
-        <w:t>.</w:t>
-      </w:r>
-      <w:r>
-        <w:t xml:space="preserve"> Доступ к чату между пациентом и врачом предоставляется только при наличии действующей подписки. При истечении срока подписки чат переводится в режим «только чтение».</w:t>
-      </w:r>
-    </w:p>
-    <w:p>
-      <w:pPr>
-        <w:pStyle w:val="af4"/>
-      </w:pPr>
-      <w:r>
-        <w:t>Пользователи могут обмениваться текстовыми сообщениями и файлами (изображения, документы PDF, результаты анализов). Файлы сохраняются в облачном хранилище с привязкой к диалогу.</w:t>
-      </w:r>
-      <w:r>
-        <w:t xml:space="preserve"> </w:t>
-      </w:r>
-      <w:r>
-        <w:t>Система сохраняет всю историю переписки и загруженных файлов с возможностью просмотра по датам и поиска.</w:t>
-      </w:r>
-    </w:p>
-    <w:p>
-      <w:pPr>
-        <w:pStyle w:val="af4"/>
-      </w:pPr>
-      <w:r>
-        <w:t>Пациент может записываться на очный прием к врачу или на сдачу анализов через чат с врачом.</w:t>
-      </w:r>
-    </w:p>
-    <w:p>
-      <w:pPr>
-        <w:pStyle w:val="af4"/>
-      </w:pPr>
-      <w:r>
-        <w:t>Врач получает список пациентов, закрепленных за ним по активным подпискам, с отображением основных данных.</w:t>
-      </w:r>
-      <w:r>
-        <w:t xml:space="preserve"> </w:t>
-      </w:r>
-      <w:r>
-        <w:t>Врач имеет доступ к истории переписки с каждым своим пациентом.</w:t>
-      </w:r>
-    </w:p>
-    <w:p>
-      <w:pPr>
-        <w:pStyle w:val="af4"/>
-      </w:pPr>
-      <w:r>
-        <w:t>Администратор клиники может управлять учетными записями врачей</w:t>
-      </w:r>
-      <w:r>
-        <w:t>,</w:t>
-      </w:r>
-      <w:r>
-        <w:t xml:space="preserve"> </w:t>
-      </w:r>
-      <w:r>
-        <w:t xml:space="preserve">подписками пациентов, </w:t>
-      </w:r>
-      <w:r>
-        <w:t>редактировать информацию о клинике (название, адрес, контакты, расписание, услуги).</w:t>
-      </w:r>
-    </w:p>
-    <w:p>
-      <w:pPr>
-        <w:pStyle w:val="af4"/>
-      </w:pPr>
-      <w:r>
-        <w:lastRenderedPageBreak/>
-        <w:t>Система отправляет push-уведомления о новых сообщениях, подтверждении записи и истечении срока подписки.</w:t>
-      </w:r>
-    </w:p>
-    <w:p>
-      <w:pPr>
-        <w:pStyle w:val="af4"/>
-      </w:pPr>
-    </w:p>
-    <w:p>
-      <w:pPr>
-        <w:pStyle w:val="a2"/>
-      </w:pPr>
-      <w:bookmarkStart w:id="14" w:name="_Toc225363068"/>
-      <w:r>
-        <w:t>Нефункциональные требования</w:t>
-      </w:r>
-      <w:bookmarkEnd w:id="14"/>
-    </w:p>
-    <w:p>
-      <w:pPr>
-        <w:pStyle w:val="af4"/>
-        <w:ind w:left="708" w:firstLine="1"/>
-      </w:pPr>
-    </w:p>
-    <w:p>
-      <w:pPr>
-        <w:pStyle w:val="af4"/>
-      </w:pPr>
-      <w:r>
-        <w:rPr>
-          <w:shd w:val="clear" w:color="auto" w:fill="FFFFFF"/>
-        </w:rPr>
-        <w:t>Помимо функциональных возможностей, важными аспектами являются нефункциональные требования, обеспечивающие стабильность и безопасность работы приложения.</w:t>
-      </w:r>
-    </w:p>
-    <w:p>
-      <w:pPr>
-        <w:pStyle w:val="a7"/>
-      </w:pPr>
-      <w:r>
-        <w:t>Безопасность: хранение паролей в хешированном виде, разграничение доступа по ролям.</w:t>
-      </w:r>
-    </w:p>
-    <w:p>
-      <w:pPr>
-        <w:pStyle w:val="a7"/>
-      </w:pPr>
-      <w:r>
-        <w:t>Локализация данных: серверы с базами данных и файлами находятся на территории РФ.</w:t>
-      </w:r>
-    </w:p>
-    <w:p>
-      <w:pPr>
-        <w:pStyle w:val="a7"/>
-      </w:pPr>
-      <w:r>
-        <w:t>Производительность: чат работает без задержек</w:t>
-      </w:r>
-      <w:r>
-        <w:t>.</w:t>
-      </w:r>
-    </w:p>
-    <w:p>
-      <w:pPr>
-        <w:pStyle w:val="a7"/>
-      </w:pPr>
-      <w:r>
-        <w:t>Удобство использования: интерфейс интуитивно понятный, приложение работает на Android.</w:t>
-      </w:r>
-    </w:p>
-    <w:p>
-      <w:pPr>
-        <w:pStyle w:val="af4"/>
-        <w:ind w:left="708" w:firstLine="1"/>
-      </w:pPr>
-    </w:p>
-    <w:p>
-      <w:pPr>
-        <w:pStyle w:val="a2"/>
-      </w:pPr>
-      <w:bookmarkStart w:id="15" w:name="_Toc225363069"/>
-      <w:r>
-        <w:t>Архитектура платформы</w:t>
-      </w:r>
-      <w:bookmarkEnd w:id="15"/>
-    </w:p>
-    <w:p>
-      <w:pPr>
-        <w:pStyle w:val="af4"/>
-      </w:pPr>
-    </w:p>
-    <w:p>
-      <w:pPr>
-        <w:pStyle w:val="af4"/>
-      </w:pPr>
-      <w:r>
-        <w:t>Архитектура разрабатываемой платформы представляет собой монолитное приложение с разделением на функциональные модули. Такой подход выбран для упрощения разработки и развертывания на начальном этапе,</w:t>
-      </w:r>
-      <w:r>
-        <w:t xml:space="preserve"> однако на рисун</w:t>
-      </w:r>
-      <w:r>
-        <w:t>к</w:t>
-      </w:r>
-      <w:r>
-        <w:t xml:space="preserve">е </w:t>
-      </w:r>
-      <w:r>
-        <w:t>5</w:t>
-      </w:r>
-      <w:r>
-        <w:t xml:space="preserve"> модули представлены отдельно для наглядности их взаимодействия.</w:t>
-      </w:r>
-    </w:p>
-    <w:p>
-      <w:pPr>
-        <w:pStyle w:val="afc"/>
+    </w:p>
+    <w:p>
+      <w:pPr>
         <w:jc w:val="center"/>
       </w:pPr>
       <w:r>
         <w:rPr>
           <w:noProof/>
         </w:rPr>
-        <w:lastRenderedPageBreak/>
         <w:drawing>
           <wp:inline distT="0" distB="0" distL="0" distR="0">
-            <wp:extent cx="5602401" cy="2190307"/>
-            <wp:effectExtent l="0" t="0" r="0" b="635"/>
-            <wp:docPr id="1" name="Рисунок 1" descr="C:\Users\Helen\Downloads\baseArchitecture (1) (2).jpg"/>
+            <wp:extent cx="5807130" cy="4345471"/>
+            <wp:effectExtent l="0" t="0" r="3175" b="0"/>
+            <wp:docPr id="5" name="Рисунок 5" descr="C:\Users\Helen\Downloads\baseArchitecture (1).drawio (4).png"/>
             <wp:cNvGraphicFramePr>
               <a:graphicFrameLocks xmlns:a="http://schemas.openxmlformats.org/drawingml/2006/main" noChangeAspect="1"/>
             </wp:cNvGraphicFramePr>
@@ -3494,13 +3875,13 @@
               <a:graphicData uri="http://schemas.openxmlformats.org/drawingml/2006/picture">
                 <pic:pic xmlns:pic="http://schemas.openxmlformats.org/drawingml/2006/picture">
                   <pic:nvPicPr>
-                    <pic:cNvPr id="0" name="Picture 1" descr="C:\Users\Helen\Downloads\baseArchitecture (1) (2).jpg"/>
+                    <pic:cNvPr id="0" name="Picture 5" descr="C:\Users\Helen\Downloads\baseArchitecture (1).drawio (4).png"/>
                     <pic:cNvPicPr>
                       <a:picLocks noChangeAspect="1" noChangeArrowheads="1"/>
                     </pic:cNvPicPr>
                   </pic:nvPicPr>
                   <pic:blipFill>
-                    <a:blip r:embed="rId12">
+                    <a:blip r:embed="rId12" cstate="print">
                       <a:extLst>
                         <a:ext uri="{28A0092B-C50C-407E-A947-70E740481C1C}">
                           <a14:useLocalDpi xmlns:a14="http://schemas.microsoft.com/office/drawing/2010/main" val="0"/>
@@ -3515,7 +3896,7 @@
                   <pic:spPr bwMode="auto">
                     <a:xfrm>
                       <a:off x="0" y="0"/>
-                      <a:ext cx="5683319" cy="2221943"/>
+                      <a:ext cx="5817221" cy="4353022"/>
                     </a:xfrm>
                     <a:prstGeom prst="rect">
                       <a:avLst/>
@@ -3534,77 +3915,368 @@
     </w:p>
     <w:p>
       <w:pPr>
+        <w:jc w:val="center"/>
+      </w:pPr>
+    </w:p>
+    <w:p>
+      <w:pPr>
         <w:pStyle w:val="a8"/>
       </w:pPr>
       <w:r>
-        <w:t>Архитектура платформы</w:t>
-      </w:r>
-    </w:p>
-    <w:p>
-      <w:pPr>
-        <w:pStyle w:val="af4"/>
-      </w:pPr>
-    </w:p>
-    <w:p>
-      <w:pPr>
-        <w:pStyle w:val="af4"/>
-      </w:pPr>
-      <w:r>
-        <w:t xml:space="preserve">Клиентская часть: </w:t>
-      </w:r>
-    </w:p>
-    <w:p>
-      <w:pPr>
-        <w:pStyle w:val="a7"/>
-      </w:pPr>
-      <w:r>
-        <w:t>мобильные приложения на Flutter, отправляют запросы к серверу через NGINX.</w:t>
-      </w:r>
-    </w:p>
-    <w:p>
-      <w:pPr>
-        <w:pStyle w:val="af4"/>
-      </w:pPr>
-    </w:p>
-    <w:p>
-      <w:pPr>
-        <w:pStyle w:val="af4"/>
-      </w:pPr>
-      <w:r>
-        <w:t>Инфраструктура:</w:t>
-      </w:r>
-    </w:p>
-    <w:p>
-      <w:pPr>
-        <w:pStyle w:val="a7"/>
-      </w:pPr>
-      <w:r>
-        <w:t>NGINX – обратный прокси</w:t>
+        <w:t xml:space="preserve">Диаграмма </w:t>
       </w:r>
       <w:r>
         <w:rPr>
           <w:lang w:val="en-US"/>
         </w:rPr>
+        <w:t>Use Case</w:t>
+      </w:r>
+    </w:p>
+    <w:p>
+      <w:pPr>
+        <w:pStyle w:val="af4"/>
+      </w:pPr>
+    </w:p>
+    <w:p>
+      <w:pPr>
+        <w:pStyle w:val="af4"/>
+      </w:pPr>
+      <w:r>
+        <w:t>На основе анализа предметной области и существующих аналогов сформулированы следующие функциональные требования к разрабатываемой платформе.</w:t>
+      </w:r>
+    </w:p>
+    <w:p>
+      <w:pPr>
+        <w:pStyle w:val="af4"/>
+      </w:pPr>
+      <w:r>
+        <w:t xml:space="preserve">Регистрация и аутентификация пользователей осуществляется по логину и паролю. Система поддерживает три роли пользователей: пациент, врач, </w:t>
+      </w:r>
+      <w:r>
+        <w:lastRenderedPageBreak/>
+        <w:t>администратор клиники. Доступ к функциям и данным разграничивается в зависимости от роли.</w:t>
+      </w:r>
+    </w:p>
+    <w:p>
+      <w:pPr>
+        <w:pStyle w:val="af4"/>
+      </w:pPr>
+      <w:r>
+        <w:t>Подписка на врача оформляется пациентом после очного приема. При посещении клиники пациент получает уникальный код, который активирует подписку в системе. Пациент вводит полученный код в веб-приложении при регистрации, что активирует подписку и привязывает его к врачу. Доступ к чату между пациентом и врачом предоставляется только при наличии действующей подписки. При истечении срока подписки чат переводится в режим «только чтение».</w:t>
+      </w:r>
+    </w:p>
+    <w:p>
+      <w:pPr>
+        <w:pStyle w:val="af4"/>
+      </w:pPr>
+      <w:r>
+        <w:t>Пользователи могут обмениваться текстовыми сообщениями и файлами. Файлы сохраняются в облачном хранилище с привязкой к диалогу. Система сохраняет всю историю переписки и загруженных файлов с возможностью просмотра по датам и поиска.</w:t>
+      </w:r>
+    </w:p>
+    <w:p>
+      <w:pPr>
+        <w:pStyle w:val="af4"/>
+      </w:pPr>
+      <w:r>
+        <w:t>Врач получает список пациентов, закрепленных за ним по активным подпискам, с отображением основных данных. Врач имеет доступ к истории переписки с каждым своим пациентом.</w:t>
+      </w:r>
+    </w:p>
+    <w:p>
+      <w:pPr>
+        <w:pStyle w:val="af4"/>
+      </w:pPr>
+      <w:r>
+        <w:t>Администратор клиники может управлять учетными записями врачей, редактировать информацию о клинике (название, адрес, контакты, расписание, услуги).</w:t>
+      </w:r>
+    </w:p>
+    <w:p>
+      <w:pPr>
+        <w:pStyle w:val="af4"/>
+      </w:pPr>
+      <w:r>
+        <w:t xml:space="preserve">Система отправляет </w:t>
+      </w:r>
+      <w:proofErr w:type="spellStart"/>
+      <w:r>
+        <w:t>push</w:t>
+      </w:r>
+      <w:proofErr w:type="spellEnd"/>
+      <w:r>
+        <w:t>-уведомления о новых сообщениях</w:t>
+      </w:r>
+      <w:r>
         <w:t>.</w:t>
       </w:r>
     </w:p>
     <w:p>
       <w:pPr>
+        <w:pStyle w:val="af4"/>
+      </w:pPr>
+    </w:p>
+    <w:p>
+      <w:pPr>
+        <w:pStyle w:val="a2"/>
+      </w:pPr>
+      <w:bookmarkStart w:id="15" w:name="_Toc227598878"/>
+      <w:r>
+        <w:t>Нефункциональные требования</w:t>
+      </w:r>
+      <w:bookmarkEnd w:id="15"/>
+    </w:p>
+    <w:p>
+      <w:pPr>
+        <w:pStyle w:val="af4"/>
+        <w:ind w:left="708" w:firstLine="1"/>
+      </w:pPr>
+    </w:p>
+    <w:p>
+      <w:pPr>
+        <w:pStyle w:val="af4"/>
+      </w:pPr>
+      <w:r>
+        <w:rPr>
+          <w:shd w:val="clear" w:color="auto" w:fill="FFFFFF"/>
+        </w:rPr>
+        <w:t>Помимо функциональных возможностей, важными аспектами являются нефункциональные требования, обеспечивающие стабильность и безопасность работы приложения.</w:t>
+      </w:r>
+    </w:p>
+    <w:p>
+      <w:pPr>
         <w:pStyle w:val="a7"/>
       </w:pPr>
       <w:r>
-        <w:t>Firebase – используется для аутентификации и отправки push-уведомлений.</w:t>
+        <w:t>Безопасность: хранение паролей в хешированном виде, разграничение доступа по ролям.</w:t>
+      </w:r>
+    </w:p>
+    <w:p>
+      <w:pPr>
+        <w:pStyle w:val="a7"/>
+      </w:pPr>
+      <w:r>
+        <w:t>Локализация данных: серверы с базами данных и файлами находятся на территории РФ.</w:t>
+      </w:r>
+    </w:p>
+    <w:p>
+      <w:pPr>
+        <w:pStyle w:val="a7"/>
+      </w:pPr>
+      <w:r>
+        <w:lastRenderedPageBreak/>
+        <w:t>Производительность: чат работает без задержек</w:t>
+      </w:r>
+      <w:r>
+        <w:t>.</w:t>
       </w:r>
     </w:p>
     <w:p>
       <w:pPr>
         <w:pStyle w:val="af4"/>
       </w:pPr>
+      <w:r>
+        <w:t xml:space="preserve"> </w:t>
+      </w:r>
+    </w:p>
+    <w:p>
+      <w:pPr>
+        <w:pStyle w:val="a2"/>
+      </w:pPr>
+      <w:bookmarkStart w:id="16" w:name="_Toc227598879"/>
+      <w:r>
+        <w:t>Архитектура платформы</w:t>
+      </w:r>
+      <w:bookmarkEnd w:id="16"/>
     </w:p>
     <w:p>
       <w:pPr>
         <w:pStyle w:val="af4"/>
       </w:pPr>
+    </w:p>
+    <w:p>
+      <w:pPr>
+        <w:pStyle w:val="af4"/>
+      </w:pPr>
+      <w:r>
+        <w:t xml:space="preserve">Архитектура разрабатываемой платформы построена на основе монолитного ядра. Данный подход выбран для упрощения разработки, отладки и развертывания системы на начальном этапе. Несмотря на то, что приложение функционирует как единое целое, внутренняя структура разделена на логические функциональные модули. На рисунке </w:t>
+      </w:r>
+      <w:r>
+        <w:t>6</w:t>
+      </w:r>
+      <w:r>
+        <w:t xml:space="preserve"> эти модули представлены в виде отдельных блоков для наглядной демонстрации их зон ответственно</w:t>
+      </w:r>
+      <w:r>
+        <w:t>сти и потоков данных между ними</w:t>
+      </w:r>
+      <w:r>
+        <w:t>.</w:t>
+      </w:r>
+    </w:p>
+    <w:p>
+      <w:pPr>
+        <w:spacing w:before="100" w:beforeAutospacing="1" w:after="100" w:afterAutospacing="1" w:line="240" w:lineRule="auto"/>
+        <w:jc w:val="center"/>
+      </w:pPr>
+      <w:r>
+        <w:drawing>
+          <wp:inline distT="0" distB="0" distL="0" distR="0">
+            <wp:extent cx="5902729" cy="2317898"/>
+            <wp:effectExtent l="0" t="0" r="3175" b="6350"/>
+            <wp:docPr id="9" name="Рисунок 9" descr="C:\Users\Helen\Downloads\baseArchitecture (1).drawio (5).png"/>
+            <wp:cNvGraphicFramePr>
+              <a:graphicFrameLocks xmlns:a="http://schemas.openxmlformats.org/drawingml/2006/main" noChangeAspect="1"/>
+            </wp:cNvGraphicFramePr>
+            <a:graphic xmlns:a="http://schemas.openxmlformats.org/drawingml/2006/main">
+              <a:graphicData uri="http://schemas.openxmlformats.org/drawingml/2006/picture">
+                <pic:pic xmlns:pic="http://schemas.openxmlformats.org/drawingml/2006/picture">
+                  <pic:nvPicPr>
+                    <pic:cNvPr id="0" name="Picture 9" descr="C:\Users\Helen\Downloads\baseArchitecture (1).drawio (5).png"/>
+                    <pic:cNvPicPr>
+                      <a:picLocks noChangeAspect="1" noChangeArrowheads="1"/>
+                    </pic:cNvPicPr>
+                  </pic:nvPicPr>
+                  <pic:blipFill>
+                    <a:blip r:embed="rId13">
+                      <a:extLst>
+                        <a:ext uri="{28A0092B-C50C-407E-A947-70E740481C1C}">
+                          <a14:useLocalDpi xmlns:a14="http://schemas.microsoft.com/office/drawing/2010/main" val="0"/>
+                        </a:ext>
+                      </a:extLst>
+                    </a:blip>
+                    <a:srcRect/>
+                    <a:stretch>
+                      <a:fillRect/>
+                    </a:stretch>
+                  </pic:blipFill>
+                  <pic:spPr bwMode="auto">
+                    <a:xfrm>
+                      <a:off x="0" y="0"/>
+                      <a:ext cx="5931300" cy="2329117"/>
+                    </a:xfrm>
+                    <a:prstGeom prst="rect">
+                      <a:avLst/>
+                    </a:prstGeom>
+                    <a:noFill/>
+                    <a:ln>
+                      <a:noFill/>
+                    </a:ln>
+                  </pic:spPr>
+                </pic:pic>
+              </a:graphicData>
+            </a:graphic>
+          </wp:inline>
+        </w:drawing>
+      </w:r>
+    </w:p>
+    <w:p>
+      <w:pPr>
+        <w:pStyle w:val="a8"/>
+      </w:pPr>
+      <w:r>
+        <w:t>Архитектура платформы</w:t>
+      </w:r>
+    </w:p>
+    <w:p>
+      <w:pPr>
+        <w:pStyle w:val="af4"/>
+      </w:pPr>
+    </w:p>
+    <w:p>
+      <w:pPr>
+        <w:pStyle w:val="af4"/>
+      </w:pPr>
+      <w:r>
+        <w:t xml:space="preserve">Клиентская часть: </w:t>
+      </w:r>
+    </w:p>
+    <w:p>
+      <w:pPr>
+        <w:pStyle w:val="af4"/>
+      </w:pPr>
+      <w:r>
+        <w:t>Клиентская часть платформы реализована в виде одностраничного веб-приложения</w:t>
+      </w:r>
+      <w:r>
+        <w:t xml:space="preserve">. </w:t>
+      </w:r>
+      <w:r>
+        <w:t>Применение архитектуры SPA обеспечивает высокую отзывчивость интерфейса и исключает перезагрузку страницы при навигации между разделами личного кабинета</w:t>
+      </w:r>
+      <w:r>
+        <w:t>.</w:t>
+      </w:r>
+    </w:p>
+    <w:p>
+      <w:pPr>
+        <w:pStyle w:val="af4"/>
+      </w:pPr>
+      <w:r>
+        <w:t>Инфраструктура:</w:t>
+      </w:r>
+    </w:p>
+    <w:p>
+      <w:pPr>
+        <w:pStyle w:val="af4"/>
+      </w:pPr>
+      <w:r>
+        <w:lastRenderedPageBreak/>
+        <w:t xml:space="preserve">NGINX – </w:t>
+      </w:r>
+      <w:r>
+        <w:t>выполняет функции обратного прокси-сервера: принимает входящие запросы от клиента, перенаправляет их к серверному приложению, а также обслуживает статические файлы веб-интерфейса.</w:t>
+      </w:r>
+    </w:p>
+    <w:p>
+      <w:pPr>
+        <w:pStyle w:val="af4"/>
+      </w:pPr>
+      <w:proofErr w:type="spellStart"/>
+      <w:r>
+        <w:t>Firebase</w:t>
+      </w:r>
+      <w:proofErr w:type="spellEnd"/>
+      <w:r>
+        <w:t xml:space="preserve"> </w:t>
+      </w:r>
+      <w:proofErr w:type="spellStart"/>
+      <w:r>
+        <w:t>Cloud</w:t>
+      </w:r>
+      <w:proofErr w:type="spellEnd"/>
+      <w:r>
+        <w:t xml:space="preserve"> </w:t>
+      </w:r>
+      <w:proofErr w:type="spellStart"/>
+      <w:r>
+        <w:t>Messaging</w:t>
+      </w:r>
+      <w:proofErr w:type="spellEnd"/>
+      <w:r>
+        <w:t xml:space="preserve"> – </w:t>
+      </w:r>
+      <w:r>
+        <w:t xml:space="preserve">внешний облачный сервис, используемый для доставки </w:t>
+      </w:r>
+      <w:proofErr w:type="spellStart"/>
+      <w:r>
+        <w:t>браузерных</w:t>
+      </w:r>
+      <w:proofErr w:type="spellEnd"/>
+      <w:r>
+        <w:t xml:space="preserve"> </w:t>
+      </w:r>
+      <w:proofErr w:type="spellStart"/>
+      <w:r>
+        <w:t>push</w:t>
+      </w:r>
+      <w:proofErr w:type="spellEnd"/>
+      <w:r>
+        <w:t>-уведомлений пользователям о новых сообщениях и событиях в системе.</w:t>
+      </w:r>
+    </w:p>
+    <w:p>
+      <w:pPr>
+        <w:pStyle w:val="af4"/>
+      </w:pPr>
       <w:r>
         <w:t>Серверная часть:</w:t>
       </w:r>
@@ -3622,7 +4294,15 @@
         <w:pStyle w:val="a7"/>
       </w:pPr>
       <w:r>
-        <w:t>Модуль аутентификации: регистрация, вход, проверка токенов.</w:t>
+        <w:t xml:space="preserve">Модуль аутентификации: регистрация, вход, проверка </w:t>
+      </w:r>
+      <w:proofErr w:type="spellStart"/>
+      <w:r>
+        <w:t>токенов</w:t>
+      </w:r>
+      <w:proofErr w:type="spellEnd"/>
+      <w:r>
+        <w:t>.</w:t>
       </w:r>
     </w:p>
     <w:p>
@@ -3653,8 +4333,21 @@
       <w:pPr>
         <w:pStyle w:val="a7"/>
       </w:pPr>
-      <w:r>
-        <w:t>Push-модуль: отправка уведомлений через Firebase.</w:t>
+      <w:proofErr w:type="spellStart"/>
+      <w:r>
+        <w:t>Push</w:t>
+      </w:r>
+      <w:proofErr w:type="spellEnd"/>
+      <w:r>
+        <w:t xml:space="preserve">-модуль: отправка уведомлений через </w:t>
+      </w:r>
+      <w:proofErr w:type="spellStart"/>
+      <w:r>
+        <w:t>Firebase</w:t>
+      </w:r>
+      <w:proofErr w:type="spellEnd"/>
+      <w:r>
+        <w:t>.</w:t>
       </w:r>
     </w:p>
     <w:p>
@@ -3667,8 +4360,262 @@
         <w:pStyle w:val="af4"/>
       </w:pPr>
       <w:r>
+        <w:t>Хранение данных и фоновые задачи:</w:t>
+      </w:r>
+    </w:p>
+    <w:p>
+      <w:pPr>
+        <w:pStyle w:val="a7"/>
+      </w:pPr>
+      <w:proofErr w:type="spellStart"/>
+      <w:r>
+        <w:t>PostgreSQL</w:t>
+      </w:r>
+      <w:proofErr w:type="spellEnd"/>
+      <w:r>
+        <w:t xml:space="preserve"> – основная реляционная база данных для всей структурированной информации.</w:t>
+      </w:r>
+    </w:p>
+    <w:p>
+      <w:pPr>
+        <w:pStyle w:val="a7"/>
+      </w:pPr>
+      <w:r>
+        <w:t xml:space="preserve">S3-хранилище – </w:t>
+      </w:r>
+      <w:r>
+        <w:t>предназначено для хранения пользовательских файлов</w:t>
+      </w:r>
+      <w:r>
+        <w:t xml:space="preserve"> (результаты анализов, изображения, документы).</w:t>
+      </w:r>
+    </w:p>
+    <w:p>
+      <w:pPr>
+        <w:pStyle w:val="af4"/>
+      </w:pPr>
+      <w:r>
+        <w:t xml:space="preserve"> </w:t>
+      </w:r>
+    </w:p>
+    <w:p>
+      <w:pPr>
+        <w:pStyle w:val="af4"/>
+      </w:pPr>
+      <w:r>
+        <w:t>В соответствии с требованиями к обработке персональных данных граждан РФ, серверы с базой данных и файловым хранилищем располагаются на территории России. Для файлов используется S3-совместимое хранилище российских провайдеров</w:t>
+      </w:r>
+      <w:r>
+        <w:t>,</w:t>
+      </w:r>
+      <w:r>
+        <w:t xml:space="preserve"> таких как VK </w:t>
+      </w:r>
+      <w:proofErr w:type="spellStart"/>
+      <w:r>
+        <w:t>Object</w:t>
+      </w:r>
+      <w:proofErr w:type="spellEnd"/>
+      <w:r>
+        <w:t xml:space="preserve"> </w:t>
+      </w:r>
+      <w:proofErr w:type="spellStart"/>
+      <w:r>
+        <w:t>Storage</w:t>
+      </w:r>
+      <w:proofErr w:type="spellEnd"/>
+      <w:r>
+        <w:t xml:space="preserve"> или </w:t>
+      </w:r>
+      <w:proofErr w:type="spellStart"/>
+      <w:r>
+        <w:t>Yandex</w:t>
+      </w:r>
+      <w:proofErr w:type="spellEnd"/>
+      <w:r>
+        <w:t xml:space="preserve"> </w:t>
+      </w:r>
+      <w:proofErr w:type="spellStart"/>
+      <w:r>
+        <w:t>Object</w:t>
+      </w:r>
+      <w:proofErr w:type="spellEnd"/>
+      <w:r>
+        <w:t xml:space="preserve"> </w:t>
+      </w:r>
+      <w:proofErr w:type="spellStart"/>
+      <w:r>
+        <w:t>Storage</w:t>
+      </w:r>
+      <w:proofErr w:type="spellEnd"/>
+      <w:r>
+        <w:t>, имеющих необходимую сертификацию для работы с персональными данными</w:t>
+      </w:r>
+      <w:r>
+        <w:t>.</w:t>
+      </w:r>
+    </w:p>
+    <w:p>
+      <w:pPr>
+        <w:pStyle w:val="af4"/>
+      </w:pPr>
+      <w:r>
         <w:lastRenderedPageBreak/>
-        <w:t>Хранение данных и фоновые задачи:</w:t>
+        <w:t>Все модули работают в рамках одного приложения и взаимодействуют с общей базой данных, что характерно для монолитной архитектуры</w:t>
+      </w:r>
+      <w:r>
+        <w:t>.</w:t>
+      </w:r>
+    </w:p>
+    <w:p>
+      <w:pPr>
+        <w:pStyle w:val="af4"/>
+      </w:pPr>
+    </w:p>
+    <w:p>
+      <w:pPr>
+        <w:pStyle w:val="a2"/>
+      </w:pPr>
+      <w:r>
+        <w:t xml:space="preserve"> </w:t>
+      </w:r>
+      <w:bookmarkStart w:id="17" w:name="_Toc227598880"/>
+      <w:r>
+        <w:t>Технологический стек</w:t>
+      </w:r>
+      <w:bookmarkEnd w:id="17"/>
+    </w:p>
+    <w:p>
+      <w:pPr>
+        <w:pStyle w:val="af4"/>
+      </w:pPr>
+    </w:p>
+    <w:p>
+      <w:pPr>
+        <w:pStyle w:val="af4"/>
+      </w:pPr>
+      <w:r>
+        <w:t xml:space="preserve">Клиентская часть платформы реализована в виде одностраничного веб-приложения (SPA) с использованием библиотеки </w:t>
+      </w:r>
+      <w:proofErr w:type="spellStart"/>
+      <w:r>
+        <w:t>React</w:t>
+      </w:r>
+      <w:proofErr w:type="spellEnd"/>
+      <w:r>
+        <w:t xml:space="preserve"> (версия 18.3) и инструмента сборки </w:t>
+      </w:r>
+      <w:proofErr w:type="spellStart"/>
+      <w:r>
+        <w:t>Vite</w:t>
+      </w:r>
+      <w:proofErr w:type="spellEnd"/>
+      <w:r>
+        <w:t xml:space="preserve">. Применение архитектуры SPA обеспечивает высокую отзывчивость интерфейса и исключает перезагрузку страницы при навигации между разделами личного кабинета, что приближает пользовательский опыт к работе с </w:t>
+      </w:r>
+      <w:proofErr w:type="spellStart"/>
+      <w:r>
+        <w:t>нативными</w:t>
+      </w:r>
+      <w:proofErr w:type="spellEnd"/>
+      <w:r>
+        <w:t xml:space="preserve"> приложениями. Для стилизации интерфейса задействован </w:t>
+      </w:r>
+      <w:proofErr w:type="spellStart"/>
+      <w:r>
+        <w:t>фреймворк</w:t>
+      </w:r>
+      <w:proofErr w:type="spellEnd"/>
+      <w:r>
+        <w:t xml:space="preserve"> </w:t>
+      </w:r>
+      <w:proofErr w:type="spellStart"/>
+      <w:r>
+        <w:t>Tailwind</w:t>
+      </w:r>
+      <w:proofErr w:type="spellEnd"/>
+      <w:r>
+        <w:t xml:space="preserve"> CSS, позволяющий оперативно создавать адаптивный дизайн, корректно отображающийся как на </w:t>
+      </w:r>
+      <w:proofErr w:type="spellStart"/>
+      <w:r>
+        <w:t>десктопных</w:t>
+      </w:r>
+      <w:proofErr w:type="spellEnd"/>
+      <w:r>
+        <w:t xml:space="preserve"> мониторах, так и на мобильных устройствах. Взаимодействие с серверной частью осуществляется посредством асинхронных HTTP-запросов через библиотеку </w:t>
+      </w:r>
+      <w:proofErr w:type="spellStart"/>
+      <w:r>
+        <w:t>Axios</w:t>
+      </w:r>
+      <w:proofErr w:type="spellEnd"/>
+      <w:r>
+        <w:t xml:space="preserve">, маршрутизация между разделами реализована с помощью </w:t>
+      </w:r>
+      <w:proofErr w:type="spellStart"/>
+      <w:r>
+        <w:t>React</w:t>
+      </w:r>
+      <w:proofErr w:type="spellEnd"/>
+      <w:r>
+        <w:t xml:space="preserve"> </w:t>
+      </w:r>
+      <w:proofErr w:type="spellStart"/>
+      <w:r>
+        <w:t>Router</w:t>
+      </w:r>
+      <w:proofErr w:type="spellEnd"/>
+      <w:r>
+        <w:t xml:space="preserve"> DOM.</w:t>
+      </w:r>
+    </w:p>
+    <w:p>
+      <w:pPr>
+        <w:pStyle w:val="af4"/>
+      </w:pPr>
+      <w:r>
+        <w:t xml:space="preserve">Серверное приложение разработано на языке </w:t>
+      </w:r>
+      <w:proofErr w:type="spellStart"/>
+      <w:r>
+        <w:t>Go</w:t>
+      </w:r>
+      <w:proofErr w:type="spellEnd"/>
+      <w:r>
+        <w:t xml:space="preserve"> и построено по модульному принципу. В качестве HTTP-маршрутизатора и основы для </w:t>
+      </w:r>
+      <w:proofErr w:type="spellStart"/>
+      <w:r>
+        <w:t>middleware</w:t>
+      </w:r>
+      <w:proofErr w:type="spellEnd"/>
+      <w:r>
+        <w:t xml:space="preserve">-цепочки используется библиотека </w:t>
+      </w:r>
+      <w:proofErr w:type="spellStart"/>
+      <w:r>
+        <w:t>gorilla</w:t>
+      </w:r>
+      <w:proofErr w:type="spellEnd"/>
+      <w:r>
+        <w:t>/</w:t>
+      </w:r>
+      <w:proofErr w:type="spellStart"/>
+      <w:r>
+        <w:t>mux</w:t>
+      </w:r>
+      <w:proofErr w:type="spellEnd"/>
+      <w:r>
+        <w:t xml:space="preserve">, обеспечивающая гибкую маршрутизацию запросов к обработчикам. Выбор </w:t>
+      </w:r>
+      <w:proofErr w:type="spellStart"/>
+      <w:r>
+        <w:t>Go</w:t>
+      </w:r>
+      <w:proofErr w:type="spellEnd"/>
+      <w:r>
+        <w:t xml:space="preserve"> для серверной части обусловлен следующими факторами:</w:t>
       </w:r>
     </w:p>
     <w:p>
@@ -3676,7 +4623,7 @@
         <w:pStyle w:val="a7"/>
       </w:pPr>
       <w:r>
-        <w:t>PostgreSQL – основная реляционная база данных для всей структурированной информации.</w:t>
+        <w:t>Высокая производительность и эффективная утилизация системных ресурсов;</w:t>
       </w:r>
     </w:p>
     <w:p>
@@ -3684,7 +4631,31 @@
         <w:pStyle w:val="a7"/>
       </w:pPr>
       <w:r>
-        <w:t>S3-хранилище – файлы (результаты анализов, изображения, документы).</w:t>
+        <w:t xml:space="preserve">Встроенная поддержка </w:t>
+      </w:r>
+      <w:proofErr w:type="spellStart"/>
+      <w:r>
+        <w:t>конкурентности</w:t>
+      </w:r>
+      <w:proofErr w:type="spellEnd"/>
+      <w:r>
+        <w:t xml:space="preserve"> через легковесные </w:t>
+      </w:r>
+      <w:proofErr w:type="spellStart"/>
+      <w:r>
+        <w:t>горутины</w:t>
+      </w:r>
+      <w:proofErr w:type="spellEnd"/>
+      <w:r>
+        <w:t xml:space="preserve">, что критически важно для одновременной обработки множества </w:t>
+      </w:r>
+      <w:proofErr w:type="spellStart"/>
+      <w:r>
+        <w:t>WebSocket</w:t>
+      </w:r>
+      <w:proofErr w:type="spellEnd"/>
+      <w:r>
+        <w:t>-соединений чата;</w:t>
       </w:r>
     </w:p>
     <w:p>
@@ -3692,7 +4663,16 @@
         <w:pStyle w:val="a7"/>
       </w:pPr>
       <w:r>
-        <w:t>Asynq – очередь для фоновых задач (отправка уведомлений, обработка файлов).</w:t>
+        <w:t>Статическая типизация, снижающая количество ошибок на этапе выполнения;</w:t>
+      </w:r>
+    </w:p>
+    <w:p>
+      <w:pPr>
+        <w:pStyle w:val="a7"/>
+      </w:pPr>
+      <w:r>
+        <w:lastRenderedPageBreak/>
+        <w:t>Богатая экосистема стандартной библиотеки, позволяющая минимизировать количество внешних зависимостей.</w:t>
       </w:r>
     </w:p>
     <w:p>
@@ -3705,18 +4685,419 @@
         <w:pStyle w:val="af4"/>
       </w:pPr>
       <w:r>
-        <w:t>В соответствии с требованиями к обработке персональных данных граждан РФ, серверы с базой данных и файловым хранилищем располагаются на территории России. Для файлов используется S3-совместимое хранилище российских провайдеров</w:t>
-      </w:r>
+        <w:t xml:space="preserve">В проекте используется композиция специализированных библиотек вместо монолитного </w:t>
+      </w:r>
+      <w:proofErr w:type="spellStart"/>
+      <w:r>
+        <w:t>фреймворка</w:t>
+      </w:r>
+      <w:proofErr w:type="spellEnd"/>
+      <w:r>
+        <w:t>, что обеспечивает высокую модульность и контроль над каждым компонентом системы.</w:t>
+      </w:r>
+    </w:p>
+    <w:p>
+      <w:pPr>
+        <w:pStyle w:val="af4"/>
+      </w:pPr>
+      <w:r>
+        <w:t>Основные библиотеки и их назначение:</w:t>
+      </w:r>
+    </w:p>
+    <w:p>
+      <w:pPr>
+        <w:pStyle w:val="a7"/>
+      </w:pPr>
+      <w:proofErr w:type="spellStart"/>
+      <w:r>
+        <w:t>gorilla</w:t>
+      </w:r>
+      <w:proofErr w:type="spellEnd"/>
+      <w:r>
+        <w:t>/</w:t>
+      </w:r>
+      <w:proofErr w:type="spellStart"/>
+      <w:r>
+        <w:t>mux</w:t>
+      </w:r>
+      <w:proofErr w:type="spellEnd"/>
+      <w:r>
+        <w:t xml:space="preserve"> – HTTP-роутер и построение </w:t>
+      </w:r>
+      <w:proofErr w:type="spellStart"/>
+      <w:r>
+        <w:t>middleware</w:t>
+      </w:r>
+      <w:proofErr w:type="spellEnd"/>
+      <w:r>
+        <w:t>-цепочки для обработки запросов.</w:t>
+      </w:r>
+    </w:p>
+    <w:p>
+      <w:pPr>
+        <w:pStyle w:val="a7"/>
+      </w:pPr>
+      <w:proofErr w:type="spellStart"/>
+      <w:r>
+        <w:t>sqlx</w:t>
+      </w:r>
+      <w:proofErr w:type="spellEnd"/>
+      <w:r>
+        <w:t xml:space="preserve"> + </w:t>
+      </w:r>
+      <w:proofErr w:type="spellStart"/>
+      <w:r>
+        <w:t>pgx</w:t>
+      </w:r>
+      <w:proofErr w:type="spellEnd"/>
+      <w:r>
+        <w:t xml:space="preserve"> – работа с </w:t>
+      </w:r>
+      <w:proofErr w:type="spellStart"/>
+      <w:r>
+        <w:t>PostgreSQL</w:t>
+      </w:r>
+      <w:proofErr w:type="spellEnd"/>
+      <w:r>
+        <w:t xml:space="preserve">. Используются сырые SQL-запросы через </w:t>
+      </w:r>
+      <w:proofErr w:type="spellStart"/>
+      <w:r>
+        <w:t>репозитории</w:t>
+      </w:r>
+      <w:proofErr w:type="spellEnd"/>
+      <w:r>
+        <w:t xml:space="preserve"> без применения ORM, что даёт полный контроль над выполняемыми запросами и их оптимизацией.</w:t>
+      </w:r>
+    </w:p>
+    <w:p>
+      <w:pPr>
+        <w:pStyle w:val="a7"/>
+      </w:pPr>
+      <w:proofErr w:type="spellStart"/>
+      <w:r>
+        <w:t>golang-jwt</w:t>
+      </w:r>
+      <w:proofErr w:type="spellEnd"/>
+      <w:r>
+        <w:t>/</w:t>
+      </w:r>
+      <w:proofErr w:type="spellStart"/>
+      <w:r>
+        <w:t>jwt</w:t>
+      </w:r>
+      <w:proofErr w:type="spellEnd"/>
+      <w:r>
+        <w:t xml:space="preserve"> + </w:t>
+      </w:r>
+      <w:proofErr w:type="spellStart"/>
+      <w:r>
+        <w:t>bcrypt</w:t>
+      </w:r>
+      <w:proofErr w:type="spellEnd"/>
+      <w:r>
+        <w:t xml:space="preserve"> – реализация аутентификации: генерация и </w:t>
+      </w:r>
+      <w:proofErr w:type="spellStart"/>
+      <w:r>
+        <w:t>валидация</w:t>
+      </w:r>
+      <w:proofErr w:type="spellEnd"/>
+      <w:r>
+        <w:t xml:space="preserve"> JWT-</w:t>
+      </w:r>
+      <w:proofErr w:type="spellStart"/>
+      <w:r>
+        <w:t>токенов</w:t>
+      </w:r>
+      <w:proofErr w:type="spellEnd"/>
+      <w:r>
+        <w:t>, хеширование паролей.</w:t>
+      </w:r>
+    </w:p>
+    <w:p>
+      <w:pPr>
+        <w:pStyle w:val="a7"/>
+      </w:pPr>
+      <w:proofErr w:type="spellStart"/>
+      <w:r>
+        <w:t>minio-go</w:t>
+      </w:r>
+      <w:proofErr w:type="spellEnd"/>
+      <w:r>
+        <w:t xml:space="preserve"> – клиент для работы с S3-совместимым хранилищем файлов (результаты анализов, документы).</w:t>
+      </w:r>
+    </w:p>
+    <w:p>
+      <w:pPr>
+        <w:pStyle w:val="a7"/>
+      </w:pPr>
+      <w:proofErr w:type="spellStart"/>
+      <w:r>
+        <w:t>go-openapi</w:t>
+      </w:r>
+      <w:proofErr w:type="spellEnd"/>
+      <w:r>
+        <w:t xml:space="preserve"> + </w:t>
+      </w:r>
+      <w:proofErr w:type="spellStart"/>
+      <w:r>
+        <w:t>go-swagger</w:t>
+      </w:r>
+      <w:proofErr w:type="spellEnd"/>
+      <w:r>
+        <w:t xml:space="preserve"> – генерация и </w:t>
+      </w:r>
+      <w:proofErr w:type="spellStart"/>
+      <w:r>
+        <w:t>валидация</w:t>
+      </w:r>
+      <w:proofErr w:type="spellEnd"/>
+      <w:r>
+        <w:t xml:space="preserve"> </w:t>
+      </w:r>
+      <w:proofErr w:type="spellStart"/>
+      <w:r>
+        <w:t>OpenAPI</w:t>
+      </w:r>
+      <w:proofErr w:type="spellEnd"/>
+      <w:r>
+        <w:t>/</w:t>
+      </w:r>
+      <w:proofErr w:type="spellStart"/>
+      <w:r>
+        <w:t>Swagger</w:t>
+      </w:r>
+      <w:proofErr w:type="spellEnd"/>
+      <w:r>
+        <w:t>-спецификации для документирования REST API.</w:t>
+      </w:r>
+    </w:p>
+    <w:p>
+      <w:pPr>
+        <w:pStyle w:val="a7"/>
+      </w:pPr>
+      <w:r>
+        <w:rPr>
+          <w:lang w:val="en-US"/>
+        </w:rPr>
+        <w:t>z</w:t>
+      </w:r>
+      <w:proofErr w:type="spellStart"/>
+      <w:r>
+        <w:t>ap</w:t>
+      </w:r>
+      <w:proofErr w:type="spellEnd"/>
+      <w:r>
+        <w:t xml:space="preserve"> – высокопроизводительное структурированное </w:t>
+      </w:r>
+      <w:proofErr w:type="spellStart"/>
+      <w:r>
+        <w:t>логирование</w:t>
+      </w:r>
+      <w:proofErr w:type="spellEnd"/>
       <w:r>
         <w:t>.</w:t>
       </w:r>
     </w:p>
     <w:p>
       <w:pPr>
+        <w:pStyle w:val="a7"/>
+      </w:pPr>
+      <w:proofErr w:type="spellStart"/>
+      <w:r>
+        <w:t>goose</w:t>
+      </w:r>
+      <w:proofErr w:type="spellEnd"/>
+      <w:r>
+        <w:t xml:space="preserve"> – управление миграциями базы данных через CLI и </w:t>
+      </w:r>
+      <w:proofErr w:type="spellStart"/>
+      <w:r>
+        <w:t>Makefile</w:t>
+      </w:r>
+      <w:proofErr w:type="spellEnd"/>
+      <w:r>
+        <w:t>.</w:t>
+      </w:r>
+    </w:p>
+    <w:p>
+      <w:pPr>
         <w:pStyle w:val="af4"/>
       </w:pPr>
-      <w:r>
-        <w:t>Все модули работают в рамках одного приложения и взаимодействуют с общей базой данных, что характерно для монолитной архитектуры</w:t>
+    </w:p>
+    <w:p>
+      <w:pPr>
+        <w:pStyle w:val="a2"/>
+      </w:pPr>
+      <w:bookmarkStart w:id="18" w:name="_Toc227598881"/>
+      <w:r>
+        <w:t>Проектирование базы данных</w:t>
+      </w:r>
+      <w:bookmarkEnd w:id="18"/>
+    </w:p>
+    <w:p>
+      <w:pPr>
+        <w:pStyle w:val="af4"/>
+      </w:pPr>
+    </w:p>
+    <w:p>
+      <w:pPr>
+        <w:pStyle w:val="af4"/>
+      </w:pPr>
+      <w:r>
+        <w:t xml:space="preserve">Для хранения структурированных данных платформы выбрана реляционная СУБД </w:t>
+      </w:r>
+      <w:proofErr w:type="spellStart"/>
+      <w:r>
+        <w:t>PostgreSQL</w:t>
+      </w:r>
+      <w:proofErr w:type="spellEnd"/>
+      <w:r>
+        <w:t>. Проектирование базы данных выполнено с соблюдением третьей нормальной формы (3NF) для обеспечения целостности данных и минимизации избыточности.</w:t>
+      </w:r>
+    </w:p>
+    <w:p>
+      <w:pPr>
+        <w:pStyle w:val="af4"/>
+      </w:pPr>
+      <w:r>
+        <w:t>Описание основных сущностей базы данных:</w:t>
+      </w:r>
+    </w:p>
+    <w:p>
+      <w:pPr>
+        <w:pStyle w:val="a7"/>
+      </w:pPr>
+      <w:proofErr w:type="spellStart"/>
+      <w:r>
+        <w:lastRenderedPageBreak/>
+        <w:t>users</w:t>
+      </w:r>
+      <w:proofErr w:type="spellEnd"/>
+      <w:r>
+        <w:t xml:space="preserve"> – базовая таблица пользователей системы. Содержит учетные данные, контактную информацию и</w:t>
+      </w:r>
+      <w:r>
+        <w:t xml:space="preserve"> </w:t>
+      </w:r>
+      <w:r>
+        <w:t>персональные</w:t>
+      </w:r>
+      <w:r>
+        <w:t xml:space="preserve"> </w:t>
+      </w:r>
+      <w:r>
+        <w:t>данные</w:t>
+      </w:r>
+      <w:r>
+        <w:t xml:space="preserve">. </w:t>
+      </w:r>
+      <w:r>
+        <w:t xml:space="preserve">Поле </w:t>
+      </w:r>
+      <w:proofErr w:type="spellStart"/>
+      <w:r>
+        <w:t>is_verified</w:t>
+      </w:r>
+      <w:proofErr w:type="spellEnd"/>
+      <w:r>
+        <w:t xml:space="preserve"> отражает статус верификации аккаунта, поле </w:t>
+      </w:r>
+      <w:proofErr w:type="spellStart"/>
+      <w:r>
+        <w:t>role</w:t>
+      </w:r>
+      <w:proofErr w:type="spellEnd"/>
+      <w:r>
+        <w:t xml:space="preserve"> определяет роль пользователя в системе.</w:t>
+      </w:r>
+    </w:p>
+    <w:p>
+      <w:pPr>
+        <w:pStyle w:val="a7"/>
+      </w:pPr>
+      <w:proofErr w:type="spellStart"/>
+      <w:r>
+        <w:t>auth_tokens</w:t>
+      </w:r>
+      <w:proofErr w:type="spellEnd"/>
+      <w:r>
+        <w:t xml:space="preserve"> – таблица сессий и </w:t>
+      </w:r>
+      <w:proofErr w:type="spellStart"/>
+      <w:r>
+        <w:t>токенов</w:t>
+      </w:r>
+      <w:proofErr w:type="spellEnd"/>
+      <w:r>
+        <w:t xml:space="preserve"> аутентификации. </w:t>
+      </w:r>
+    </w:p>
+    <w:p>
+      <w:pPr>
+        <w:pStyle w:val="a7"/>
+      </w:pPr>
+      <w:proofErr w:type="spellStart"/>
+      <w:r>
+        <w:t>clinics</w:t>
+      </w:r>
+      <w:proofErr w:type="spellEnd"/>
+      <w:r>
+        <w:t xml:space="preserve"> – справочник медицинских клиник-партнеров платформы. Содержит информацию о названии, описании, адресе и контактных данных клиники.</w:t>
+      </w:r>
+    </w:p>
+    <w:p>
+      <w:pPr>
+        <w:pStyle w:val="a7"/>
+      </w:pPr>
+      <w:proofErr w:type="spellStart"/>
+      <w:r>
+        <w:t>clinic_admins</w:t>
+      </w:r>
+      <w:proofErr w:type="spellEnd"/>
+      <w:r>
+        <w:t xml:space="preserve"> – таблица связи клиник и администраторов.</w:t>
+      </w:r>
+    </w:p>
+    <w:p>
+      <w:pPr>
+        <w:pStyle w:val="a7"/>
+      </w:pPr>
+      <w:proofErr w:type="spellStart"/>
+      <w:r>
+        <w:t>doctor_profiles</w:t>
+      </w:r>
+      <w:proofErr w:type="spellEnd"/>
+      <w:r>
+        <w:t xml:space="preserve"> – профили врачей. Включает специализацию, номер медицинской лицензии, биографию и уникальный код активации для оформления подписок пациентами.</w:t>
+      </w:r>
+    </w:p>
+    <w:p>
+      <w:pPr>
+        <w:pStyle w:val="a7"/>
+      </w:pPr>
+      <w:proofErr w:type="spellStart"/>
+      <w:r>
+        <w:t>doctor_clinic_memberships</w:t>
+      </w:r>
+      <w:proofErr w:type="spellEnd"/>
+      <w:r>
+        <w:t xml:space="preserve"> </w:t>
+      </w:r>
+      <w:r>
+        <w:t>–</w:t>
+      </w:r>
+      <w:r>
+        <w:t xml:space="preserve"> связь врачей с клиниками. Поле </w:t>
+      </w:r>
+      <w:proofErr w:type="spellStart"/>
+      <w:r>
+        <w:t>status</w:t>
+      </w:r>
+      <w:proofErr w:type="spellEnd"/>
+      <w:r>
+        <w:t xml:space="preserve"> отражает статус сотрудничества</w:t>
       </w:r>
       <w:r>
         <w:t>.</w:t>
@@ -3724,11 +5105,3679 @@
     </w:p>
     <w:p>
       <w:pPr>
+        <w:pStyle w:val="a7"/>
+      </w:pPr>
+      <w:proofErr w:type="spellStart"/>
+      <w:r>
+        <w:t>patient_profiles</w:t>
+      </w:r>
+      <w:proofErr w:type="spellEnd"/>
+      <w:r>
+        <w:t xml:space="preserve"> </w:t>
+      </w:r>
+      <w:r>
+        <w:t>–</w:t>
+      </w:r>
+      <w:r>
+        <w:t xml:space="preserve"> профили пациентов. </w:t>
+      </w:r>
+    </w:p>
+    <w:p>
+      <w:pPr>
+        <w:pStyle w:val="a7"/>
+      </w:pPr>
+      <w:proofErr w:type="spellStart"/>
+      <w:r>
+        <w:t>doctor_patients</w:t>
+      </w:r>
+      <w:proofErr w:type="spellEnd"/>
+      <w:r>
+        <w:t xml:space="preserve"> </w:t>
+      </w:r>
+      <w:r>
+        <w:t>–</w:t>
+      </w:r>
+      <w:r>
+        <w:t xml:space="preserve"> таблица активных подписок пациентов на врачей. Реализует отношение «многие ко многим» с возможностью мягкого удаления. Наличие записи в таблице означает активную подписку пациента на конкретного врача.</w:t>
+      </w:r>
+    </w:p>
+    <w:p>
+      <w:pPr>
+        <w:pStyle w:val="a7"/>
+      </w:pPr>
+      <w:proofErr w:type="spellStart"/>
+      <w:r>
+        <w:t>chats</w:t>
+      </w:r>
+      <w:proofErr w:type="spellEnd"/>
+      <w:r>
+        <w:t xml:space="preserve"> </w:t>
+      </w:r>
+      <w:r>
+        <w:t>–</w:t>
+      </w:r>
+      <w:r>
+        <w:t xml:space="preserve"> таблица чатов между врачом и пацие</w:t>
+      </w:r>
+      <w:r>
+        <w:t xml:space="preserve">нтом. Уникальная пара </w:t>
+      </w:r>
+      <w:proofErr w:type="spellStart"/>
+      <w:r>
+        <w:t>doctor_id</w:t>
+      </w:r>
+      <w:proofErr w:type="spellEnd"/>
+      <w:r>
+        <w:t xml:space="preserve"> и</w:t>
+      </w:r>
+      <w:r>
+        <w:t xml:space="preserve"> </w:t>
+      </w:r>
+      <w:proofErr w:type="spellStart"/>
+      <w:r>
+        <w:t>patient_id</w:t>
+      </w:r>
+      <w:proofErr w:type="spellEnd"/>
+      <w:r>
+        <w:t xml:space="preserve"> гарантирует отсутствие </w:t>
+      </w:r>
+      <w:proofErr w:type="spellStart"/>
+      <w:r>
+        <w:t>дублирующихся</w:t>
+      </w:r>
+      <w:proofErr w:type="spellEnd"/>
+      <w:r>
+        <w:t xml:space="preserve"> диалогов между одними и теми же пользователями.</w:t>
+      </w:r>
+    </w:p>
+    <w:p>
+      <w:pPr>
+        <w:pStyle w:val="a7"/>
+      </w:pPr>
+      <w:proofErr w:type="spellStart"/>
+      <w:r>
+        <w:t>messages</w:t>
+      </w:r>
+      <w:proofErr w:type="spellEnd"/>
+      <w:r>
+        <w:t xml:space="preserve"> </w:t>
+      </w:r>
+      <w:r>
+        <w:t>–</w:t>
+      </w:r>
+      <w:r>
+        <w:t xml:space="preserve"> история сообщений. Каждое сообщение привязано к чату (</w:t>
+      </w:r>
+      <w:proofErr w:type="spellStart"/>
+      <w:r>
+        <w:t>chat_id</w:t>
+      </w:r>
+      <w:proofErr w:type="spellEnd"/>
+      <w:r>
+        <w:t>) и отправителю (</w:t>
+      </w:r>
+      <w:proofErr w:type="spellStart"/>
+      <w:r>
+        <w:t>sender_id</w:t>
+      </w:r>
+      <w:proofErr w:type="spellEnd"/>
+      <w:r>
+        <w:t xml:space="preserve">). </w:t>
+      </w:r>
+    </w:p>
+    <w:p>
+      <w:pPr>
+        <w:jc w:val="center"/>
+      </w:pPr>
+      <w:r>
+        <w:rPr>
+          <w:noProof/>
+        </w:rPr>
+        <w:lastRenderedPageBreak/>
+        <w:drawing>
+          <wp:inline distT="0" distB="0" distL="0" distR="0">
+            <wp:extent cx="5811735" cy="8303674"/>
+            <wp:effectExtent l="0" t="0" r="0" b="2540"/>
+            <wp:docPr id="6" name="Рисунок 6" descr="D:\Диск D\ВГУ\tp_db.png"/>
+            <wp:cNvGraphicFramePr>
+              <a:graphicFrameLocks xmlns:a="http://schemas.openxmlformats.org/drawingml/2006/main" noChangeAspect="1"/>
+            </wp:cNvGraphicFramePr>
+            <a:graphic xmlns:a="http://schemas.openxmlformats.org/drawingml/2006/main">
+              <a:graphicData uri="http://schemas.openxmlformats.org/drawingml/2006/picture">
+                <pic:pic xmlns:pic="http://schemas.openxmlformats.org/drawingml/2006/picture">
+                  <pic:nvPicPr>
+                    <pic:cNvPr id="0" name="Picture 7" descr="D:\Диск D\ВГУ\tp_db.png"/>
+                    <pic:cNvPicPr>
+                      <a:picLocks noChangeAspect="1" noChangeArrowheads="1"/>
+                    </pic:cNvPicPr>
+                  </pic:nvPicPr>
+                  <pic:blipFill>
+                    <a:blip r:embed="rId14">
+                      <a:extLst>
+                        <a:ext uri="{28A0092B-C50C-407E-A947-70E740481C1C}">
+                          <a14:useLocalDpi xmlns:a14="http://schemas.microsoft.com/office/drawing/2010/main" val="0"/>
+                        </a:ext>
+                      </a:extLst>
+                    </a:blip>
+                    <a:srcRect/>
+                    <a:stretch>
+                      <a:fillRect/>
+                    </a:stretch>
+                  </pic:blipFill>
+                  <pic:spPr bwMode="auto">
+                    <a:xfrm>
+                      <a:off x="0" y="0"/>
+                      <a:ext cx="5819329" cy="8314525"/>
+                    </a:xfrm>
+                    <a:prstGeom prst="rect">
+                      <a:avLst/>
+                    </a:prstGeom>
+                    <a:noFill/>
+                    <a:ln>
+                      <a:noFill/>
+                    </a:ln>
+                  </pic:spPr>
+                </pic:pic>
+              </a:graphicData>
+            </a:graphic>
+          </wp:inline>
+        </w:drawing>
+      </w:r>
+    </w:p>
+    <w:p>
+      <w:pPr>
+        <w:pStyle w:val="a8"/>
+      </w:pPr>
+      <w:r>
+        <w:rPr>
+          <w:lang w:val="en-US"/>
+        </w:rPr>
+        <w:t>ER-</w:t>
+      </w:r>
+      <w:r>
+        <w:t>диаграмма</w:t>
+      </w:r>
+    </w:p>
+    <w:p>
+      <w:pPr>
         <w:pStyle w:val="af4"/>
       </w:pPr>
     </w:p>
+    <w:p>
+      <w:pPr>
+        <w:pStyle w:val="af4"/>
+      </w:pPr>
+      <w:r>
+        <w:lastRenderedPageBreak/>
+        <w:t xml:space="preserve">Сущность </w:t>
+      </w:r>
+      <w:proofErr w:type="spellStart"/>
+      <w:r>
+        <w:t>users</w:t>
+      </w:r>
+      <w:proofErr w:type="spellEnd"/>
+      <w:r>
+        <w:t xml:space="preserve"> хранит учетные данные всех пользователей системы независимо от их роли. Это обеспечивает единый механизм входа и упрощает управление доступом.</w:t>
+      </w:r>
+      <w:r>
+        <w:t xml:space="preserve"> </w:t>
+      </w:r>
+      <w:r>
+        <w:t xml:space="preserve">Поле </w:t>
+      </w:r>
+      <w:proofErr w:type="spellStart"/>
+      <w:r>
+        <w:t>role</w:t>
+      </w:r>
+      <w:proofErr w:type="spellEnd"/>
+      <w:r>
+        <w:t xml:space="preserve"> в таблице </w:t>
+      </w:r>
+      <w:proofErr w:type="spellStart"/>
+      <w:r>
+        <w:t>users</w:t>
+      </w:r>
+      <w:proofErr w:type="spellEnd"/>
+      <w:r>
+        <w:t xml:space="preserve"> определяет тип аккаунта (</w:t>
+      </w:r>
+      <w:proofErr w:type="spellStart"/>
+      <w:r>
+        <w:t>admin</w:t>
+      </w:r>
+      <w:proofErr w:type="spellEnd"/>
+      <w:r>
+        <w:t xml:space="preserve">, </w:t>
+      </w:r>
+      <w:proofErr w:type="spellStart"/>
+      <w:r>
+        <w:t>doctor</w:t>
+      </w:r>
+      <w:proofErr w:type="spellEnd"/>
+      <w:r>
+        <w:t xml:space="preserve">, </w:t>
+      </w:r>
+      <w:proofErr w:type="spellStart"/>
+      <w:r>
+        <w:t>patient</w:t>
+      </w:r>
+      <w:proofErr w:type="spellEnd"/>
+      <w:r>
+        <w:t xml:space="preserve">). </w:t>
+      </w:r>
+    </w:p>
+    <w:p>
+      <w:pPr>
+        <w:pStyle w:val="af4"/>
+      </w:pPr>
+      <w:r>
+        <w:t>Специфические атрибуты ролей нормализованы и вынесены в отдельные профильные таблицы (</w:t>
+      </w:r>
+      <w:proofErr w:type="spellStart"/>
+      <w:r>
+        <w:t>doctor_profiles</w:t>
+      </w:r>
+      <w:proofErr w:type="spellEnd"/>
+      <w:r>
+        <w:t xml:space="preserve">, </w:t>
+      </w:r>
+      <w:proofErr w:type="spellStart"/>
+      <w:r>
+        <w:t>patient_profiles</w:t>
+      </w:r>
+      <w:proofErr w:type="spellEnd"/>
+      <w:r>
+        <w:t>), связанные с основной таблицей отношением «один к одному».</w:t>
+      </w:r>
+      <w:r>
+        <w:t xml:space="preserve"> </w:t>
+      </w:r>
+    </w:p>
+    <w:p>
+      <w:pPr>
+        <w:pStyle w:val="af4"/>
+      </w:pPr>
+      <w:r>
+        <w:t>Во всех сущностях, подверженных пользовательскому удалению (</w:t>
+      </w:r>
+      <w:proofErr w:type="spellStart"/>
+      <w:r>
+        <w:t>users</w:t>
+      </w:r>
+      <w:proofErr w:type="spellEnd"/>
+      <w:r>
+        <w:t xml:space="preserve">, </w:t>
+      </w:r>
+      <w:proofErr w:type="spellStart"/>
+      <w:r>
+        <w:t>chats</w:t>
+      </w:r>
+      <w:proofErr w:type="spellEnd"/>
+      <w:r>
+        <w:t xml:space="preserve">, </w:t>
+      </w:r>
+      <w:proofErr w:type="spellStart"/>
+      <w:r>
+        <w:t>messages</w:t>
+      </w:r>
+      <w:proofErr w:type="spellEnd"/>
+      <w:r>
+        <w:t xml:space="preserve">, </w:t>
+      </w:r>
+      <w:proofErr w:type="spellStart"/>
+      <w:r>
+        <w:t>doctor_patients</w:t>
+      </w:r>
+      <w:proofErr w:type="spellEnd"/>
+      <w:r>
+        <w:t xml:space="preserve">), присутствует поле </w:t>
+      </w:r>
+      <w:proofErr w:type="spellStart"/>
+      <w:r>
+        <w:t>deleted_at</w:t>
+      </w:r>
+      <w:proofErr w:type="spellEnd"/>
+      <w:r>
+        <w:t xml:space="preserve"> типа BIGINT, хранящее временную метку удаления. Физическое удаление записей не применяется для сохранения истории переписки и соответствия требованиям 152-ФЗ «О персональных данных».</w:t>
+      </w:r>
+      <w:r>
+        <w:t xml:space="preserve"> </w:t>
+      </w:r>
+    </w:p>
+    <w:p>
+      <w:pPr>
+        <w:pStyle w:val="af4"/>
+      </w:pPr>
+      <w:r>
+        <w:t xml:space="preserve">Все даты и время хранятся в формате </w:t>
+      </w:r>
+      <w:proofErr w:type="spellStart"/>
+      <w:r>
+        <w:t>Unix</w:t>
+      </w:r>
+      <w:proofErr w:type="spellEnd"/>
+      <w:r>
+        <w:t xml:space="preserve"> </w:t>
+      </w:r>
+      <w:proofErr w:type="spellStart"/>
+      <w:r>
+        <w:t>Timestamp</w:t>
+      </w:r>
+      <w:proofErr w:type="spellEnd"/>
+      <w:r>
+        <w:t xml:space="preserve"> в полях типа BIGINT. Такой выбор обусловлен упрощением работы с временными данными на уровне </w:t>
+      </w:r>
+      <w:proofErr w:type="spellStart"/>
+      <w:r>
+        <w:t>backend</w:t>
+      </w:r>
+      <w:proofErr w:type="spellEnd"/>
+      <w:r>
+        <w:t>-логики и унификацией форматов для различных часовых поясов.</w:t>
+      </w:r>
+      <w:r>
+        <w:t xml:space="preserve"> </w:t>
+      </w:r>
+      <w:r>
+        <w:t xml:space="preserve">В таблице </w:t>
+      </w:r>
+      <w:proofErr w:type="spellStart"/>
+      <w:r>
+        <w:t>messages</w:t>
+      </w:r>
+      <w:proofErr w:type="spellEnd"/>
+      <w:r>
+        <w:t xml:space="preserve"> предусмотрены поля для метаданных вложений (</w:t>
+      </w:r>
+      <w:proofErr w:type="spellStart"/>
+      <w:r>
+        <w:t>attachment_url</w:t>
+      </w:r>
+      <w:proofErr w:type="spellEnd"/>
+      <w:r>
+        <w:t xml:space="preserve">, </w:t>
+      </w:r>
+      <w:proofErr w:type="spellStart"/>
+      <w:r>
+        <w:t>attachment_type</w:t>
+      </w:r>
+      <w:proofErr w:type="spellEnd"/>
+      <w:r>
+        <w:t xml:space="preserve">, </w:t>
+      </w:r>
+      <w:proofErr w:type="spellStart"/>
+      <w:r>
+        <w:t>attachment_mime_type</w:t>
+      </w:r>
+      <w:proofErr w:type="spellEnd"/>
+      <w:r>
+        <w:t>). Сами бинарные файлы хранятся в S3-совместимом объектном хранилище, что снижает нагрузку на СУБД и упрощает масштабирование системы.</w:t>
+      </w:r>
+    </w:p>
+    <w:p>
+      <w:pPr>
+        <w:pStyle w:val="af4"/>
+      </w:pPr>
+    </w:p>
+    <w:p>
+      <w:pPr>
+        <w:pStyle w:val="a2"/>
+      </w:pPr>
+      <w:r>
+        <w:t xml:space="preserve"> </w:t>
+      </w:r>
+      <w:bookmarkStart w:id="19" w:name="_Toc227598882"/>
+      <w:r>
+        <w:t>Пользовательские сценарии</w:t>
+      </w:r>
+      <w:bookmarkEnd w:id="19"/>
+    </w:p>
+    <w:p>
+      <w:pPr>
+        <w:pStyle w:val="af4"/>
+      </w:pPr>
+    </w:p>
+    <w:p>
+      <w:pPr>
+        <w:pStyle w:val="af4"/>
+      </w:pPr>
+      <w:r>
+        <w:t>Для наглядного представления взаимодействия пользователей с системой разработаны ключевые пользовательские сценарии, описывающие последовательность действий для достижения цели.</w:t>
+      </w:r>
+    </w:p>
+    <w:p>
+      <w:pPr>
+        <w:pStyle w:val="af4"/>
+      </w:pPr>
+    </w:p>
+    <w:p>
+      <w:pPr>
+        <w:pStyle w:val="a6"/>
+      </w:pPr>
+      <w:r>
+        <w:t>Сценарий 1: Пациент активирует подписку и начинает общение с врачом</w:t>
+      </w:r>
+    </w:p>
+    <w:tbl>
+      <w:tblPr>
+        <w:tblStyle w:val="aff2"/>
+        <w:tblW w:w="0" w:type="auto"/>
+        <w:tblLook w:val="04A0" w:firstRow="1" w:lastRow="0" w:firstColumn="1" w:lastColumn="0" w:noHBand="0" w:noVBand="1"/>
+      </w:tblPr>
+      <w:tblGrid>
+        <w:gridCol w:w="846"/>
+        <w:gridCol w:w="5384"/>
+        <w:gridCol w:w="3115"/>
+      </w:tblGrid>
+      <w:tr>
+        <w:tc>
+          <w:tcPr>
+            <w:tcW w:w="846" w:type="dxa"/>
+          </w:tcPr>
+          <w:p>
+            <w:pPr>
+              <w:pStyle w:val="af4"/>
+              <w:ind w:firstLine="0"/>
+              <w:jc w:val="center"/>
+              <w:rPr>
+                <w:color w:val="000000" w:themeColor="text1"/>
+              </w:rPr>
+            </w:pPr>
+            <w:r>
+              <w:rPr>
+                <w:color w:val="000000" w:themeColor="text1"/>
+              </w:rPr>
+              <w:t>Шаг</w:t>
+            </w:r>
+          </w:p>
+        </w:tc>
+        <w:tc>
+          <w:tcPr>
+            <w:tcW w:w="5384" w:type="dxa"/>
+          </w:tcPr>
+          <w:p>
+            <w:pPr>
+              <w:pStyle w:val="af4"/>
+              <w:ind w:firstLine="0"/>
+              <w:jc w:val="center"/>
+              <w:rPr>
+                <w:color w:val="000000" w:themeColor="text1"/>
+              </w:rPr>
+            </w:pPr>
+            <w:r>
+              <w:rPr>
+                <w:color w:val="000000" w:themeColor="text1"/>
+              </w:rPr>
+              <w:t>Действие</w:t>
+            </w:r>
+          </w:p>
+        </w:tc>
+        <w:tc>
+          <w:tcPr>
+            <w:tcW w:w="3115" w:type="dxa"/>
+          </w:tcPr>
+          <w:p>
+            <w:pPr>
+              <w:pStyle w:val="af4"/>
+              <w:ind w:firstLine="0"/>
+              <w:jc w:val="center"/>
+              <w:rPr>
+                <w:color w:val="000000" w:themeColor="text1"/>
+              </w:rPr>
+            </w:pPr>
+            <w:r>
+              <w:rPr>
+                <w:color w:val="000000" w:themeColor="text1"/>
+              </w:rPr>
+              <w:t>Отклик системы</w:t>
+            </w:r>
+          </w:p>
+        </w:tc>
+      </w:tr>
+      <w:tr>
+        <w:tc>
+          <w:tcPr>
+            <w:tcW w:w="846" w:type="dxa"/>
+          </w:tcPr>
+          <w:p>
+            <w:pPr>
+              <w:pStyle w:val="af4"/>
+              <w:ind w:firstLine="0"/>
+            </w:pPr>
+            <w:r>
+              <w:lastRenderedPageBreak/>
+              <w:t>1</w:t>
+            </w:r>
+          </w:p>
+        </w:tc>
+        <w:tc>
+          <w:tcPr>
+            <w:tcW w:w="5384" w:type="dxa"/>
+          </w:tcPr>
+          <w:p>
+            <w:pPr>
+              <w:pStyle w:val="af4"/>
+              <w:ind w:firstLine="0"/>
+            </w:pPr>
+            <w:r>
+              <w:t>Пациент получает код активации в клинике после очного приёма</w:t>
+            </w:r>
+          </w:p>
+        </w:tc>
+        <w:tc>
+          <w:tcPr>
+            <w:tcW w:w="3115" w:type="dxa"/>
+          </w:tcPr>
+          <w:p>
+            <w:pPr>
+              <w:pStyle w:val="af4"/>
+              <w:ind w:firstLine="0"/>
+            </w:pPr>
+          </w:p>
+        </w:tc>
+      </w:tr>
+      <w:tr>
+        <w:tc>
+          <w:tcPr>
+            <w:tcW w:w="846" w:type="dxa"/>
+          </w:tcPr>
+          <w:p>
+            <w:pPr>
+              <w:pStyle w:val="af4"/>
+              <w:ind w:firstLine="0"/>
+            </w:pPr>
+            <w:r>
+              <w:t>2</w:t>
+            </w:r>
+          </w:p>
+        </w:tc>
+        <w:tc>
+          <w:tcPr>
+            <w:tcW w:w="5384" w:type="dxa"/>
+          </w:tcPr>
+          <w:p>
+            <w:pPr>
+              <w:pStyle w:val="af4"/>
+              <w:ind w:firstLine="0"/>
+            </w:pPr>
+            <w:r>
+              <w:t>Пациент регистрируется в веб-приложении</w:t>
+            </w:r>
+          </w:p>
+        </w:tc>
+        <w:tc>
+          <w:tcPr>
+            <w:tcW w:w="3115" w:type="dxa"/>
+          </w:tcPr>
+          <w:p>
+            <w:pPr>
+              <w:pStyle w:val="af4"/>
+              <w:ind w:firstLine="0"/>
+            </w:pPr>
+            <w:r>
+              <w:t>Система создаёт учётную запись с ролью «пациент»</w:t>
+            </w:r>
+          </w:p>
+        </w:tc>
+      </w:tr>
+      <w:tr>
+        <w:tc>
+          <w:tcPr>
+            <w:tcW w:w="846" w:type="dxa"/>
+          </w:tcPr>
+          <w:p>
+            <w:pPr>
+              <w:pStyle w:val="af4"/>
+              <w:ind w:firstLine="0"/>
+            </w:pPr>
+            <w:r>
+              <w:t>3</w:t>
+            </w:r>
+          </w:p>
+        </w:tc>
+        <w:tc>
+          <w:tcPr>
+            <w:tcW w:w="5384" w:type="dxa"/>
+          </w:tcPr>
+          <w:p>
+            <w:pPr>
+              <w:pStyle w:val="af4"/>
+              <w:ind w:firstLine="0"/>
+            </w:pPr>
+            <w:r>
+              <w:t>Пациент вводит код активации в разделе «Подписки»</w:t>
+            </w:r>
+          </w:p>
+        </w:tc>
+        <w:tc>
+          <w:tcPr>
+            <w:tcW w:w="3115" w:type="dxa"/>
+          </w:tcPr>
+          <w:p>
+            <w:pPr>
+              <w:pStyle w:val="af4"/>
+              <w:ind w:firstLine="0"/>
+            </w:pPr>
+            <w:r>
+              <w:t>Система проверяет код, активирует подписку и привязывает пациента к врачу</w:t>
+            </w:r>
+          </w:p>
+        </w:tc>
+      </w:tr>
+      <w:tr>
+        <w:tc>
+          <w:tcPr>
+            <w:tcW w:w="846" w:type="dxa"/>
+          </w:tcPr>
+          <w:p>
+            <w:pPr>
+              <w:pStyle w:val="af4"/>
+              <w:ind w:firstLine="0"/>
+            </w:pPr>
+            <w:r>
+              <w:t>4</w:t>
+            </w:r>
+          </w:p>
+        </w:tc>
+        <w:tc>
+          <w:tcPr>
+            <w:tcW w:w="5384" w:type="dxa"/>
+          </w:tcPr>
+          <w:p>
+            <w:pPr>
+              <w:pStyle w:val="af4"/>
+              <w:ind w:firstLine="0"/>
+            </w:pPr>
+            <w:r>
+              <w:t>Пациент открывает чат с врачом</w:t>
+            </w:r>
+          </w:p>
+        </w:tc>
+        <w:tc>
+          <w:tcPr>
+            <w:tcW w:w="3115" w:type="dxa"/>
+          </w:tcPr>
+          <w:p>
+            <w:pPr>
+              <w:pStyle w:val="af4"/>
+              <w:ind w:firstLine="0"/>
+            </w:pPr>
+            <w:r>
+              <w:t>Система отображает интерфейс чата</w:t>
+            </w:r>
+          </w:p>
+        </w:tc>
+      </w:tr>
+      <w:tr>
+        <w:tc>
+          <w:tcPr>
+            <w:tcW w:w="846" w:type="dxa"/>
+          </w:tcPr>
+          <w:p>
+            <w:pPr>
+              <w:pStyle w:val="af4"/>
+              <w:ind w:firstLine="0"/>
+            </w:pPr>
+            <w:r>
+              <w:t>5</w:t>
+            </w:r>
+          </w:p>
+        </w:tc>
+        <w:tc>
+          <w:tcPr>
+            <w:tcW w:w="5384" w:type="dxa"/>
+          </w:tcPr>
+          <w:p>
+            <w:pPr>
+              <w:pStyle w:val="af4"/>
+              <w:ind w:firstLine="0"/>
+            </w:pPr>
+            <w:r>
+              <w:t>Пациент отправляет сообщение</w:t>
+            </w:r>
+          </w:p>
+        </w:tc>
+        <w:tc>
+          <w:tcPr>
+            <w:tcW w:w="3115" w:type="dxa"/>
+          </w:tcPr>
+          <w:p>
+            <w:pPr>
+              <w:pStyle w:val="af4"/>
+              <w:ind w:firstLine="0"/>
+            </w:pPr>
+            <w:r>
+              <w:t>Сообщение доставляется врачу, сохраняется в истории</w:t>
+            </w:r>
+          </w:p>
+        </w:tc>
+      </w:tr>
+    </w:tbl>
+    <w:p>
+      <w:pPr>
+        <w:pStyle w:val="af4"/>
+      </w:pPr>
+    </w:p>
+    <w:p>
+      <w:pPr>
+        <w:pStyle w:val="a6"/>
+      </w:pPr>
+      <w:r>
+        <w:t>Сценарий 2: Врач отвечает пациенту</w:t>
+      </w:r>
+    </w:p>
+    <w:tbl>
+      <w:tblPr>
+        <w:tblStyle w:val="aff2"/>
+        <w:tblW w:w="0" w:type="auto"/>
+        <w:tblLook w:val="04A0" w:firstRow="1" w:lastRow="0" w:firstColumn="1" w:lastColumn="0" w:noHBand="0" w:noVBand="1"/>
+      </w:tblPr>
+      <w:tblGrid>
+        <w:gridCol w:w="846"/>
+        <w:gridCol w:w="5384"/>
+        <w:gridCol w:w="3115"/>
+      </w:tblGrid>
+      <w:tr>
+        <w:tc>
+          <w:tcPr>
+            <w:tcW w:w="846" w:type="dxa"/>
+          </w:tcPr>
+          <w:p>
+            <w:pPr>
+              <w:pStyle w:val="af4"/>
+              <w:ind w:firstLine="0"/>
+            </w:pPr>
+            <w:r>
+              <w:t>Шаг</w:t>
+            </w:r>
+          </w:p>
+        </w:tc>
+        <w:tc>
+          <w:tcPr>
+            <w:tcW w:w="5384" w:type="dxa"/>
+          </w:tcPr>
+          <w:p>
+            <w:pPr>
+              <w:pStyle w:val="af4"/>
+              <w:ind w:firstLine="0"/>
+            </w:pPr>
+            <w:r>
+              <w:t>Действие</w:t>
+            </w:r>
+          </w:p>
+        </w:tc>
+        <w:tc>
+          <w:tcPr>
+            <w:tcW w:w="3115" w:type="dxa"/>
+          </w:tcPr>
+          <w:p>
+            <w:pPr>
+              <w:pStyle w:val="af4"/>
+              <w:ind w:firstLine="0"/>
+            </w:pPr>
+            <w:r>
+              <w:t>Реакция системы</w:t>
+            </w:r>
+          </w:p>
+        </w:tc>
+      </w:tr>
+      <w:tr>
+        <w:tc>
+          <w:tcPr>
+            <w:tcW w:w="846" w:type="dxa"/>
+          </w:tcPr>
+          <w:p>
+            <w:pPr>
+              <w:pStyle w:val="af4"/>
+              <w:ind w:firstLine="0"/>
+            </w:pPr>
+            <w:r>
+              <w:t>1</w:t>
+            </w:r>
+          </w:p>
+        </w:tc>
+        <w:tc>
+          <w:tcPr>
+            <w:tcW w:w="5384" w:type="dxa"/>
+          </w:tcPr>
+          <w:p>
+            <w:pPr>
+              <w:pStyle w:val="af4"/>
+              <w:ind w:firstLine="0"/>
+            </w:pPr>
+            <w:r>
+              <w:t>Врач входит в систему</w:t>
+            </w:r>
+          </w:p>
+        </w:tc>
+        <w:tc>
+          <w:tcPr>
+            <w:tcW w:w="3115" w:type="dxa"/>
+          </w:tcPr>
+          <w:p>
+            <w:pPr>
+              <w:pStyle w:val="af4"/>
+              <w:ind w:firstLine="0"/>
+            </w:pPr>
+            <w:r>
+              <w:t>Система аутентифицирует врача</w:t>
+            </w:r>
+          </w:p>
+        </w:tc>
+      </w:tr>
+      <w:tr>
+        <w:tc>
+          <w:tcPr>
+            <w:tcW w:w="846" w:type="dxa"/>
+          </w:tcPr>
+          <w:p>
+            <w:pPr>
+              <w:pStyle w:val="af4"/>
+              <w:ind w:firstLine="0"/>
+            </w:pPr>
+            <w:r>
+              <w:t>2</w:t>
+            </w:r>
+          </w:p>
+        </w:tc>
+        <w:tc>
+          <w:tcPr>
+            <w:tcW w:w="5384" w:type="dxa"/>
+          </w:tcPr>
+          <w:p>
+            <w:pPr>
+              <w:pStyle w:val="af4"/>
+              <w:ind w:firstLine="0"/>
+            </w:pPr>
+            <w:r>
+              <w:t>Врач видит список своих пациентов с активными подписками</w:t>
+            </w:r>
+          </w:p>
+        </w:tc>
+        <w:tc>
+          <w:tcPr>
+            <w:tcW w:w="3115" w:type="dxa"/>
+          </w:tcPr>
+          <w:p>
+            <w:pPr>
+              <w:pStyle w:val="af4"/>
+              <w:ind w:firstLine="0"/>
+            </w:pPr>
+            <w:r>
+              <w:t>Система отображает список пациентов и индикаторы новых сообщений</w:t>
+            </w:r>
+          </w:p>
+        </w:tc>
+      </w:tr>
+      <w:tr>
+        <w:tc>
+          <w:tcPr>
+            <w:tcW w:w="846" w:type="dxa"/>
+          </w:tcPr>
+          <w:p>
+            <w:pPr>
+              <w:pStyle w:val="af4"/>
+              <w:ind w:firstLine="0"/>
+            </w:pPr>
+            <w:r>
+              <w:t>3</w:t>
+            </w:r>
+          </w:p>
+        </w:tc>
+        <w:tc>
+          <w:tcPr>
+            <w:tcW w:w="5384" w:type="dxa"/>
+          </w:tcPr>
+          <w:p>
+            <w:pPr>
+              <w:pStyle w:val="af4"/>
+              <w:ind w:firstLine="0"/>
+            </w:pPr>
+            <w:r>
+              <w:t>Врач выбирает пациента и открывает чат</w:t>
+            </w:r>
+          </w:p>
+        </w:tc>
+        <w:tc>
+          <w:tcPr>
+            <w:tcW w:w="3115" w:type="dxa"/>
+          </w:tcPr>
+          <w:p>
+            <w:pPr>
+              <w:pStyle w:val="af4"/>
+              <w:ind w:firstLine="0"/>
+            </w:pPr>
+            <w:r>
+              <w:t>Система загружает историю переписки</w:t>
+            </w:r>
+          </w:p>
+        </w:tc>
+      </w:tr>
+      <w:tr>
+        <w:tc>
+          <w:tcPr>
+            <w:tcW w:w="846" w:type="dxa"/>
+          </w:tcPr>
+          <w:p>
+            <w:pPr>
+              <w:pStyle w:val="af4"/>
+              <w:ind w:firstLine="0"/>
+            </w:pPr>
+            <w:r>
+              <w:t>4</w:t>
+            </w:r>
+          </w:p>
+        </w:tc>
+        <w:tc>
+          <w:tcPr>
+            <w:tcW w:w="5384" w:type="dxa"/>
+          </w:tcPr>
+          <w:p>
+            <w:pPr>
+              <w:pStyle w:val="af4"/>
+              <w:ind w:firstLine="0"/>
+            </w:pPr>
+            <w:r>
+              <w:t>Врач пишет ответ и отправляет сообщение</w:t>
+            </w:r>
+          </w:p>
+        </w:tc>
+        <w:tc>
+          <w:tcPr>
+            <w:tcW w:w="3115" w:type="dxa"/>
+          </w:tcPr>
+          <w:p>
+            <w:pPr>
+              <w:pStyle w:val="af4"/>
+              <w:ind w:firstLine="0"/>
+            </w:pPr>
+            <w:r>
+              <w:t>С</w:t>
+            </w:r>
+            <w:r>
+              <w:t xml:space="preserve">ообщение доставляется пациенту, при необходимости отправляется </w:t>
+            </w:r>
+            <w:proofErr w:type="spellStart"/>
+            <w:r>
+              <w:t>push</w:t>
+            </w:r>
+            <w:proofErr w:type="spellEnd"/>
+            <w:r>
+              <w:t>-уведомление</w:t>
+            </w:r>
+          </w:p>
+        </w:tc>
+      </w:tr>
+    </w:tbl>
+    <w:p>
+      <w:pPr>
+        <w:pStyle w:val="a6"/>
+      </w:pPr>
+      <w:r>
+        <w:lastRenderedPageBreak/>
+        <w:t>Сценарий 3: Администратор добавляет нового врача</w:t>
+      </w:r>
+    </w:p>
+    <w:tbl>
+      <w:tblPr>
+        <w:tblStyle w:val="aff2"/>
+        <w:tblW w:w="0" w:type="auto"/>
+        <w:tblLook w:val="04A0" w:firstRow="1" w:lastRow="0" w:firstColumn="1" w:lastColumn="0" w:noHBand="0" w:noVBand="1"/>
+      </w:tblPr>
+      <w:tblGrid>
+        <w:gridCol w:w="846"/>
+        <w:gridCol w:w="5384"/>
+        <w:gridCol w:w="3115"/>
+      </w:tblGrid>
+      <w:tr>
+        <w:tc>
+          <w:tcPr>
+            <w:tcW w:w="846" w:type="dxa"/>
+          </w:tcPr>
+          <w:p>
+            <w:pPr>
+              <w:pStyle w:val="af4"/>
+              <w:ind w:firstLine="0"/>
+            </w:pPr>
+            <w:r>
+              <w:t>Шаг</w:t>
+            </w:r>
+          </w:p>
+        </w:tc>
+        <w:tc>
+          <w:tcPr>
+            <w:tcW w:w="5384" w:type="dxa"/>
+          </w:tcPr>
+          <w:p>
+            <w:pPr>
+              <w:pStyle w:val="af4"/>
+              <w:ind w:firstLine="0"/>
+            </w:pPr>
+            <w:r>
+              <w:t>Действие</w:t>
+            </w:r>
+          </w:p>
+        </w:tc>
+        <w:tc>
+          <w:tcPr>
+            <w:tcW w:w="3115" w:type="dxa"/>
+          </w:tcPr>
+          <w:p>
+            <w:pPr>
+              <w:pStyle w:val="af4"/>
+              <w:ind w:firstLine="0"/>
+            </w:pPr>
+            <w:r>
+              <w:t>Реакция системы</w:t>
+            </w:r>
+          </w:p>
+        </w:tc>
+      </w:tr>
+      <w:tr>
+        <w:tc>
+          <w:tcPr>
+            <w:tcW w:w="846" w:type="dxa"/>
+          </w:tcPr>
+          <w:p>
+            <w:pPr>
+              <w:pStyle w:val="af4"/>
+              <w:ind w:firstLine="0"/>
+            </w:pPr>
+            <w:r>
+              <w:t>1</w:t>
+            </w:r>
+          </w:p>
+        </w:tc>
+        <w:tc>
+          <w:tcPr>
+            <w:tcW w:w="5384" w:type="dxa"/>
+          </w:tcPr>
+          <w:p>
+            <w:pPr>
+              <w:pStyle w:val="af4"/>
+              <w:ind w:firstLine="0"/>
+            </w:pPr>
+            <w:r>
+              <w:t>Администратор входит в систему</w:t>
+            </w:r>
+          </w:p>
+        </w:tc>
+        <w:tc>
+          <w:tcPr>
+            <w:tcW w:w="3115" w:type="dxa"/>
+          </w:tcPr>
+          <w:p>
+            <w:pPr>
+              <w:pStyle w:val="af4"/>
+              <w:ind w:firstLine="0"/>
+            </w:pPr>
+            <w:r>
+              <w:t>Система аутентифицирует администратора</w:t>
+            </w:r>
+          </w:p>
+        </w:tc>
+      </w:tr>
+      <w:tr>
+        <w:tc>
+          <w:tcPr>
+            <w:tcW w:w="846" w:type="dxa"/>
+          </w:tcPr>
+          <w:p>
+            <w:pPr>
+              <w:pStyle w:val="af4"/>
+              <w:ind w:firstLine="0"/>
+            </w:pPr>
+            <w:r>
+              <w:t>2</w:t>
+            </w:r>
+          </w:p>
+        </w:tc>
+        <w:tc>
+          <w:tcPr>
+            <w:tcW w:w="5384" w:type="dxa"/>
+          </w:tcPr>
+          <w:p>
+            <w:pPr>
+              <w:pStyle w:val="af4"/>
+              <w:ind w:firstLine="0"/>
+            </w:pPr>
+            <w:r>
+              <w:t>Администратор переходит в раздел «Врачи»</w:t>
+            </w:r>
+          </w:p>
+        </w:tc>
+        <w:tc>
+          <w:tcPr>
+            <w:tcW w:w="3115" w:type="dxa"/>
+          </w:tcPr>
+          <w:p>
+            <w:pPr>
+              <w:pStyle w:val="af4"/>
+              <w:ind w:firstLine="0"/>
+            </w:pPr>
+            <w:r>
+              <w:t>Система отображает список врачей клиники</w:t>
+            </w:r>
+          </w:p>
+        </w:tc>
+      </w:tr>
+      <w:tr>
+        <w:tc>
+          <w:tcPr>
+            <w:tcW w:w="846" w:type="dxa"/>
+          </w:tcPr>
+          <w:p>
+            <w:pPr>
+              <w:pStyle w:val="af4"/>
+              <w:ind w:firstLine="0"/>
+            </w:pPr>
+            <w:r>
+              <w:t>3</w:t>
+            </w:r>
+          </w:p>
+        </w:tc>
+        <w:tc>
+          <w:tcPr>
+            <w:tcW w:w="5384" w:type="dxa"/>
+          </w:tcPr>
+          <w:p>
+            <w:pPr>
+              <w:pStyle w:val="af4"/>
+              <w:ind w:firstLine="0"/>
+            </w:pPr>
+            <w:r>
+              <w:t>Администратор нажимает «Добавить врача» и заполняет форму (ФИО, специализация, контакты)</w:t>
+            </w:r>
+          </w:p>
+        </w:tc>
+        <w:tc>
+          <w:tcPr>
+            <w:tcW w:w="3115" w:type="dxa"/>
+          </w:tcPr>
+          <w:p>
+            <w:pPr>
+              <w:pStyle w:val="af4"/>
+              <w:ind w:firstLine="0"/>
+            </w:pPr>
+            <w:r>
+              <w:t>Система создаёт учётную запись с ролью «врач» и профиль врача</w:t>
+            </w:r>
+          </w:p>
+        </w:tc>
+      </w:tr>
+      <w:tr>
+        <w:tc>
+          <w:tcPr>
+            <w:tcW w:w="846" w:type="dxa"/>
+          </w:tcPr>
+          <w:p>
+            <w:pPr>
+              <w:pStyle w:val="af4"/>
+              <w:ind w:firstLine="0"/>
+            </w:pPr>
+            <w:r>
+              <w:t>4</w:t>
+            </w:r>
+          </w:p>
+        </w:tc>
+        <w:tc>
+          <w:tcPr>
+            <w:tcW w:w="5384" w:type="dxa"/>
+          </w:tcPr>
+          <w:p>
+            <w:pPr>
+              <w:pStyle w:val="af4"/>
+              <w:ind w:firstLine="0"/>
+            </w:pPr>
+            <w:r>
+              <w:t>Администратор предоставляет врачу логин и пароль</w:t>
+            </w:r>
+          </w:p>
+        </w:tc>
+        <w:tc>
+          <w:tcPr>
+            <w:tcW w:w="3115" w:type="dxa"/>
+          </w:tcPr>
+          <w:p>
+            <w:pPr>
+              <w:pStyle w:val="af4"/>
+              <w:ind w:firstLine="0"/>
+            </w:pPr>
+          </w:p>
+        </w:tc>
+      </w:tr>
+    </w:tbl>
+    <w:p>
+      <w:pPr>
+        <w:pStyle w:val="af4"/>
+      </w:pPr>
+    </w:p>
+    <w:p>
+      <w:pPr>
+        <w:pStyle w:val="a2"/>
+      </w:pPr>
+      <w:r>
+        <w:t xml:space="preserve"> </w:t>
+      </w:r>
+      <w:bookmarkStart w:id="20" w:name="_Toc227598883"/>
+      <w:r>
+        <w:t xml:space="preserve">Проектирование </w:t>
+      </w:r>
+      <w:r>
+        <w:rPr>
+          <w:lang w:val="en-US"/>
+        </w:rPr>
+        <w:t>API</w:t>
+      </w:r>
+      <w:bookmarkEnd w:id="20"/>
+    </w:p>
+    <w:p>
+      <w:pPr>
+        <w:pStyle w:val="af4"/>
+      </w:pPr>
+    </w:p>
+    <w:p>
+      <w:pPr>
+        <w:pStyle w:val="af4"/>
+      </w:pPr>
+      <w:r>
+        <w:t xml:space="preserve">Взаимодействие клиентской и серверной частей платформы осуществляется через REST API. Для документирования API используется спецификация </w:t>
+      </w:r>
+      <w:proofErr w:type="spellStart"/>
+      <w:r>
+        <w:t>OpenAPI</w:t>
+      </w:r>
+      <w:proofErr w:type="spellEnd"/>
+      <w:r>
+        <w:t xml:space="preserve"> 3.0, генерируемая с помощью инструментов </w:t>
+      </w:r>
+      <w:proofErr w:type="spellStart"/>
+      <w:r>
+        <w:t>go-openapi</w:t>
+      </w:r>
+      <w:proofErr w:type="spellEnd"/>
+      <w:r>
+        <w:t xml:space="preserve"> и </w:t>
+      </w:r>
+      <w:proofErr w:type="spellStart"/>
+      <w:r>
+        <w:t>go-swagger</w:t>
+      </w:r>
+      <w:proofErr w:type="spellEnd"/>
+      <w:r>
+        <w:t>.</w:t>
+      </w:r>
+    </w:p>
+    <w:p>
+      <w:pPr>
+        <w:pStyle w:val="af4"/>
+      </w:pPr>
+      <w:r>
+        <w:t xml:space="preserve">Основные группы </w:t>
+      </w:r>
+      <w:proofErr w:type="spellStart"/>
+      <w:r>
+        <w:t>эндпоинтов</w:t>
+      </w:r>
+      <w:proofErr w:type="spellEnd"/>
+      <w:r>
+        <w:t xml:space="preserve"> представлены в таблице 4.</w:t>
+      </w:r>
+    </w:p>
+    <w:p>
+      <w:pPr>
+        <w:pStyle w:val="af4"/>
+      </w:pPr>
+    </w:p>
+    <w:p>
+      <w:pPr>
+        <w:pStyle w:val="a6"/>
+      </w:pPr>
+      <w:r>
+        <w:t xml:space="preserve">Основные </w:t>
+      </w:r>
+      <w:proofErr w:type="spellStart"/>
+      <w:r>
+        <w:t>эндпоинты</w:t>
+      </w:r>
+      <w:proofErr w:type="spellEnd"/>
+      <w:r>
+        <w:t xml:space="preserve"> API платформы</w:t>
+      </w:r>
+    </w:p>
+    <w:tbl>
+      <w:tblPr>
+        <w:tblStyle w:val="aff2"/>
+        <w:tblW w:w="0" w:type="auto"/>
+        <w:tblLook w:val="04A0" w:firstRow="1" w:lastRow="0" w:firstColumn="1" w:lastColumn="0" w:noHBand="0" w:noVBand="1"/>
+      </w:tblPr>
+      <w:tblGrid>
+        <w:gridCol w:w="2128"/>
+        <w:gridCol w:w="1216"/>
+        <w:gridCol w:w="2625"/>
+        <w:gridCol w:w="1700"/>
+        <w:gridCol w:w="1676"/>
+      </w:tblGrid>
+      <w:tr>
+        <w:tc>
+          <w:tcPr>
+            <w:tcW w:w="2336" w:type="dxa"/>
+          </w:tcPr>
+          <w:p>
+            <w:pPr>
+              <w:pStyle w:val="af4"/>
+              <w:ind w:firstLine="0"/>
+            </w:pPr>
+            <w:r>
+              <w:t>Группа</w:t>
+            </w:r>
+          </w:p>
+        </w:tc>
+        <w:tc>
+          <w:tcPr>
+            <w:tcW w:w="1325" w:type="dxa"/>
+          </w:tcPr>
+          <w:p>
+            <w:pPr>
+              <w:pStyle w:val="af4"/>
+              <w:ind w:firstLine="0"/>
+            </w:pPr>
+            <w:r>
+              <w:t>Метод</w:t>
+            </w:r>
+          </w:p>
+        </w:tc>
+        <w:tc>
+          <w:tcPr>
+            <w:tcW w:w="2888" w:type="dxa"/>
+          </w:tcPr>
+          <w:p>
+            <w:pPr>
+              <w:pStyle w:val="af4"/>
+              <w:ind w:firstLine="0"/>
+            </w:pPr>
+            <w:r>
+              <w:t>Путь</w:t>
+            </w:r>
+          </w:p>
+        </w:tc>
+        <w:tc>
+          <w:tcPr>
+            <w:tcW w:w="1641" w:type="dxa"/>
+          </w:tcPr>
+          <w:p>
+            <w:pPr>
+              <w:pStyle w:val="af4"/>
+              <w:ind w:firstLine="0"/>
+            </w:pPr>
+            <w:r>
+              <w:t>Описание</w:t>
+            </w:r>
+          </w:p>
+        </w:tc>
+        <w:tc>
+          <w:tcPr>
+            <w:tcW w:w="1155" w:type="dxa"/>
+          </w:tcPr>
+          <w:p>
+            <w:pPr>
+              <w:pStyle w:val="af4"/>
+              <w:ind w:firstLine="0"/>
+            </w:pPr>
+            <w:r>
+              <w:t>Роль</w:t>
+            </w:r>
+          </w:p>
+        </w:tc>
+      </w:tr>
+      <w:tr>
+        <w:tc>
+          <w:tcPr>
+            <w:tcW w:w="2336" w:type="dxa"/>
+            <w:vMerge w:val="restart"/>
+          </w:tcPr>
+          <w:p>
+            <w:pPr>
+              <w:pStyle w:val="af4"/>
+              <w:ind w:firstLine="0"/>
+            </w:pPr>
+            <w:r>
+              <w:t>Аутентификация</w:t>
+            </w:r>
+          </w:p>
+        </w:tc>
+        <w:tc>
+          <w:tcPr>
+            <w:tcW w:w="1325" w:type="dxa"/>
+          </w:tcPr>
+          <w:p>
+            <w:pPr>
+              <w:pStyle w:val="af4"/>
+              <w:ind w:firstLine="0"/>
+            </w:pPr>
+            <w:r>
+              <w:t>POST</w:t>
+            </w:r>
+          </w:p>
+        </w:tc>
+        <w:tc>
+          <w:tcPr>
+            <w:tcW w:w="2888" w:type="dxa"/>
+          </w:tcPr>
+          <w:p>
+            <w:pPr>
+              <w:pStyle w:val="af4"/>
+              <w:ind w:firstLine="0"/>
+              <w:rPr>
+                <w:lang w:val="en-US"/>
+              </w:rPr>
+            </w:pPr>
+            <w:r>
+              <w:rPr>
+                <w:lang w:val="en-US"/>
+              </w:rPr>
+              <w:t>‘</w:t>
+            </w:r>
+            <w:r>
+              <w:t>/</w:t>
+            </w:r>
+            <w:proofErr w:type="spellStart"/>
+            <w:r>
+              <w:t>api</w:t>
+            </w:r>
+            <w:proofErr w:type="spellEnd"/>
+            <w:r>
+              <w:t>/</w:t>
+            </w:r>
+            <w:proofErr w:type="spellStart"/>
+            <w:r>
+              <w:t>auth</w:t>
+            </w:r>
+            <w:proofErr w:type="spellEnd"/>
+            <w:r>
+              <w:t>/</w:t>
+            </w:r>
+            <w:proofErr w:type="spellStart"/>
+            <w:r>
+              <w:t>login</w:t>
+            </w:r>
+            <w:proofErr w:type="spellEnd"/>
+            <w:r>
+              <w:rPr>
+                <w:lang w:val="en-US"/>
+              </w:rPr>
+              <w:t>’</w:t>
+            </w:r>
+          </w:p>
+        </w:tc>
+        <w:tc>
+          <w:tcPr>
+            <w:tcW w:w="1641" w:type="dxa"/>
+          </w:tcPr>
+          <w:p>
+            <w:pPr>
+              <w:pStyle w:val="af4"/>
+              <w:ind w:firstLine="0"/>
+            </w:pPr>
+            <w:r>
+              <w:t>Вход в систему, получение JWT-</w:t>
+            </w:r>
+            <w:proofErr w:type="spellStart"/>
+            <w:r>
+              <w:t>токенов</w:t>
+            </w:r>
+            <w:proofErr w:type="spellEnd"/>
+          </w:p>
+        </w:tc>
+        <w:tc>
+          <w:tcPr>
+            <w:tcW w:w="1155" w:type="dxa"/>
+          </w:tcPr>
+          <w:p>
+            <w:pPr>
+              <w:pStyle w:val="af4"/>
+              <w:ind w:firstLine="0"/>
+            </w:pPr>
+            <w:r>
+              <w:t>Все</w:t>
+            </w:r>
+          </w:p>
+        </w:tc>
+      </w:tr>
+      <w:tr>
+        <w:tc>
+          <w:tcPr>
+            <w:tcW w:w="2336" w:type="dxa"/>
+            <w:vMerge/>
+          </w:tcPr>
+          <w:p>
+            <w:pPr>
+              <w:pStyle w:val="af4"/>
+              <w:ind w:firstLine="0"/>
+            </w:pPr>
+          </w:p>
+        </w:tc>
+        <w:tc>
+          <w:tcPr>
+            <w:tcW w:w="1325" w:type="dxa"/>
+          </w:tcPr>
+          <w:p>
+            <w:pPr>
+              <w:pStyle w:val="af4"/>
+              <w:ind w:firstLine="0"/>
+            </w:pPr>
+            <w:r>
+              <w:t>POST</w:t>
+            </w:r>
+          </w:p>
+        </w:tc>
+        <w:tc>
+          <w:tcPr>
+            <w:tcW w:w="2888" w:type="dxa"/>
+          </w:tcPr>
+          <w:p>
+            <w:pPr>
+              <w:pStyle w:val="af4"/>
+              <w:ind w:firstLine="0"/>
+              <w:rPr>
+                <w:lang w:val="en-US"/>
+              </w:rPr>
+            </w:pPr>
+            <w:r>
+              <w:rPr>
+                <w:lang w:val="en-US"/>
+              </w:rPr>
+              <w:t>‘</w:t>
+            </w:r>
+            <w:r>
+              <w:t>/</w:t>
+            </w:r>
+            <w:proofErr w:type="spellStart"/>
+            <w:r>
+              <w:t>api</w:t>
+            </w:r>
+            <w:proofErr w:type="spellEnd"/>
+            <w:r>
+              <w:t>/</w:t>
+            </w:r>
+            <w:proofErr w:type="spellStart"/>
+            <w:r>
+              <w:t>auth</w:t>
+            </w:r>
+            <w:proofErr w:type="spellEnd"/>
+            <w:r>
+              <w:t>/</w:t>
+            </w:r>
+            <w:proofErr w:type="spellStart"/>
+            <w:r>
+              <w:t>register</w:t>
+            </w:r>
+            <w:proofErr w:type="spellEnd"/>
+            <w:r>
+              <w:rPr>
+                <w:lang w:val="en-US"/>
+              </w:rPr>
+              <w:t>’</w:t>
+            </w:r>
+          </w:p>
+        </w:tc>
+        <w:tc>
+          <w:tcPr>
+            <w:tcW w:w="1641" w:type="dxa"/>
+          </w:tcPr>
+          <w:p>
+            <w:pPr>
+              <w:pStyle w:val="af4"/>
+              <w:ind w:firstLine="0"/>
+            </w:pPr>
+            <w:r>
+              <w:t xml:space="preserve">Регистрация нового </w:t>
+            </w:r>
+            <w:r>
+              <w:lastRenderedPageBreak/>
+              <w:t>пользователя</w:t>
+            </w:r>
+          </w:p>
+        </w:tc>
+        <w:tc>
+          <w:tcPr>
+            <w:tcW w:w="1155" w:type="dxa"/>
+          </w:tcPr>
+          <w:p>
+            <w:pPr>
+              <w:pStyle w:val="af4"/>
+              <w:ind w:firstLine="0"/>
+            </w:pPr>
+            <w:r>
+              <w:lastRenderedPageBreak/>
+              <w:t xml:space="preserve">Все </w:t>
+            </w:r>
+          </w:p>
+        </w:tc>
+      </w:tr>
+      <w:tr>
+        <w:tc>
+          <w:tcPr>
+            <w:tcW w:w="2336" w:type="dxa"/>
+            <w:vMerge/>
+          </w:tcPr>
+          <w:p>
+            <w:pPr>
+              <w:pStyle w:val="af4"/>
+              <w:ind w:firstLine="0"/>
+            </w:pPr>
+          </w:p>
+        </w:tc>
+        <w:tc>
+          <w:tcPr>
+            <w:tcW w:w="1325" w:type="dxa"/>
+          </w:tcPr>
+          <w:p>
+            <w:pPr>
+              <w:pStyle w:val="af4"/>
+              <w:ind w:firstLine="0"/>
+            </w:pPr>
+            <w:r>
+              <w:t>POST</w:t>
+            </w:r>
+          </w:p>
+        </w:tc>
+        <w:tc>
+          <w:tcPr>
+            <w:tcW w:w="2888" w:type="dxa"/>
+          </w:tcPr>
+          <w:p>
+            <w:pPr>
+              <w:pStyle w:val="af4"/>
+              <w:ind w:firstLine="0"/>
+            </w:pPr>
+            <w:r>
+              <w:rPr>
+                <w:lang w:val="en-US"/>
+              </w:rPr>
+              <w:t>‘</w:t>
+            </w:r>
+            <w:r>
+              <w:t>/</w:t>
+            </w:r>
+            <w:proofErr w:type="spellStart"/>
+            <w:r>
+              <w:t>api</w:t>
+            </w:r>
+            <w:proofErr w:type="spellEnd"/>
+            <w:r>
+              <w:t>/</w:t>
+            </w:r>
+            <w:proofErr w:type="spellStart"/>
+            <w:r>
+              <w:t>auth</w:t>
+            </w:r>
+            <w:proofErr w:type="spellEnd"/>
+            <w:r>
+              <w:t>/</w:t>
+            </w:r>
+            <w:proofErr w:type="spellStart"/>
+            <w:r>
+              <w:t>refresh</w:t>
+            </w:r>
+            <w:proofErr w:type="spellEnd"/>
+            <w:r>
+              <w:rPr>
+                <w:lang w:val="en-US"/>
+              </w:rPr>
+              <w:t>’</w:t>
+            </w:r>
+          </w:p>
+        </w:tc>
+        <w:tc>
+          <w:tcPr>
+            <w:tcW w:w="1641" w:type="dxa"/>
+          </w:tcPr>
+          <w:p>
+            <w:pPr>
+              <w:pStyle w:val="af4"/>
+              <w:ind w:firstLine="0"/>
+            </w:pPr>
+            <w:r>
+              <w:t xml:space="preserve">Обновление </w:t>
+            </w:r>
+            <w:proofErr w:type="spellStart"/>
+            <w:r>
+              <w:t>access-токена</w:t>
+            </w:r>
+            <w:proofErr w:type="spellEnd"/>
+          </w:p>
+        </w:tc>
+        <w:tc>
+          <w:tcPr>
+            <w:tcW w:w="1155" w:type="dxa"/>
+          </w:tcPr>
+          <w:p>
+            <w:pPr>
+              <w:pStyle w:val="af4"/>
+              <w:ind w:firstLine="0"/>
+            </w:pPr>
+            <w:r>
+              <w:t xml:space="preserve">Все </w:t>
+            </w:r>
+          </w:p>
+        </w:tc>
+      </w:tr>
+      <w:tr>
+        <w:tc>
+          <w:tcPr>
+            <w:tcW w:w="2336" w:type="dxa"/>
+            <w:vMerge/>
+          </w:tcPr>
+          <w:p>
+            <w:pPr>
+              <w:pStyle w:val="af4"/>
+              <w:ind w:firstLine="0"/>
+            </w:pPr>
+          </w:p>
+        </w:tc>
+        <w:tc>
+          <w:tcPr>
+            <w:tcW w:w="1325" w:type="dxa"/>
+          </w:tcPr>
+          <w:p>
+            <w:pPr>
+              <w:pStyle w:val="af4"/>
+              <w:ind w:firstLine="0"/>
+            </w:pPr>
+            <w:r>
+              <w:t>POST</w:t>
+            </w:r>
+          </w:p>
+        </w:tc>
+        <w:tc>
+          <w:tcPr>
+            <w:tcW w:w="2888" w:type="dxa"/>
+          </w:tcPr>
+          <w:p>
+            <w:pPr>
+              <w:pStyle w:val="af4"/>
+              <w:ind w:firstLine="0"/>
+              <w:rPr>
+                <w:lang w:val="en-US"/>
+              </w:rPr>
+            </w:pPr>
+            <w:r>
+              <w:rPr>
+                <w:lang w:val="en-US"/>
+              </w:rPr>
+              <w:t>‘</w:t>
+            </w:r>
+            <w:r>
+              <w:rPr>
+                <w:lang w:val="en-US"/>
+              </w:rPr>
+              <w:t>/</w:t>
+            </w:r>
+            <w:proofErr w:type="spellStart"/>
+            <w:r>
+              <w:rPr>
+                <w:lang w:val="en-US"/>
+              </w:rPr>
+              <w:t>api</w:t>
+            </w:r>
+            <w:proofErr w:type="spellEnd"/>
+            <w:r>
+              <w:rPr>
+                <w:lang w:val="en-US"/>
+              </w:rPr>
+              <w:t>/</w:t>
+            </w:r>
+            <w:proofErr w:type="spellStart"/>
+            <w:r>
+              <w:rPr>
+                <w:lang w:val="en-US"/>
+              </w:rPr>
+              <w:t>auth</w:t>
+            </w:r>
+            <w:proofErr w:type="spellEnd"/>
+            <w:r>
+              <w:rPr>
+                <w:lang w:val="en-US"/>
+              </w:rPr>
+              <w:t>/logout</w:t>
+            </w:r>
+            <w:r>
+              <w:rPr>
+                <w:lang w:val="en-US"/>
+              </w:rPr>
+              <w:t>’</w:t>
+            </w:r>
+          </w:p>
+        </w:tc>
+        <w:tc>
+          <w:tcPr>
+            <w:tcW w:w="1641" w:type="dxa"/>
+          </w:tcPr>
+          <w:p>
+            <w:pPr>
+              <w:pStyle w:val="af4"/>
+              <w:ind w:firstLine="0"/>
+            </w:pPr>
+            <w:r>
+              <w:t>Выход из системы</w:t>
+            </w:r>
+          </w:p>
+        </w:tc>
+        <w:tc>
+          <w:tcPr>
+            <w:tcW w:w="1155" w:type="dxa"/>
+          </w:tcPr>
+          <w:p>
+            <w:pPr>
+              <w:pStyle w:val="af4"/>
+              <w:ind w:firstLine="0"/>
+            </w:pPr>
+            <w:r>
+              <w:t xml:space="preserve">Все </w:t>
+            </w:r>
+          </w:p>
+        </w:tc>
+      </w:tr>
+      <w:tr>
+        <w:tc>
+          <w:tcPr>
+            <w:tcW w:w="2336" w:type="dxa"/>
+            <w:vMerge w:val="restart"/>
+          </w:tcPr>
+          <w:p>
+            <w:pPr>
+              <w:pStyle w:val="af4"/>
+              <w:ind w:firstLine="0"/>
+            </w:pPr>
+            <w:r>
+              <w:t>Профили</w:t>
+            </w:r>
+          </w:p>
+        </w:tc>
+        <w:tc>
+          <w:tcPr>
+            <w:tcW w:w="1325" w:type="dxa"/>
+          </w:tcPr>
+          <w:p>
+            <w:pPr>
+              <w:pStyle w:val="af4"/>
+              <w:ind w:firstLine="0"/>
+              <w:rPr>
+                <w:lang w:val="en-US"/>
+              </w:rPr>
+            </w:pPr>
+            <w:r>
+              <w:rPr>
+                <w:lang w:val="en-US"/>
+              </w:rPr>
+              <w:t>GET</w:t>
+            </w:r>
+          </w:p>
+        </w:tc>
+        <w:tc>
+          <w:tcPr>
+            <w:tcW w:w="2888" w:type="dxa"/>
+          </w:tcPr>
+          <w:p>
+            <w:pPr>
+              <w:pStyle w:val="af4"/>
+              <w:ind w:firstLine="0"/>
+              <w:rPr>
+                <w:lang w:val="en-US"/>
+              </w:rPr>
+            </w:pPr>
+            <w:r>
+              <w:rPr>
+                <w:lang w:val="en-US"/>
+              </w:rPr>
+              <w:t>‘/</w:t>
+            </w:r>
+            <w:proofErr w:type="spellStart"/>
+            <w:r>
+              <w:rPr>
+                <w:lang w:val="en-US"/>
+              </w:rPr>
+              <w:t>api</w:t>
+            </w:r>
+            <w:proofErr w:type="spellEnd"/>
+            <w:r>
+              <w:rPr>
+                <w:lang w:val="en-US"/>
+              </w:rPr>
+              <w:t>/users/me’</w:t>
+            </w:r>
+          </w:p>
+        </w:tc>
+        <w:tc>
+          <w:tcPr>
+            <w:tcW w:w="1641" w:type="dxa"/>
+          </w:tcPr>
+          <w:p>
+            <w:pPr>
+              <w:pStyle w:val="af4"/>
+              <w:ind w:firstLine="0"/>
+            </w:pPr>
+            <w:r>
+              <w:t>Получение данных текущего пользователя</w:t>
+            </w:r>
+          </w:p>
+        </w:tc>
+        <w:tc>
+          <w:tcPr>
+            <w:tcW w:w="1155" w:type="dxa"/>
+          </w:tcPr>
+          <w:p>
+            <w:pPr>
+              <w:pStyle w:val="af4"/>
+              <w:ind w:firstLine="0"/>
+            </w:pPr>
+            <w:r>
+              <w:t xml:space="preserve">Все </w:t>
+            </w:r>
+          </w:p>
+        </w:tc>
+      </w:tr>
+      <w:tr>
+        <w:tc>
+          <w:tcPr>
+            <w:tcW w:w="2336" w:type="dxa"/>
+            <w:vMerge/>
+          </w:tcPr>
+          <w:p>
+            <w:pPr>
+              <w:pStyle w:val="af4"/>
+              <w:ind w:firstLine="0"/>
+            </w:pPr>
+          </w:p>
+        </w:tc>
+        <w:tc>
+          <w:tcPr>
+            <w:tcW w:w="1325" w:type="dxa"/>
+          </w:tcPr>
+          <w:p>
+            <w:pPr>
+              <w:pStyle w:val="af4"/>
+              <w:ind w:firstLine="0"/>
+            </w:pPr>
+            <w:r>
+              <w:t>PATCH</w:t>
+            </w:r>
+          </w:p>
+        </w:tc>
+        <w:tc>
+          <w:tcPr>
+            <w:tcW w:w="2888" w:type="dxa"/>
+          </w:tcPr>
+          <w:p>
+            <w:pPr>
+              <w:pStyle w:val="af4"/>
+              <w:ind w:firstLine="0"/>
+              <w:rPr>
+                <w:lang w:val="en-US"/>
+              </w:rPr>
+            </w:pPr>
+            <w:r>
+              <w:rPr>
+                <w:lang w:val="en-US"/>
+              </w:rPr>
+              <w:t>‘</w:t>
+            </w:r>
+            <w:r>
+              <w:rPr>
+                <w:lang w:val="en-US"/>
+              </w:rPr>
+              <w:t>/</w:t>
+            </w:r>
+            <w:proofErr w:type="spellStart"/>
+            <w:r>
+              <w:rPr>
+                <w:lang w:val="en-US"/>
+              </w:rPr>
+              <w:t>api</w:t>
+            </w:r>
+            <w:proofErr w:type="spellEnd"/>
+            <w:r>
+              <w:rPr>
+                <w:lang w:val="en-US"/>
+              </w:rPr>
+              <w:t>/users/me</w:t>
+            </w:r>
+            <w:r>
+              <w:rPr>
+                <w:lang w:val="en-US"/>
+              </w:rPr>
+              <w:t>’</w:t>
+            </w:r>
+          </w:p>
+        </w:tc>
+        <w:tc>
+          <w:tcPr>
+            <w:tcW w:w="1641" w:type="dxa"/>
+          </w:tcPr>
+          <w:p>
+            <w:pPr>
+              <w:pStyle w:val="af4"/>
+              <w:ind w:firstLine="0"/>
+            </w:pPr>
+            <w:r>
+              <w:t>Обновление данных профиля</w:t>
+            </w:r>
+          </w:p>
+        </w:tc>
+        <w:tc>
+          <w:tcPr>
+            <w:tcW w:w="1155" w:type="dxa"/>
+          </w:tcPr>
+          <w:p>
+            <w:pPr>
+              <w:pStyle w:val="af4"/>
+              <w:ind w:firstLine="0"/>
+            </w:pPr>
+            <w:r>
+              <w:t xml:space="preserve">Все </w:t>
+            </w:r>
+          </w:p>
+        </w:tc>
+      </w:tr>
+      <w:tr>
+        <w:tc>
+          <w:tcPr>
+            <w:tcW w:w="2336" w:type="dxa"/>
+            <w:vMerge/>
+          </w:tcPr>
+          <w:p>
+            <w:pPr>
+              <w:pStyle w:val="af4"/>
+              <w:ind w:firstLine="0"/>
+            </w:pPr>
+          </w:p>
+        </w:tc>
+        <w:tc>
+          <w:tcPr>
+            <w:tcW w:w="1325" w:type="dxa"/>
+          </w:tcPr>
+          <w:p>
+            <w:pPr>
+              <w:pStyle w:val="af4"/>
+              <w:ind w:firstLine="0"/>
+              <w:rPr>
+                <w:lang w:val="en-US"/>
+              </w:rPr>
+            </w:pPr>
+            <w:r>
+              <w:rPr>
+                <w:lang w:val="en-US"/>
+              </w:rPr>
+              <w:t>GET</w:t>
+            </w:r>
+          </w:p>
+        </w:tc>
+        <w:tc>
+          <w:tcPr>
+            <w:tcW w:w="2888" w:type="dxa"/>
+          </w:tcPr>
+          <w:p>
+            <w:pPr>
+              <w:pStyle w:val="af4"/>
+              <w:ind w:firstLine="0"/>
+              <w:rPr>
+                <w:lang w:val="en-US"/>
+              </w:rPr>
+            </w:pPr>
+            <w:r>
+              <w:rPr>
+                <w:lang w:val="en-US"/>
+              </w:rPr>
+              <w:t>‘</w:t>
+            </w:r>
+            <w:r>
+              <w:rPr>
+                <w:lang w:val="en-US"/>
+              </w:rPr>
+              <w:t>/</w:t>
+            </w:r>
+            <w:proofErr w:type="spellStart"/>
+            <w:r>
+              <w:rPr>
+                <w:lang w:val="en-US"/>
+              </w:rPr>
+              <w:t>api</w:t>
+            </w:r>
+            <w:proofErr w:type="spellEnd"/>
+            <w:r>
+              <w:t xml:space="preserve"> </w:t>
+            </w:r>
+            <w:r>
+              <w:rPr>
+                <w:lang w:val="en-US"/>
+              </w:rPr>
+              <w:t>/doctors</w:t>
+            </w:r>
+            <w:r>
+              <w:rPr>
+                <w:lang w:val="en-US"/>
+              </w:rPr>
+              <w:t>’</w:t>
+            </w:r>
+          </w:p>
+        </w:tc>
+        <w:tc>
+          <w:tcPr>
+            <w:tcW w:w="1641" w:type="dxa"/>
+          </w:tcPr>
+          <w:p>
+            <w:pPr>
+              <w:pStyle w:val="af4"/>
+              <w:ind w:firstLine="0"/>
+            </w:pPr>
+            <w:r>
+              <w:t>Получение списка врачей</w:t>
+            </w:r>
+          </w:p>
+        </w:tc>
+        <w:tc>
+          <w:tcPr>
+            <w:tcW w:w="1155" w:type="dxa"/>
+          </w:tcPr>
+          <w:p>
+            <w:pPr>
+              <w:pStyle w:val="af4"/>
+              <w:ind w:firstLine="0"/>
+            </w:pPr>
+            <w:r>
+              <w:t>Пациент</w:t>
+            </w:r>
+          </w:p>
+        </w:tc>
+      </w:tr>
+      <w:tr>
+        <w:tc>
+          <w:tcPr>
+            <w:tcW w:w="2336" w:type="dxa"/>
+            <w:vMerge/>
+          </w:tcPr>
+          <w:p>
+            <w:pPr>
+              <w:pStyle w:val="af4"/>
+              <w:ind w:firstLine="0"/>
+            </w:pPr>
+          </w:p>
+        </w:tc>
+        <w:tc>
+          <w:tcPr>
+            <w:tcW w:w="1325" w:type="dxa"/>
+          </w:tcPr>
+          <w:p>
+            <w:pPr>
+              <w:pStyle w:val="af4"/>
+              <w:ind w:firstLine="0"/>
+              <w:rPr>
+                <w:lang w:val="en-US"/>
+              </w:rPr>
+            </w:pPr>
+            <w:r>
+              <w:rPr>
+                <w:lang w:val="en-US"/>
+              </w:rPr>
+              <w:t>GET</w:t>
+            </w:r>
+          </w:p>
+        </w:tc>
+        <w:tc>
+          <w:tcPr>
+            <w:tcW w:w="2888" w:type="dxa"/>
+          </w:tcPr>
+          <w:p>
+            <w:pPr>
+              <w:pStyle w:val="af4"/>
+              <w:ind w:firstLine="0"/>
+              <w:rPr>
+                <w:lang w:val="en-US"/>
+              </w:rPr>
+            </w:pPr>
+            <w:r>
+              <w:rPr>
+                <w:lang w:val="en-US"/>
+              </w:rPr>
+              <w:t>‘</w:t>
+            </w:r>
+            <w:r>
+              <w:rPr>
+                <w:lang w:val="en-US"/>
+              </w:rPr>
+              <w:t>/</w:t>
+            </w:r>
+            <w:proofErr w:type="spellStart"/>
+            <w:r>
+              <w:rPr>
+                <w:lang w:val="en-US"/>
+              </w:rPr>
+              <w:t>api</w:t>
+            </w:r>
+            <w:proofErr w:type="spellEnd"/>
+            <w:r>
+              <w:t xml:space="preserve"> </w:t>
+            </w:r>
+            <w:r>
+              <w:rPr>
+                <w:lang w:val="en-US"/>
+              </w:rPr>
+              <w:t>/doctors/{id}</w:t>
+            </w:r>
+            <w:r>
+              <w:rPr>
+                <w:lang w:val="en-US"/>
+              </w:rPr>
+              <w:t>’</w:t>
+            </w:r>
+          </w:p>
+        </w:tc>
+        <w:tc>
+          <w:tcPr>
+            <w:tcW w:w="1641" w:type="dxa"/>
+          </w:tcPr>
+          <w:p>
+            <w:pPr>
+              <w:pStyle w:val="af4"/>
+              <w:ind w:firstLine="0"/>
+            </w:pPr>
+            <w:r>
+              <w:t>Получение профиля конкретного врача</w:t>
+            </w:r>
+          </w:p>
+        </w:tc>
+        <w:tc>
+          <w:tcPr>
+            <w:tcW w:w="1155" w:type="dxa"/>
+          </w:tcPr>
+          <w:p>
+            <w:pPr>
+              <w:pStyle w:val="af4"/>
+              <w:ind w:firstLine="0"/>
+            </w:pPr>
+            <w:r>
+              <w:t>Пациент</w:t>
+            </w:r>
+          </w:p>
+        </w:tc>
+      </w:tr>
+      <w:tr>
+        <w:tc>
+          <w:tcPr>
+            <w:tcW w:w="2336" w:type="dxa"/>
+            <w:vMerge w:val="restart"/>
+          </w:tcPr>
+          <w:p>
+            <w:pPr>
+              <w:pStyle w:val="af4"/>
+              <w:ind w:firstLine="0"/>
+            </w:pPr>
+            <w:r>
+              <w:t>Подписки</w:t>
+            </w:r>
+          </w:p>
+        </w:tc>
+        <w:tc>
+          <w:tcPr>
+            <w:tcW w:w="1325" w:type="dxa"/>
+          </w:tcPr>
+          <w:p>
+            <w:pPr>
+              <w:pStyle w:val="af4"/>
+              <w:ind w:firstLine="0"/>
+              <w:rPr>
+                <w:lang w:val="en-US"/>
+              </w:rPr>
+            </w:pPr>
+            <w:r>
+              <w:rPr>
+                <w:lang w:val="en-US"/>
+              </w:rPr>
+              <w:t>POST</w:t>
+            </w:r>
+          </w:p>
+        </w:tc>
+        <w:tc>
+          <w:tcPr>
+            <w:tcW w:w="2888" w:type="dxa"/>
+          </w:tcPr>
+          <w:p>
+            <w:pPr>
+              <w:pStyle w:val="af4"/>
+              <w:ind w:firstLine="0"/>
+              <w:rPr>
+                <w:lang w:val="en-US"/>
+              </w:rPr>
+            </w:pPr>
+            <w:r>
+              <w:rPr>
+                <w:lang w:val="en-US"/>
+              </w:rPr>
+              <w:t>‘</w:t>
+            </w:r>
+            <w:r>
+              <w:rPr>
+                <w:lang w:val="en-US"/>
+              </w:rPr>
+              <w:t>/</w:t>
+            </w:r>
+            <w:proofErr w:type="spellStart"/>
+            <w:r>
+              <w:rPr>
+                <w:lang w:val="en-US"/>
+              </w:rPr>
+              <w:t>api</w:t>
+            </w:r>
+            <w:proofErr w:type="spellEnd"/>
+            <w:r>
+              <w:rPr>
+                <w:lang w:val="en-US"/>
+              </w:rPr>
+              <w:t>/subscriptions/activate</w:t>
+            </w:r>
+            <w:r>
+              <w:rPr>
+                <w:lang w:val="en-US"/>
+              </w:rPr>
+              <w:t>’</w:t>
+            </w:r>
+          </w:p>
+        </w:tc>
+        <w:tc>
+          <w:tcPr>
+            <w:tcW w:w="1641" w:type="dxa"/>
+          </w:tcPr>
+          <w:p>
+            <w:pPr>
+              <w:pStyle w:val="af4"/>
+              <w:ind w:firstLine="0"/>
+            </w:pPr>
+            <w:r>
+              <w:t>Активация подписки по коду</w:t>
+            </w:r>
+          </w:p>
+        </w:tc>
+        <w:tc>
+          <w:tcPr>
+            <w:tcW w:w="1155" w:type="dxa"/>
+          </w:tcPr>
+          <w:p>
+            <w:pPr>
+              <w:pStyle w:val="af4"/>
+              <w:ind w:firstLine="0"/>
+            </w:pPr>
+            <w:r>
+              <w:t>Пациент</w:t>
+            </w:r>
+          </w:p>
+        </w:tc>
+      </w:tr>
+      <w:tr>
+        <w:tc>
+          <w:tcPr>
+            <w:tcW w:w="2336" w:type="dxa"/>
+            <w:vMerge/>
+          </w:tcPr>
+          <w:p>
+            <w:pPr>
+              <w:pStyle w:val="af4"/>
+              <w:ind w:firstLine="0"/>
+            </w:pPr>
+          </w:p>
+        </w:tc>
+        <w:tc>
+          <w:tcPr>
+            <w:tcW w:w="1325" w:type="dxa"/>
+          </w:tcPr>
+          <w:p>
+            <w:pPr>
+              <w:pStyle w:val="af4"/>
+              <w:ind w:firstLine="0"/>
+              <w:rPr>
+                <w:lang w:val="en-US"/>
+              </w:rPr>
+            </w:pPr>
+            <w:r>
+              <w:rPr>
+                <w:lang w:val="en-US"/>
+              </w:rPr>
+              <w:t>GET</w:t>
+            </w:r>
+          </w:p>
+        </w:tc>
+        <w:tc>
+          <w:tcPr>
+            <w:tcW w:w="2888" w:type="dxa"/>
+          </w:tcPr>
+          <w:p>
+            <w:pPr>
+              <w:pStyle w:val="af4"/>
+              <w:ind w:firstLine="0"/>
+              <w:rPr>
+                <w:lang w:val="en-US"/>
+              </w:rPr>
+            </w:pPr>
+            <w:r>
+              <w:rPr>
+                <w:lang w:val="en-US"/>
+              </w:rPr>
+              <w:t>‘</w:t>
+            </w:r>
+            <w:r>
+              <w:rPr>
+                <w:lang w:val="en-US"/>
+              </w:rPr>
+              <w:t>/</w:t>
+            </w:r>
+            <w:proofErr w:type="spellStart"/>
+            <w:r>
+              <w:rPr>
+                <w:lang w:val="en-US"/>
+              </w:rPr>
+              <w:t>api</w:t>
+            </w:r>
+            <w:proofErr w:type="spellEnd"/>
+            <w:r>
+              <w:rPr>
+                <w:lang w:val="en-US"/>
+              </w:rPr>
+              <w:t>/doctors/{id}/patients</w:t>
+            </w:r>
+            <w:r>
+              <w:rPr>
+                <w:lang w:val="en-US"/>
+              </w:rPr>
+              <w:t>’</w:t>
+            </w:r>
+          </w:p>
+        </w:tc>
+        <w:tc>
+          <w:tcPr>
+            <w:tcW w:w="1641" w:type="dxa"/>
+          </w:tcPr>
+          <w:p>
+            <w:pPr>
+              <w:pStyle w:val="af4"/>
+              <w:ind w:firstLine="0"/>
+            </w:pPr>
+            <w:r>
+              <w:t>Получение списка пациентов врача</w:t>
+            </w:r>
+          </w:p>
+        </w:tc>
+        <w:tc>
+          <w:tcPr>
+            <w:tcW w:w="1155" w:type="dxa"/>
+          </w:tcPr>
+          <w:p>
+            <w:pPr>
+              <w:pStyle w:val="af4"/>
+              <w:ind w:firstLine="0"/>
+            </w:pPr>
+            <w:r>
+              <w:t>Врач</w:t>
+            </w:r>
+          </w:p>
+        </w:tc>
+      </w:tr>
+      <w:tr>
+        <w:tc>
+          <w:tcPr>
+            <w:tcW w:w="2336" w:type="dxa"/>
+            <w:vMerge w:val="restart"/>
+          </w:tcPr>
+          <w:p>
+            <w:pPr>
+              <w:pStyle w:val="af4"/>
+              <w:ind w:firstLine="0"/>
+            </w:pPr>
+            <w:r>
+              <w:lastRenderedPageBreak/>
+              <w:t>Чаты</w:t>
+            </w:r>
+          </w:p>
+        </w:tc>
+        <w:tc>
+          <w:tcPr>
+            <w:tcW w:w="1325" w:type="dxa"/>
+          </w:tcPr>
+          <w:p>
+            <w:pPr>
+              <w:pStyle w:val="af4"/>
+              <w:ind w:firstLine="0"/>
+              <w:rPr>
+                <w:lang w:val="en-US"/>
+              </w:rPr>
+            </w:pPr>
+            <w:r>
+              <w:rPr>
+                <w:lang w:val="en-US"/>
+              </w:rPr>
+              <w:t>GET</w:t>
+            </w:r>
+          </w:p>
+        </w:tc>
+        <w:tc>
+          <w:tcPr>
+            <w:tcW w:w="2888" w:type="dxa"/>
+          </w:tcPr>
+          <w:p>
+            <w:pPr>
+              <w:pStyle w:val="af4"/>
+              <w:ind w:firstLine="0"/>
+              <w:rPr>
+                <w:lang w:val="en-US"/>
+              </w:rPr>
+            </w:pPr>
+            <w:r>
+              <w:rPr>
+                <w:lang w:val="en-US"/>
+              </w:rPr>
+              <w:t>‘</w:t>
+            </w:r>
+            <w:r>
+              <w:rPr>
+                <w:lang w:val="en-US"/>
+              </w:rPr>
+              <w:t>/</w:t>
+            </w:r>
+            <w:proofErr w:type="spellStart"/>
+            <w:r>
+              <w:rPr>
+                <w:lang w:val="en-US"/>
+              </w:rPr>
+              <w:t>api</w:t>
+            </w:r>
+            <w:proofErr w:type="spellEnd"/>
+            <w:r>
+              <w:rPr>
+                <w:lang w:val="en-US"/>
+              </w:rPr>
+              <w:t>/chats</w:t>
+            </w:r>
+            <w:r>
+              <w:rPr>
+                <w:lang w:val="en-US"/>
+              </w:rPr>
+              <w:t>’</w:t>
+            </w:r>
+          </w:p>
+        </w:tc>
+        <w:tc>
+          <w:tcPr>
+            <w:tcW w:w="1641" w:type="dxa"/>
+          </w:tcPr>
+          <w:p>
+            <w:pPr>
+              <w:pStyle w:val="af4"/>
+              <w:ind w:firstLine="0"/>
+            </w:pPr>
+            <w:r>
+              <w:t>Получение списка чатов пользователя</w:t>
+            </w:r>
+          </w:p>
+        </w:tc>
+        <w:tc>
+          <w:tcPr>
+            <w:tcW w:w="1155" w:type="dxa"/>
+          </w:tcPr>
+          <w:p>
+            <w:pPr>
+              <w:pStyle w:val="af4"/>
+              <w:ind w:firstLine="0"/>
+            </w:pPr>
+            <w:r>
+              <w:t>Пациент, Врач</w:t>
+            </w:r>
+          </w:p>
+        </w:tc>
+      </w:tr>
+      <w:tr>
+        <w:tc>
+          <w:tcPr>
+            <w:tcW w:w="2336" w:type="dxa"/>
+            <w:vMerge/>
+          </w:tcPr>
+          <w:p>
+            <w:pPr>
+              <w:pStyle w:val="af4"/>
+              <w:ind w:firstLine="0"/>
+            </w:pPr>
+          </w:p>
+        </w:tc>
+        <w:tc>
+          <w:tcPr>
+            <w:tcW w:w="1325" w:type="dxa"/>
+          </w:tcPr>
+          <w:p>
+            <w:pPr>
+              <w:pStyle w:val="af4"/>
+              <w:ind w:firstLine="0"/>
+              <w:rPr>
+                <w:lang w:val="en-US"/>
+              </w:rPr>
+            </w:pPr>
+            <w:r>
+              <w:rPr>
+                <w:lang w:val="en-US"/>
+              </w:rPr>
+              <w:t>GET</w:t>
+            </w:r>
+          </w:p>
+        </w:tc>
+        <w:tc>
+          <w:tcPr>
+            <w:tcW w:w="2888" w:type="dxa"/>
+          </w:tcPr>
+          <w:p>
+            <w:pPr>
+              <w:pStyle w:val="af4"/>
+              <w:ind w:firstLine="0"/>
+              <w:rPr>
+                <w:lang w:val="en-US"/>
+              </w:rPr>
+            </w:pPr>
+            <w:r>
+              <w:rPr>
+                <w:lang w:val="en-US"/>
+              </w:rPr>
+              <w:t>‘/</w:t>
+            </w:r>
+            <w:proofErr w:type="spellStart"/>
+            <w:r>
+              <w:rPr>
+                <w:lang w:val="en-US"/>
+              </w:rPr>
+              <w:t>api</w:t>
+            </w:r>
+            <w:proofErr w:type="spellEnd"/>
+            <w:r>
+              <w:rPr>
+                <w:lang w:val="en-US"/>
+              </w:rPr>
+              <w:t>/chats/{id}/messages</w:t>
+            </w:r>
+            <w:r>
+              <w:rPr>
+                <w:lang w:val="en-US"/>
+              </w:rPr>
+              <w:t>’</w:t>
+            </w:r>
+          </w:p>
+        </w:tc>
+        <w:tc>
+          <w:tcPr>
+            <w:tcW w:w="1641" w:type="dxa"/>
+          </w:tcPr>
+          <w:p>
+            <w:pPr>
+              <w:pStyle w:val="af4"/>
+              <w:ind w:firstLine="0"/>
+            </w:pPr>
+            <w:r>
+              <w:t>Получение истории сообщений чата</w:t>
+            </w:r>
+          </w:p>
+        </w:tc>
+        <w:tc>
+          <w:tcPr>
+            <w:tcW w:w="1155" w:type="dxa"/>
+          </w:tcPr>
+          <w:p>
+            <w:pPr>
+              <w:pStyle w:val="af4"/>
+              <w:ind w:firstLine="0"/>
+            </w:pPr>
+            <w:r>
+              <w:t>Пациент, Врач</w:t>
+            </w:r>
+          </w:p>
+        </w:tc>
+      </w:tr>
+      <w:tr>
+        <w:tc>
+          <w:tcPr>
+            <w:tcW w:w="2336" w:type="dxa"/>
+            <w:vMerge/>
+          </w:tcPr>
+          <w:p>
+            <w:pPr>
+              <w:pStyle w:val="af4"/>
+              <w:ind w:firstLine="0"/>
+            </w:pPr>
+          </w:p>
+        </w:tc>
+        <w:tc>
+          <w:tcPr>
+            <w:tcW w:w="1325" w:type="dxa"/>
+          </w:tcPr>
+          <w:p>
+            <w:pPr>
+              <w:pStyle w:val="af4"/>
+              <w:ind w:firstLine="0"/>
+              <w:rPr>
+                <w:lang w:val="en-US"/>
+              </w:rPr>
+            </w:pPr>
+            <w:r>
+              <w:rPr>
+                <w:lang w:val="en-US"/>
+              </w:rPr>
+              <w:t>POST</w:t>
+            </w:r>
+          </w:p>
+        </w:tc>
+        <w:tc>
+          <w:tcPr>
+            <w:tcW w:w="2888" w:type="dxa"/>
+          </w:tcPr>
+          <w:p>
+            <w:pPr>
+              <w:pStyle w:val="af4"/>
+              <w:ind w:firstLine="0"/>
+              <w:rPr>
+                <w:lang w:val="en-US"/>
+              </w:rPr>
+            </w:pPr>
+            <w:r>
+              <w:rPr>
+                <w:lang w:val="en-US"/>
+              </w:rPr>
+              <w:t>‘</w:t>
+            </w:r>
+            <w:r>
+              <w:rPr>
+                <w:lang w:val="en-US"/>
+              </w:rPr>
+              <w:t>/</w:t>
+            </w:r>
+            <w:proofErr w:type="spellStart"/>
+            <w:r>
+              <w:rPr>
+                <w:lang w:val="en-US"/>
+              </w:rPr>
+              <w:t>api</w:t>
+            </w:r>
+            <w:proofErr w:type="spellEnd"/>
+            <w:r>
+              <w:rPr>
+                <w:lang w:val="en-US"/>
+              </w:rPr>
+              <w:t>/chats/{id}/messages</w:t>
+            </w:r>
+            <w:r>
+              <w:rPr>
+                <w:lang w:val="en-US"/>
+              </w:rPr>
+              <w:t>’</w:t>
+            </w:r>
+          </w:p>
+        </w:tc>
+        <w:tc>
+          <w:tcPr>
+            <w:tcW w:w="1641" w:type="dxa"/>
+          </w:tcPr>
+          <w:p>
+            <w:pPr>
+              <w:pStyle w:val="af4"/>
+              <w:ind w:firstLine="0"/>
+            </w:pPr>
+            <w:r>
+              <w:t>Отправка сообщения</w:t>
+            </w:r>
+          </w:p>
+        </w:tc>
+        <w:tc>
+          <w:tcPr>
+            <w:tcW w:w="1155" w:type="dxa"/>
+          </w:tcPr>
+          <w:p>
+            <w:pPr>
+              <w:pStyle w:val="af4"/>
+              <w:ind w:firstLine="0"/>
+            </w:pPr>
+            <w:r>
+              <w:t>Пациент, Врач</w:t>
+            </w:r>
+          </w:p>
+        </w:tc>
+      </w:tr>
+      <w:tr>
+        <w:tc>
+          <w:tcPr>
+            <w:tcW w:w="2336" w:type="dxa"/>
+            <w:vMerge/>
+          </w:tcPr>
+          <w:p>
+            <w:pPr>
+              <w:pStyle w:val="af4"/>
+              <w:ind w:firstLine="0"/>
+            </w:pPr>
+          </w:p>
+        </w:tc>
+        <w:tc>
+          <w:tcPr>
+            <w:tcW w:w="1325" w:type="dxa"/>
+          </w:tcPr>
+          <w:p>
+            <w:pPr>
+              <w:pStyle w:val="af4"/>
+              <w:ind w:firstLine="0"/>
+              <w:rPr>
+                <w:lang w:val="en-US"/>
+              </w:rPr>
+            </w:pPr>
+            <w:proofErr w:type="spellStart"/>
+            <w:r>
+              <w:rPr>
+                <w:lang w:val="en-US"/>
+              </w:rPr>
+              <w:t>WebSocket</w:t>
+            </w:r>
+            <w:proofErr w:type="spellEnd"/>
+          </w:p>
+        </w:tc>
+        <w:tc>
+          <w:tcPr>
+            <w:tcW w:w="2888" w:type="dxa"/>
+          </w:tcPr>
+          <w:p>
+            <w:pPr>
+              <w:pStyle w:val="af4"/>
+              <w:ind w:firstLine="0"/>
+              <w:rPr>
+                <w:lang w:val="en-US"/>
+              </w:rPr>
+            </w:pPr>
+            <w:r>
+              <w:rPr>
+                <w:lang w:val="en-US"/>
+              </w:rPr>
+              <w:t>‘</w:t>
+            </w:r>
+            <w:r>
+              <w:rPr>
+                <w:lang w:val="en-US"/>
+              </w:rPr>
+              <w:t>/</w:t>
+            </w:r>
+            <w:proofErr w:type="spellStart"/>
+            <w:r>
+              <w:rPr>
+                <w:lang w:val="en-US"/>
+              </w:rPr>
+              <w:t>ws</w:t>
+            </w:r>
+            <w:proofErr w:type="spellEnd"/>
+            <w:r>
+              <w:rPr>
+                <w:lang w:val="en-US"/>
+              </w:rPr>
+              <w:t>/chat/{id}</w:t>
+            </w:r>
+            <w:r>
+              <w:rPr>
+                <w:lang w:val="en-US"/>
+              </w:rPr>
+              <w:t>’</w:t>
+            </w:r>
+          </w:p>
+        </w:tc>
+        <w:tc>
+          <w:tcPr>
+            <w:tcW w:w="1641" w:type="dxa"/>
+          </w:tcPr>
+          <w:p>
+            <w:pPr>
+              <w:pStyle w:val="af4"/>
+              <w:ind w:firstLine="0"/>
+            </w:pPr>
+            <w:r>
+              <w:t>Подключение к чату в реальном времени</w:t>
+            </w:r>
+          </w:p>
+        </w:tc>
+        <w:tc>
+          <w:tcPr>
+            <w:tcW w:w="1155" w:type="dxa"/>
+          </w:tcPr>
+          <w:p>
+            <w:pPr>
+              <w:pStyle w:val="af4"/>
+              <w:ind w:firstLine="0"/>
+            </w:pPr>
+            <w:r>
+              <w:t>Пациент, Врач</w:t>
+            </w:r>
+          </w:p>
+        </w:tc>
+      </w:tr>
+      <w:tr>
+        <w:tc>
+          <w:tcPr>
+            <w:tcW w:w="2336" w:type="dxa"/>
+            <w:vMerge w:val="restart"/>
+          </w:tcPr>
+          <w:p>
+            <w:pPr>
+              <w:pStyle w:val="af4"/>
+              <w:ind w:firstLine="0"/>
+            </w:pPr>
+            <w:r>
+              <w:t>Файлы</w:t>
+            </w:r>
+          </w:p>
+        </w:tc>
+        <w:tc>
+          <w:tcPr>
+            <w:tcW w:w="1325" w:type="dxa"/>
+          </w:tcPr>
+          <w:p>
+            <w:pPr>
+              <w:pStyle w:val="af4"/>
+              <w:ind w:firstLine="0"/>
+              <w:rPr>
+                <w:lang w:val="en-US"/>
+              </w:rPr>
+            </w:pPr>
+            <w:r>
+              <w:rPr>
+                <w:lang w:val="en-US"/>
+              </w:rPr>
+              <w:t>POST</w:t>
+            </w:r>
+          </w:p>
+        </w:tc>
+        <w:tc>
+          <w:tcPr>
+            <w:tcW w:w="2888" w:type="dxa"/>
+          </w:tcPr>
+          <w:p>
+            <w:pPr>
+              <w:pStyle w:val="af4"/>
+              <w:ind w:firstLine="0"/>
+              <w:rPr>
+                <w:lang w:val="en-US"/>
+              </w:rPr>
+            </w:pPr>
+            <w:r>
+              <w:rPr>
+                <w:lang w:val="en-US"/>
+              </w:rPr>
+              <w:t>‘</w:t>
+            </w:r>
+            <w:r>
+              <w:rPr>
+                <w:lang w:val="en-US"/>
+              </w:rPr>
+              <w:t>/</w:t>
+            </w:r>
+            <w:proofErr w:type="spellStart"/>
+            <w:r>
+              <w:rPr>
+                <w:lang w:val="en-US"/>
+              </w:rPr>
+              <w:t>api</w:t>
+            </w:r>
+            <w:proofErr w:type="spellEnd"/>
+            <w:r>
+              <w:rPr>
+                <w:lang w:val="en-US"/>
+              </w:rPr>
+              <w:t>/files/upload</w:t>
+            </w:r>
+            <w:r>
+              <w:rPr>
+                <w:lang w:val="en-US"/>
+              </w:rPr>
+              <w:t>’</w:t>
+            </w:r>
+          </w:p>
+        </w:tc>
+        <w:tc>
+          <w:tcPr>
+            <w:tcW w:w="1641" w:type="dxa"/>
+          </w:tcPr>
+          <w:p>
+            <w:pPr>
+              <w:pStyle w:val="af4"/>
+              <w:ind w:firstLine="0"/>
+            </w:pPr>
+            <w:r>
+              <w:t>Загрузка файла в S3-хранилище</w:t>
+            </w:r>
+          </w:p>
+        </w:tc>
+        <w:tc>
+          <w:tcPr>
+            <w:tcW w:w="1155" w:type="dxa"/>
+          </w:tcPr>
+          <w:p>
+            <w:pPr>
+              <w:pStyle w:val="af4"/>
+              <w:ind w:firstLine="0"/>
+            </w:pPr>
+            <w:r>
+              <w:t>Пациент, Врач</w:t>
+            </w:r>
+          </w:p>
+        </w:tc>
+      </w:tr>
+      <w:tr>
+        <w:tc>
+          <w:tcPr>
+            <w:tcW w:w="2336" w:type="dxa"/>
+            <w:vMerge/>
+          </w:tcPr>
+          <w:p>
+            <w:pPr>
+              <w:pStyle w:val="af4"/>
+              <w:ind w:firstLine="0"/>
+            </w:pPr>
+          </w:p>
+        </w:tc>
+        <w:tc>
+          <w:tcPr>
+            <w:tcW w:w="1325" w:type="dxa"/>
+          </w:tcPr>
+          <w:p>
+            <w:pPr>
+              <w:pStyle w:val="af4"/>
+              <w:ind w:firstLine="0"/>
+              <w:rPr>
+                <w:lang w:val="en-US"/>
+              </w:rPr>
+            </w:pPr>
+            <w:r>
+              <w:rPr>
+                <w:lang w:val="en-US"/>
+              </w:rPr>
+              <w:t>GET</w:t>
+            </w:r>
+          </w:p>
+        </w:tc>
+        <w:tc>
+          <w:tcPr>
+            <w:tcW w:w="2888" w:type="dxa"/>
+          </w:tcPr>
+          <w:p>
+            <w:pPr>
+              <w:pStyle w:val="af4"/>
+              <w:ind w:firstLine="0"/>
+              <w:rPr>
+                <w:lang w:val="en-US"/>
+              </w:rPr>
+            </w:pPr>
+            <w:r>
+              <w:rPr>
+                <w:lang w:val="en-US"/>
+              </w:rPr>
+              <w:t>‘</w:t>
+            </w:r>
+            <w:r>
+              <w:rPr>
+                <w:lang w:val="en-US"/>
+              </w:rPr>
+              <w:t>/</w:t>
+            </w:r>
+            <w:proofErr w:type="spellStart"/>
+            <w:r>
+              <w:rPr>
+                <w:lang w:val="en-US"/>
+              </w:rPr>
+              <w:t>api</w:t>
+            </w:r>
+            <w:proofErr w:type="spellEnd"/>
+            <w:r>
+              <w:rPr>
+                <w:lang w:val="en-US"/>
+              </w:rPr>
+              <w:t>/files/{id}</w:t>
+            </w:r>
+            <w:r>
+              <w:rPr>
+                <w:lang w:val="en-US"/>
+              </w:rPr>
+              <w:t>’</w:t>
+            </w:r>
+          </w:p>
+        </w:tc>
+        <w:tc>
+          <w:tcPr>
+            <w:tcW w:w="1641" w:type="dxa"/>
+          </w:tcPr>
+          <w:p>
+            <w:pPr>
+              <w:pStyle w:val="af4"/>
+              <w:ind w:firstLine="0"/>
+            </w:pPr>
+            <w:r>
+              <w:t>Получение файла</w:t>
+            </w:r>
+          </w:p>
+        </w:tc>
+        <w:tc>
+          <w:tcPr>
+            <w:tcW w:w="1155" w:type="dxa"/>
+          </w:tcPr>
+          <w:p>
+            <w:pPr>
+              <w:pStyle w:val="af4"/>
+              <w:ind w:firstLine="0"/>
+            </w:pPr>
+            <w:r>
+              <w:t>Пациент, Врач</w:t>
+            </w:r>
+          </w:p>
+        </w:tc>
+      </w:tr>
+      <w:tr>
+        <w:tc>
+          <w:tcPr>
+            <w:tcW w:w="2336" w:type="dxa"/>
+            <w:vMerge w:val="restart"/>
+          </w:tcPr>
+          <w:p>
+            <w:pPr>
+              <w:pStyle w:val="af4"/>
+              <w:ind w:firstLine="0"/>
+            </w:pPr>
+            <w:r>
+              <w:t>Администрирование</w:t>
+            </w:r>
+          </w:p>
+        </w:tc>
+        <w:tc>
+          <w:tcPr>
+            <w:tcW w:w="1325" w:type="dxa"/>
+          </w:tcPr>
+          <w:p>
+            <w:pPr>
+              <w:pStyle w:val="af4"/>
+              <w:ind w:firstLine="0"/>
+              <w:rPr>
+                <w:lang w:val="en-US"/>
+              </w:rPr>
+            </w:pPr>
+            <w:r>
+              <w:rPr>
+                <w:lang w:val="en-US"/>
+              </w:rPr>
+              <w:t>POST</w:t>
+            </w:r>
+          </w:p>
+        </w:tc>
+        <w:tc>
+          <w:tcPr>
+            <w:tcW w:w="2888" w:type="dxa"/>
+          </w:tcPr>
+          <w:p>
+            <w:pPr>
+              <w:pStyle w:val="af4"/>
+              <w:ind w:firstLine="0"/>
+              <w:rPr>
+                <w:lang w:val="en-US"/>
+              </w:rPr>
+            </w:pPr>
+            <w:r>
+              <w:rPr>
+                <w:lang w:val="en-US"/>
+              </w:rPr>
+              <w:t>‘</w:t>
+            </w:r>
+            <w:r>
+              <w:rPr>
+                <w:lang w:val="en-US"/>
+              </w:rPr>
+              <w:t>/</w:t>
+            </w:r>
+            <w:proofErr w:type="spellStart"/>
+            <w:r>
+              <w:rPr>
+                <w:lang w:val="en-US"/>
+              </w:rPr>
+              <w:t>api</w:t>
+            </w:r>
+            <w:proofErr w:type="spellEnd"/>
+            <w:r>
+              <w:rPr>
+                <w:lang w:val="en-US"/>
+              </w:rPr>
+              <w:t>/admin/doctors</w:t>
+            </w:r>
+            <w:r>
+              <w:rPr>
+                <w:lang w:val="en-US"/>
+              </w:rPr>
+              <w:t>’</w:t>
+            </w:r>
+          </w:p>
+        </w:tc>
+        <w:tc>
+          <w:tcPr>
+            <w:tcW w:w="1641" w:type="dxa"/>
+          </w:tcPr>
+          <w:p>
+            <w:pPr>
+              <w:pStyle w:val="af4"/>
+              <w:ind w:firstLine="0"/>
+            </w:pPr>
+            <w:r>
+              <w:t>Добавление нового врача</w:t>
+            </w:r>
+          </w:p>
+        </w:tc>
+        <w:tc>
+          <w:tcPr>
+            <w:tcW w:w="1155" w:type="dxa"/>
+          </w:tcPr>
+          <w:p>
+            <w:pPr>
+              <w:pStyle w:val="af4"/>
+              <w:ind w:firstLine="0"/>
+            </w:pPr>
+            <w:r>
+              <w:t>Администратор</w:t>
+            </w:r>
+          </w:p>
+        </w:tc>
+      </w:tr>
+      <w:tr>
+        <w:tc>
+          <w:tcPr>
+            <w:tcW w:w="2336" w:type="dxa"/>
+            <w:vMerge/>
+          </w:tcPr>
+          <w:p>
+            <w:pPr>
+              <w:pStyle w:val="af4"/>
+              <w:ind w:firstLine="0"/>
+            </w:pPr>
+          </w:p>
+        </w:tc>
+        <w:tc>
+          <w:tcPr>
+            <w:tcW w:w="1325" w:type="dxa"/>
+          </w:tcPr>
+          <w:p>
+            <w:pPr>
+              <w:pStyle w:val="af4"/>
+              <w:ind w:firstLine="0"/>
+              <w:rPr>
+                <w:lang w:val="en-US"/>
+              </w:rPr>
+            </w:pPr>
+            <w:r>
+              <w:rPr>
+                <w:lang w:val="en-US"/>
+              </w:rPr>
+              <w:t>PATCH</w:t>
+            </w:r>
+          </w:p>
+        </w:tc>
+        <w:tc>
+          <w:tcPr>
+            <w:tcW w:w="2888" w:type="dxa"/>
+          </w:tcPr>
+          <w:p>
+            <w:pPr>
+              <w:pStyle w:val="af4"/>
+              <w:ind w:firstLine="0"/>
+              <w:rPr>
+                <w:lang w:val="en-US"/>
+              </w:rPr>
+            </w:pPr>
+            <w:r>
+              <w:rPr>
+                <w:lang w:val="en-US"/>
+              </w:rPr>
+              <w:t>‘</w:t>
+            </w:r>
+            <w:r>
+              <w:rPr>
+                <w:lang w:val="en-US"/>
+              </w:rPr>
+              <w:t>/</w:t>
+            </w:r>
+            <w:proofErr w:type="spellStart"/>
+            <w:r>
+              <w:rPr>
+                <w:lang w:val="en-US"/>
+              </w:rPr>
+              <w:t>api</w:t>
+            </w:r>
+            <w:proofErr w:type="spellEnd"/>
+            <w:r>
+              <w:rPr>
+                <w:lang w:val="en-US"/>
+              </w:rPr>
+              <w:t>/admin/doctors/{id}</w:t>
+            </w:r>
+            <w:r>
+              <w:rPr>
+                <w:lang w:val="en-US"/>
+              </w:rPr>
+              <w:t>’</w:t>
+            </w:r>
+          </w:p>
+        </w:tc>
+        <w:tc>
+          <w:tcPr>
+            <w:tcW w:w="1641" w:type="dxa"/>
+          </w:tcPr>
+          <w:p>
+            <w:pPr>
+              <w:pStyle w:val="af4"/>
+              <w:ind w:firstLine="0"/>
+              <w:rPr>
+                <w:lang w:val="en-US"/>
+              </w:rPr>
+            </w:pPr>
+            <w:r>
+              <w:rPr>
+                <w:lang w:val="en-US"/>
+              </w:rPr>
+              <w:t>Редактирование данных врача</w:t>
+            </w:r>
+          </w:p>
+        </w:tc>
+        <w:tc>
+          <w:tcPr>
+            <w:tcW w:w="1155" w:type="dxa"/>
+          </w:tcPr>
+          <w:p>
+            <w:pPr>
+              <w:pStyle w:val="af4"/>
+              <w:ind w:firstLine="0"/>
+              <w:rPr>
+                <w:lang w:val="en-US"/>
+              </w:rPr>
+            </w:pPr>
+            <w:r>
+              <w:t>Администратор</w:t>
+            </w:r>
+          </w:p>
+        </w:tc>
+      </w:tr>
+      <w:tr>
+        <w:tc>
+          <w:tcPr>
+            <w:tcW w:w="2336" w:type="dxa"/>
+            <w:vMerge/>
+          </w:tcPr>
+          <w:p>
+            <w:pPr>
+              <w:pStyle w:val="af4"/>
+              <w:ind w:firstLine="0"/>
+              <w:rPr>
+                <w:lang w:val="en-US"/>
+              </w:rPr>
+            </w:pPr>
+          </w:p>
+        </w:tc>
+        <w:tc>
+          <w:tcPr>
+            <w:tcW w:w="1325" w:type="dxa"/>
+          </w:tcPr>
+          <w:p>
+            <w:pPr>
+              <w:pStyle w:val="af4"/>
+              <w:ind w:firstLine="0"/>
+              <w:rPr>
+                <w:lang w:val="en-US"/>
+              </w:rPr>
+            </w:pPr>
+            <w:r>
+              <w:rPr>
+                <w:lang w:val="en-US"/>
+              </w:rPr>
+              <w:t>DELETE</w:t>
+            </w:r>
+          </w:p>
+        </w:tc>
+        <w:tc>
+          <w:tcPr>
+            <w:tcW w:w="2888" w:type="dxa"/>
+          </w:tcPr>
+          <w:p>
+            <w:pPr>
+              <w:pStyle w:val="af4"/>
+              <w:ind w:firstLine="0"/>
+              <w:rPr>
+                <w:lang w:val="en-US"/>
+              </w:rPr>
+            </w:pPr>
+            <w:r>
+              <w:rPr>
+                <w:lang w:val="en-US"/>
+              </w:rPr>
+              <w:t>‘</w:t>
+            </w:r>
+            <w:r>
+              <w:rPr>
+                <w:lang w:val="en-US"/>
+              </w:rPr>
+              <w:t>/</w:t>
+            </w:r>
+            <w:proofErr w:type="spellStart"/>
+            <w:r>
+              <w:rPr>
+                <w:lang w:val="en-US"/>
+              </w:rPr>
+              <w:t>api</w:t>
+            </w:r>
+            <w:proofErr w:type="spellEnd"/>
+            <w:r>
+              <w:rPr>
+                <w:lang w:val="en-US"/>
+              </w:rPr>
+              <w:t>/admin/doctors/{id}</w:t>
+            </w:r>
+            <w:r>
+              <w:rPr>
+                <w:lang w:val="en-US"/>
+              </w:rPr>
+              <w:t>’</w:t>
+            </w:r>
+          </w:p>
+        </w:tc>
+        <w:tc>
+          <w:tcPr>
+            <w:tcW w:w="1641" w:type="dxa"/>
+          </w:tcPr>
+          <w:p>
+            <w:pPr>
+              <w:pStyle w:val="af4"/>
+              <w:ind w:firstLine="0"/>
+              <w:rPr>
+                <w:lang w:val="en-US"/>
+              </w:rPr>
+            </w:pPr>
+            <w:r>
+              <w:rPr>
+                <w:lang w:val="en-US"/>
+              </w:rPr>
+              <w:t>Удаление врача</w:t>
+            </w:r>
+          </w:p>
+        </w:tc>
+        <w:tc>
+          <w:tcPr>
+            <w:tcW w:w="1155" w:type="dxa"/>
+          </w:tcPr>
+          <w:p>
+            <w:pPr>
+              <w:pStyle w:val="af4"/>
+              <w:ind w:firstLine="0"/>
+              <w:rPr>
+                <w:lang w:val="en-US"/>
+              </w:rPr>
+            </w:pPr>
+            <w:r>
+              <w:t>Администратор</w:t>
+            </w:r>
+          </w:p>
+        </w:tc>
+      </w:tr>
+    </w:tbl>
+    <w:p>
+      <w:pPr>
+        <w:pStyle w:val="af4"/>
+        <w:rPr>
+          <w:lang w:val="en-US"/>
+        </w:rPr>
+      </w:pPr>
+    </w:p>
+    <w:p>
+      <w:pPr>
+        <w:pStyle w:val="af4"/>
+      </w:pPr>
+      <w:proofErr w:type="spellStart"/>
+      <w:r>
+        <w:rPr>
+          <w:lang w:val="en-US"/>
+        </w:rPr>
+        <w:lastRenderedPageBreak/>
+        <w:t>Все</w:t>
+      </w:r>
+      <w:proofErr w:type="spellEnd"/>
+      <w:r>
+        <w:rPr>
+          <w:lang w:val="en-US"/>
+        </w:rPr>
+        <w:t xml:space="preserve"> </w:t>
+      </w:r>
+      <w:proofErr w:type="spellStart"/>
+      <w:r>
+        <w:rPr>
+          <w:lang w:val="en-US"/>
+        </w:rPr>
+        <w:t>защищённые</w:t>
+      </w:r>
+      <w:proofErr w:type="spellEnd"/>
+      <w:r>
+        <w:rPr>
+          <w:lang w:val="en-US"/>
+        </w:rPr>
+        <w:t xml:space="preserve"> </w:t>
+      </w:r>
+      <w:proofErr w:type="spellStart"/>
+      <w:r>
+        <w:rPr>
+          <w:lang w:val="en-US"/>
+        </w:rPr>
+        <w:t>эндпоинты</w:t>
+      </w:r>
+      <w:proofErr w:type="spellEnd"/>
+      <w:r>
+        <w:rPr>
+          <w:lang w:val="en-US"/>
+        </w:rPr>
+        <w:t xml:space="preserve"> </w:t>
+      </w:r>
+      <w:proofErr w:type="spellStart"/>
+      <w:r>
+        <w:rPr>
+          <w:lang w:val="en-US"/>
+        </w:rPr>
+        <w:t>требуют</w:t>
+      </w:r>
+      <w:proofErr w:type="spellEnd"/>
+      <w:r>
+        <w:rPr>
+          <w:lang w:val="en-US"/>
+        </w:rPr>
+        <w:t xml:space="preserve"> </w:t>
+      </w:r>
+      <w:proofErr w:type="spellStart"/>
+      <w:r>
+        <w:rPr>
+          <w:lang w:val="en-US"/>
+        </w:rPr>
+        <w:t>передачи</w:t>
+      </w:r>
+      <w:proofErr w:type="spellEnd"/>
+      <w:r>
+        <w:rPr>
+          <w:lang w:val="en-US"/>
+        </w:rPr>
+        <w:t xml:space="preserve"> JWT-</w:t>
+      </w:r>
+      <w:proofErr w:type="spellStart"/>
+      <w:r>
+        <w:rPr>
+          <w:lang w:val="en-US"/>
+        </w:rPr>
+        <w:t>токена</w:t>
+      </w:r>
+      <w:proofErr w:type="spellEnd"/>
+      <w:r>
+        <w:rPr>
+          <w:lang w:val="en-US"/>
+        </w:rPr>
+        <w:t xml:space="preserve"> в </w:t>
+      </w:r>
+      <w:proofErr w:type="spellStart"/>
+      <w:r>
+        <w:rPr>
+          <w:lang w:val="en-US"/>
+        </w:rPr>
+        <w:t>заголовке</w:t>
+      </w:r>
+      <w:proofErr w:type="spellEnd"/>
+      <w:r>
+        <w:rPr>
+          <w:lang w:val="en-US"/>
+        </w:rPr>
+        <w:t xml:space="preserve"> `Authorization: Bearer &lt;token&gt;`. </w:t>
+      </w:r>
+      <w:proofErr w:type="spellStart"/>
+      <w:r>
+        <w:t>Валидация</w:t>
+      </w:r>
+      <w:proofErr w:type="spellEnd"/>
+      <w:r>
+        <w:t xml:space="preserve"> </w:t>
+      </w:r>
+      <w:proofErr w:type="spellStart"/>
+      <w:r>
+        <w:t>токена</w:t>
+      </w:r>
+      <w:proofErr w:type="spellEnd"/>
+      <w:r>
+        <w:t xml:space="preserve"> происходит на стороне сервера через </w:t>
+      </w:r>
+      <w:r>
+        <w:rPr>
+          <w:lang w:val="en-US"/>
+        </w:rPr>
+        <w:t>middleware</w:t>
+      </w:r>
+      <w:r>
+        <w:t xml:space="preserve">-цепочку </w:t>
+      </w:r>
+      <w:r>
+        <w:rPr>
+          <w:lang w:val="en-US"/>
+        </w:rPr>
+        <w:t>gorilla</w:t>
+      </w:r>
+      <w:r>
+        <w:t>/</w:t>
+      </w:r>
+      <w:r>
+        <w:rPr>
+          <w:lang w:val="en-US"/>
+        </w:rPr>
+        <w:t>mux</w:t>
+      </w:r>
+      <w:r>
+        <w:t>.</w:t>
+      </w:r>
+    </w:p>
     <w:sectPr>
-      <w:footerReference w:type="default" r:id="rId13"/>
+      <w:footerReference w:type="default" r:id="rId15"/>
       <w:pgSz w:w="11906" w:h="16838"/>
       <w:pgMar w:top="1134" w:right="850" w:bottom="1134" w:left="1701" w:header="708" w:footer="708" w:gutter="0"/>
       <w:cols w:space="708"/>
@@ -3793,7 +8842,7 @@
           <w:rPr>
             <w:noProof/>
           </w:rPr>
-          <w:t>3</w:t>
+          <w:t>21</w:t>
         </w:r>
         <w:r>
           <w:fldChar w:fldCharType="end"/>
@@ -4822,8 +9871,8 @@
   <w:abstractNum w:abstractNumId="9" w15:restartNumberingAfterBreak="0">
     <w:nsid w:val="5B7F548D"/>
     <w:multiLevelType w:val="hybridMultilevel"/>
-    <w:tmpl w:val="7A70AD60"/>
-    <w:lvl w:ilvl="0" w:tplc="276EFCF2">
+    <w:tmpl w:val="F2D47A02"/>
+    <w:lvl w:ilvl="0" w:tplc="006C6E0E">
       <w:start w:val="1"/>
       <w:numFmt w:val="decimal"/>
       <w:pStyle w:val="a6"/>
@@ -5027,8 +10076,8 @@
   <w:abstractNum w:abstractNumId="11" w15:restartNumberingAfterBreak="0">
     <w:nsid w:val="60822FBD"/>
     <w:multiLevelType w:val="hybridMultilevel"/>
-    <w:tmpl w:val="9552E7AC"/>
-    <w:lvl w:ilvl="0" w:tplc="3DE4E270">
+    <w:tmpl w:val="B418A09A"/>
+    <w:lvl w:ilvl="0" w:tplc="D05E1F5E">
       <w:start w:val="1"/>
       <w:numFmt w:val="decimal"/>
       <w:pStyle w:val="a8"/>
@@ -5774,7 +10823,6 @@
   <w:style w:type="character" w:default="1" w:styleId="ab">
     <w:name w:val="Default Paragraph Font"/>
     <w:uiPriority w:val="1"/>
-    <w:semiHidden/>
     <w:unhideWhenUsed/>
   </w:style>
   <w:style w:type="table" w:default="1" w:styleId="ac">
@@ -6121,7 +11169,7 @@
     <w:link w:val="af5"/>
     <w:autoRedefine/>
     <w:qFormat/>
-    <w:rsid w:val="00720AD7"/>
+    <w:rsid w:val="00325468"/>
     <w:pPr>
       <w:spacing w:after="0" w:line="360" w:lineRule="auto"/>
       <w:ind w:firstLine="709"/>
@@ -6139,7 +11187,7 @@
     <w:basedOn w:val="ab"/>
     <w:link w:val="af4"/>
     <w:locked/>
-    <w:rsid w:val="00720AD7"/>
+    <w:rsid w:val="00325468"/>
     <w:rPr>
       <w:rFonts w:ascii="Times New Roman" w:eastAsia="Times New Roman" w:hAnsi="Times New Roman" w:cs="Times New Roman"/>
       <w:sz w:val="28"/>
@@ -6422,6 +11470,25 @@
     <w:uiPriority w:val="99"/>
     <w:rsid w:val="0085445E"/>
   </w:style>
+  <w:style w:type="table" w:styleId="aff2">
+    <w:name w:val="Table Grid"/>
+    <w:basedOn w:val="ac"/>
+    <w:uiPriority w:val="39"/>
+    <w:rsid w:val="00A60E04"/>
+    <w:pPr>
+      <w:spacing w:after="0" w:line="240" w:lineRule="auto"/>
+    </w:pPr>
+    <w:tblPr>
+      <w:tblBorders>
+        <w:top w:val="single" w:sz="4" w:space="0" w:color="auto"/>
+        <w:left w:val="single" w:sz="4" w:space="0" w:color="auto"/>
+        <w:bottom w:val="single" w:sz="4" w:space="0" w:color="auto"/>
+        <w:right w:val="single" w:sz="4" w:space="0" w:color="auto"/>
+        <w:insideH w:val="single" w:sz="4" w:space="0" w:color="auto"/>
+        <w:insideV w:val="single" w:sz="4" w:space="0" w:color="auto"/>
+      </w:tblBorders>
+    </w:tblPr>
+  </w:style>
 </w:styles>
 </file>
 
@@ -6691,7 +11758,7 @@
 </file>
 
 <file path=customXml/itemProps1.xml><?xml version="1.0" encoding="utf-8"?>
-<ds:datastoreItem xmlns:ds="http://schemas.openxmlformats.org/officeDocument/2006/customXml" ds:itemID="{B8806DF3-6A64-4761-AAD5-67955426D13F}">
+<ds:datastoreItem xmlns:ds="http://schemas.openxmlformats.org/officeDocument/2006/customXml" ds:itemID="{67E6C0B0-029D-45C2-B40E-229C89545A5E}">
   <ds:schemaRefs>
     <ds:schemaRef ds:uri="http://schemas.openxmlformats.org/officeDocument/2006/bibliography"/>
   </ds:schemaRefs>
